--- a/notes/03-multiple-linear-regression.docx
+++ b/notes/03-multiple-linear-regression.docx
@@ -4,39 +4,20 @@
   <w:body>
     <w:p>
       <w:pPr>
-        <w:pStyle w:val="Title"/>
+        <w:pStyle w:val="Heading1"/>
       </w:pPr>
       <w:r>
-        <w:t>Bài 3: Hồi quy tuyến tính đa biến</w:t>
+        <w:t>Bài 3 — Hồi quy tuyến tính đa biến</w:t>
       </w:r>
     </w:p>
     <w:p>
       <w:r>
-        <w:t>Ghi chú của sinh viên, tổng hợp từ slide bài giảng NCKH.</w:t>
-      </w:r>
-    </w:p>
-    <w:p>
-      <w:pPr>
-        <w:pStyle w:val="Heading1"/>
-      </w:pPr>
-      <w:r>
-        <w:t>MULTIPLE LINEAR REGRESSION</w:t>
-      </w:r>
-    </w:p>
-    <w:p>
-      <w:pPr>
-        <w:pStyle w:val="Heading1"/>
-      </w:pPr>
-      <w:r>
-        <w:t>HỒI QUI TUYẾN TÍNH ĐA BIẾN</w:t>
-      </w:r>
-    </w:p>
-    <w:p>
-      <w:pPr>
-        <w:pStyle w:val="Heading1"/>
-      </w:pPr>
-      <w:r>
-        <w:t>TỪ HỒI QUY ĐƠN BIẾN ĐẾN ĐA BIẾN</w:t>
+        <w:rPr>
+          <w:i/>
+          <w:color w:val="666666"/>
+          <w:sz w:val="18"/>
+        </w:rPr>
+        <w:t>Ghi chú sinh viên từ slide "03 - Hồi Quy Tuyến Tính Đa Biến 2026-09-20"  •  Multiple Linear Regression</w:t>
       </w:r>
     </w:p>
     <w:p>
@@ -44,252 +25,50 @@
         <w:pStyle w:val="Heading2"/>
       </w:pPr>
       <w:r>
-        <w:t>Ôn lại hồi quy tuyến tính đơn biến</w:t>
+        <w:t>1. Từ đơn biến đến đa biến — vì sao cần mở rộng?</w:t>
+      </w:r>
+    </w:p>
+    <w:p>
+      <w:pPr/>
+      <w:r>
+        <w:rPr>
+          <w:b w:val="0"/>
+          <w:i w:val="0"/>
+        </w:rPr>
+        <w:t>Ở bài trước, mô hình chỉ có một biến độc lập: y_hat = w0 + w1·x. Ví dụ minh họa là dự đoán chiều cao của một người chỉ dựa vào chiều cao trung bình của cha mẹ. Nhưng thực tế chiều cao còn phụ thuộc vào nhiều yếu tố khác như giới tính, dinh dưỡng, tuổi, môi trường sống và mức độ hoạt động thể chất.</w:t>
+      </w:r>
+    </w:p>
+    <w:p>
+      <w:pPr/>
+      <w:r>
+        <w:rPr>
+          <w:b w:val="0"/>
+          <w:i w:val="0"/>
+        </w:rPr>
+        <w:t>Câu hỏi tự nhiên được đặt ra là: nếu có nhiều biến đầu vào cùng lúc thì mô hình sẽ thay đổi như thế nào? Slide dùng ví dụ dự đoán giá một căn nhà với bốn biến: diện tích (x1), số phòng ngủ (x2), khoảng cách đến trung tâm (x3) và tuổi căn nhà (x4). Khi đó thay vì một đường thẳng, ta cần một siêu phẳng trong không gian nhiều chiều:</w:t>
+      </w:r>
+    </w:p>
+    <w:p>
+      <w:r>
+        <w:rPr>
+          <w:b/>
+        </w:rPr>
+        <w:t>y_hat = w0 + w1·x1 + w2·x2 + w3·x3 + w4·x4</w:t>
+      </w:r>
+    </w:p>
+    <w:p>
+      <w:pPr/>
+      <w:r>
+        <w:rPr>
+          <w:b w:val="0"/>
+          <w:i w:val="0"/>
+        </w:rPr>
+        <w:t>Hồi quy đa biến không phải là việc chạy nhiều lần hồi quy đơn biến rồi cộng lại, mà là một mô hình duy nhất trong đó nhiều biến cùng tham gia giải thích biến phụ thuộc.</w:t>
       </w:r>
     </w:p>
     <w:p>
       <w:pPr>
-        <w:pStyle w:val="ListBullet"/>
-      </w:pPr>
-      <w:r>
-        <w:t>Ta đã biết</w:t>
-      </w:r>
-    </w:p>
-    <w:p>
-      <w:r>
-        <w:t>ො𝑦= 𝑤0 + 𝑤1𝑥</w:t>
-      </w:r>
-    </w:p>
-    <w:p>
-      <w:pPr>
-        <w:pStyle w:val="ListBullet"/>
-      </w:pPr>
-      <w:r>
-        <w:t>Trong đó:</w:t>
-      </w:r>
-    </w:p>
-    <w:p>
-      <w:r>
-        <w:t>1. Hệsố𝑤0 là tung độgốc của đường thẳng.</w:t>
-      </w:r>
-    </w:p>
-    <w:p>
-      <w:r>
-        <w:t>2. Hệsố𝑤1 là hệsốgóc của đường thẳng.</w:t>
-      </w:r>
-    </w:p>
-    <w:p>
-      <w:r>
-        <w:t>3. Biến ො𝑦là giá trịdựbáo khi biết giá trị𝑥.</w:t>
-      </w:r>
-    </w:p>
-    <w:p>
-      <w:pPr>
-        <w:pStyle w:val="ListBullet"/>
-      </w:pPr>
-      <w:r>
-        <w:t>Tham số𝑤0, 𝑤1 được ước lượng bằng phương pháp bình phương nhỏnhất (OLS).</w:t>
-      </w:r>
-    </w:p>
-    <w:p>
-      <w:pPr>
-        <w:pStyle w:val="ListBullet"/>
-      </w:pPr>
-      <w:r>
-        <w:t>Ví dụ: Dựđoán chiều cao của một người dựa vào chiều cao trung bình của cha mẹ.</w:t>
-      </w:r>
-    </w:p>
-    <w:p>
-      <w:pPr>
-        <w:pStyle w:val="ListBullet"/>
-      </w:pPr>
-      <w:r>
-        <w:t>Mô hình:</w:t>
-      </w:r>
-    </w:p>
-    <w:p>
-      <w:r>
-        <w:t>ො𝑦= 𝑤0 + 𝑤1𝑥</w:t>
-      </w:r>
-    </w:p>
-    <w:p>
-      <w:pPr>
-        <w:pStyle w:val="ListBullet"/>
-      </w:pPr>
-      <w:r>
-        <w:t>Nhưng trong thực tế, chiều cao của một người không chỉ phụthuộc vào một yếu tố. Có thểcòn:</w:t>
-      </w:r>
-    </w:p>
-    <w:p>
-      <w:pPr>
-        <w:pStyle w:val="ListBullet2"/>
-      </w:pPr>
-      <w:r>
-        <w:t>Chiều cao cha mẹ,</w:t>
-      </w:r>
-    </w:p>
-    <w:p>
-      <w:pPr>
-        <w:pStyle w:val="ListBullet2"/>
-      </w:pPr>
-      <w:r>
-        <w:t>Giới tính,</w:t>
-      </w:r>
-    </w:p>
-    <w:p>
-      <w:pPr>
-        <w:pStyle w:val="ListBullet2"/>
-      </w:pPr>
-      <w:r>
-        <w:t>Dinh dưỡng,</w:t>
-      </w:r>
-    </w:p>
-    <w:p>
-      <w:pPr>
-        <w:pStyle w:val="ListBullet2"/>
-      </w:pPr>
-      <w:r>
-        <w:t>Tuổi,</w:t>
-      </w:r>
-    </w:p>
-    <w:p>
-      <w:pPr>
-        <w:pStyle w:val="ListBullet2"/>
-      </w:pPr>
-      <w:r>
-        <w:t>Môi trường sống,</w:t>
-      </w:r>
-    </w:p>
-    <w:p>
-      <w:pPr>
-        <w:pStyle w:val="ListBullet2"/>
-      </w:pPr>
-      <w:r>
-        <w:t>Hoạt động thể chất...</w:t>
-      </w:r>
-    </w:p>
-    <w:p>
-      <w:pPr>
-        <w:pStyle w:val="ListBullet"/>
-      </w:pPr>
-      <w:r>
-        <w:t>Vậy câu hỏi mới là: Nếu có nhiều biến đầu vào thì sao?</w:t>
-      </w:r>
-    </w:p>
-    <w:p>
-      <w:pPr>
-        <w:pStyle w:val="Heading2"/>
-      </w:pPr>
-      <w:r>
-        <w:t>Ý TƯỞNG CỦA HỒI QUY TUYẾN TÍNH ĐA</w:t>
-      </w:r>
-    </w:p>
-    <w:p>
-      <w:r>
-        <w:t>BIẾN</w:t>
-      </w:r>
-    </w:p>
-    <w:p>
-      <w:pPr>
-        <w:pStyle w:val="Heading2"/>
-      </w:pPr>
-      <w:r>
-        <w:t>Ý tưởng của hồi quy tuyến tính đa biến</w:t>
-      </w:r>
-    </w:p>
-    <w:p>
-      <w:pPr>
-        <w:pStyle w:val="ListBullet"/>
-      </w:pPr>
-      <w:r>
-        <w:t>Giả sử muốn dự đoán giá một căn nhà.</w:t>
-      </w:r>
-    </w:p>
-    <w:p>
-      <w:pPr>
-        <w:pStyle w:val="ListBullet"/>
-      </w:pPr>
-      <w:r>
-        <w:t>Ta có:</w:t>
-      </w:r>
-    </w:p>
-    <w:p>
-      <w:pPr>
-        <w:pStyle w:val="ListBullet2"/>
-      </w:pPr>
-      <w:r>
-        <w:t>𝑥1: diện tích.</w:t>
-      </w:r>
-    </w:p>
-    <w:p>
-      <w:pPr>
-        <w:pStyle w:val="ListBullet2"/>
-      </w:pPr>
-      <w:r>
-        <w:t>𝑥2: số phòng ngủ.</w:t>
-      </w:r>
-    </w:p>
-    <w:p>
-      <w:pPr>
-        <w:pStyle w:val="ListBullet2"/>
-      </w:pPr>
-      <w:r>
-        <w:t>𝑥3: khoảng cách đến trung tâm</w:t>
-      </w:r>
-    </w:p>
-    <w:p>
-      <w:pPr>
-        <w:pStyle w:val="ListBullet2"/>
-      </w:pPr>
-      <w:r>
-        <w:t>𝑥4: tuổi căn nhà.</w:t>
-      </w:r>
-    </w:p>
-    <w:p>
-      <w:pPr>
-        <w:pStyle w:val="ListBullet"/>
-      </w:pPr>
-      <w:r>
-        <w:t>Khi đó thay vì:</w:t>
-      </w:r>
-    </w:p>
-    <w:p>
-      <w:r>
-        <w:t>ො𝑦= 𝑤0 + 𝑤1𝑥</w:t>
-      </w:r>
-    </w:p>
-    <w:p>
-      <w:pPr>
-        <w:pStyle w:val="ListBullet"/>
-      </w:pPr>
-      <w:r>
-        <w:t>Ta có:</w:t>
-      </w:r>
-    </w:p>
-    <w:p>
-      <w:r>
-        <w:t>ො𝑦= 𝑤0 + 𝑤1𝑥1 + 𝑤2𝑥2 + 𝑤3𝑥3 + 𝑤4𝑥4</w:t>
-      </w:r>
-    </w:p>
-    <w:p>
-      <w:pPr>
-        <w:pStyle w:val="ListBullet"/>
-      </w:pPr>
-      <w:r>
-        <w:t>Đây là hồi quy tuyến tính đa biến (multiple linear regression).</w:t>
-      </w:r>
-    </w:p>
-    <w:p>
-      <w:pPr>
-        <w:pStyle w:val="ListBullet"/>
-      </w:pPr>
-      <w:r>
-        <w:t>Hồi quy đa biến không đơn giản là "hồi quy nhiều lần“ mà là một mô hình duy nhất, trong đó nhiều biến cùng tham gia giải thích biến phụthuộc.</w:t>
-      </w:r>
-    </w:p>
-    <w:p>
-      <w:pPr>
-        <w:pStyle w:val="Heading2"/>
+        <w:pStyle w:val="Heading3"/>
       </w:pPr>
       <w:r>
         <w:t>Vì sao không hồi quy từng biến một?</w:t>
@@ -300,7 +79,11 @@
         <w:pStyle w:val="ListBullet"/>
       </w:pPr>
       <w:r>
-        <w:t>Chệch do bỏsót biến: hồi quy riêng từng biến gán nhầm tác động của biến khác cho biến đang xét.</w:t>
+        <w:rPr>
+          <w:b w:val="0"/>
+          <w:i w:val="0"/>
+        </w:rPr>
+        <w:t>Chệch do bỏ sót biến: hồi quy riêng từng biến sẽ gán nhầm tác động của biến bị bỏ sót cho biến đang xét.</w:t>
       </w:r>
     </w:p>
     <w:p>
@@ -308,7 +91,11 @@
         <w:pStyle w:val="ListBullet"/>
       </w:pPr>
       <w:r>
-        <w:t>Không tách được tác động riêng: “nếu chỉdiện tích tăng, vịtrí giữnguyên thì giá tăng bao nhiêu?”</w:t>
+        <w:rPr>
+          <w:b w:val="0"/>
+          <w:i w:val="0"/>
+        </w:rPr>
+        <w:t>Không tách được tác động riêng: không trả lời được câu hỏi "nếu chỉ diện tích tăng, vị trí giữ nguyên thì giá tăng bao nhiêu?"</w:t>
       </w:r>
     </w:p>
     <w:p>
@@ -316,15 +103,11 @@
         <w:pStyle w:val="ListBullet"/>
       </w:pPr>
       <w:r>
-        <w:t>Dựbáo kém hơn: kết hợp nhiều biến giảm sai sốdựbáo.</w:t>
-      </w:r>
-    </w:p>
-    <w:p>
-      <w:pPr>
-        <w:pStyle w:val="Heading1"/>
-      </w:pPr>
-      <w:r>
-        <w:t>MULTIPLE LINEAR REGRESSION</w:t>
+        <w:rPr>
+          <w:b w:val="0"/>
+          <w:i w:val="0"/>
+        </w:rPr>
+        <w:t>Dự báo kém hơn: kết hợp nhiều biến trong cùng một mô hình thường giảm sai số dự báo đáng kể.</w:t>
       </w:r>
     </w:p>
     <w:p>
@@ -332,79 +115,55 @@
         <w:pStyle w:val="Heading2"/>
       </w:pPr>
       <w:r>
-        <w:t>Bài toán hồi quy tuyến tính đa biến</w:t>
+        <w:t>2. Bài toán và dạng mô hình</w:t>
       </w:r>
     </w:p>
     <w:p>
-      <w:pPr>
-        <w:pStyle w:val="ListBullet"/>
-      </w:pPr>
+      <w:pPr/>
       <w:r>
-        <w:t>Input:</w:t>
+        <w:rPr>
+          <w:b w:val="0"/>
+          <w:i w:val="0"/>
+        </w:rPr>
+        <w:t>Đầu vào: m điểm dữ liệu, mỗi điểm có n biến độc lập và một giá trị y, ký hiệu là (xi1, xi2, …, xin, yi) với i = 1 … m. Đầu ra mong muốn là một hàm f đủ tốt để với một điểm mới x_alpha = (x_alpha1, …, x_alphan), ta dự đoán được y_hat = f(x_alpha).</w:t>
       </w:r>
     </w:p>
     <w:p>
-      <w:pPr>
-        <w:pStyle w:val="ListBullet2"/>
-      </w:pPr>
       <w:r>
-        <w:t>𝑥11, 𝑥12, ⋯, 𝑥1𝑛, 𝑦1 .</w:t>
+        <w:rPr>
+          <w:b/>
+        </w:rPr>
+        <w:t>y = w0 + w1·x1 + w2·x2 + … + wn·xn + ε</w:t>
       </w:r>
     </w:p>
     <w:p>
-      <w:pPr>
-        <w:pStyle w:val="ListBullet2"/>
-      </w:pPr>
+      <w:pPr/>
       <w:r>
-        <w:t>𝑥21, 𝑥22, ⋯, 𝑥2𝑛, 𝑦2 .</w:t>
+        <w:rPr>
+          <w:b w:val="0"/>
+          <w:i w:val="0"/>
+        </w:rPr>
+        <w:t>Trong đó y là biến phụ thuộc, x1 … xn là các biến độc lập, w0 … wn là các tham số (trọng số) cần ước lượng, w0 được gọi là hệ số chặn, n là số biến độc lập, và ε là sai số ngẫu nhiên — phần của y không được giải thích bởi các x.</w:t>
       </w:r>
     </w:p>
     <w:p>
-      <w:pPr>
-        <w:pStyle w:val="ListBullet2"/>
-      </w:pPr>
+      <w:pPr/>
       <w:r>
-        <w:t>⋯</w:t>
+        <w:rPr>
+          <w:b w:val="0"/>
+          <w:i w:val="0"/>
+        </w:rPr>
+        <w:t>Các tham số w0 … wn không biết trước và sẽ được ước lượng từ dữ liệu. Ý nghĩa của từng trọng số wj rất trực quan: đó là mức thay đổi trung bình của y khi xj tăng một đơn vị, trong điều kiện các biến khác giữ nguyên (ceteris paribus).</w:t>
       </w:r>
     </w:p>
     <w:p>
-      <w:pPr>
-        <w:pStyle w:val="ListBullet2"/>
-      </w:pPr>
+      <w:pPr/>
       <w:r>
-        <w:t>𝑥𝑖1, 𝑥𝑖2, ⋯, 𝑥𝑖𝑛, 𝑦𝑖.</w:t>
-      </w:r>
-    </w:p>
-    <w:p>
-      <w:pPr>
-        <w:pStyle w:val="ListBullet2"/>
-      </w:pPr>
-      <w:r>
-        <w:t>⋯</w:t>
-      </w:r>
-    </w:p>
-    <w:p>
-      <w:pPr>
-        <w:pStyle w:val="ListBullet2"/>
-      </w:pPr>
-      <w:r>
-        <w:t>𝑥𝑚−1 1, 𝑥𝑚−1 2, ⋯, 𝑥𝑚−1 𝑛, 𝑦𝑚−1 .</w:t>
-      </w:r>
-    </w:p>
-    <w:p>
-      <w:pPr>
-        <w:pStyle w:val="ListBullet2"/>
-      </w:pPr>
-      <w:r>
-        <w:t>𝑥𝑚1, 𝑥𝑚2, ⋯, 𝑥𝑚𝑛, 𝑦𝑚.</w:t>
-      </w:r>
-    </w:p>
-    <w:p>
-      <w:pPr>
-        <w:pStyle w:val="ListBullet"/>
-      </w:pPr>
-      <w:r>
-        <w:t>Output: Hàm sốf thật tốt đểkhi có một dữ liệu 𝑥𝛼mới: 𝑥𝛼= 𝑥𝛼1, 𝑥𝛼2, ⋯, 𝑥𝛼𝑛 chúng ta có thểtính được (dựbáo) ො𝑦của nó với ො𝑦= f 𝑥𝛼.</w:t>
+        <w:rPr>
+          <w:b w:val="0"/>
+          <w:i w:val="0"/>
+        </w:rPr>
+        <w:t>Ví dụ trong slide về giá căn hộ cho phương trình minh họa y_hat = 1,0553 + 0,0453·x1 − 0,1180·x2, với x1 là diện tích và x2 là khoảng cách. Cùng khoảng cách, thêm 1 m² thì giá tăng khoảng 45 triệu; cùng diện tích, xa thêm 1 km thì giá giảm khoảng 118 triệu. Hệ số của một biến có thể đổi khi ta thêm hoặc bớt biến khác, vì vậy không nên diễn giải wj một cách cô lập.</w:t>
       </w:r>
     </w:p>
     <w:p>
@@ -412,111 +171,89 @@
         <w:pStyle w:val="Heading2"/>
       </w:pPr>
       <w:r>
-        <w:t>Multiple Linear Regression</w:t>
+        <w:t>3. Dạng ma trận của mô hình</w:t>
+      </w:r>
+    </w:p>
+    <w:p>
+      <w:pPr/>
+      <w:r>
+        <w:rPr>
+          <w:b w:val="0"/>
+          <w:i w:val="0"/>
+        </w:rPr>
+        <w:t>Khi có m điểm dữ liệu, ta gom m phương trình thành một phương trình ma trận duy nhất:</w:t>
+      </w:r>
+    </w:p>
+    <w:p>
+      <w:r>
+        <w:rPr>
+          <w:b/>
+        </w:rPr>
+        <w:t>y = X·w + ε</w:t>
+      </w:r>
+    </w:p>
+    <w:p>
+      <w:pPr/>
+      <w:r>
+        <w:rPr>
+          <w:b w:val="0"/>
+          <w:i w:val="0"/>
+        </w:rPr>
+        <w:t>Với y là véc tơ m×1 chứa các giá trị đầu ra, X là ma trận thiết kế kích thước m×(n+1) trong đó cột đầu tiên toàn số 1 để ứng với w0, w là véc tơ (n+1)×1 chứa các trọng số, và mỗi hàng của X là một điểm dữ liệu.</w:t>
       </w:r>
     </w:p>
     <w:p>
       <w:pPr>
-        <w:pStyle w:val="ListBullet"/>
+        <w:pStyle w:val="Heading3"/>
       </w:pPr>
       <w:r>
-        <w:t>Hồi quy tuyến tính đa biến là phương pháp thống kê dùng đểmô hình hóa mối quan hệgiữa:</w:t>
+        <w:t>Ước lượng trọng số bằng bình phương tối thiểu (OLS)</w:t>
       </w:r>
     </w:p>
     <w:p>
-      <w:pPr>
-        <w:pStyle w:val="ListBullet2"/>
-      </w:pPr>
+      <w:pPr/>
       <w:r>
-        <w:t>một biến phụ thuộc 𝑦.</w:t>
-      </w:r>
-    </w:p>
-    <w:p>
-      <w:pPr>
-        <w:pStyle w:val="ListBullet2"/>
-      </w:pPr>
-      <w:r>
-        <w:t>và 𝑛biến độc lập 𝑥1, 𝑥2, … , 𝑥𝑛.</w:t>
-      </w:r>
-    </w:p>
-    <w:p>
-      <w:pPr>
-        <w:pStyle w:val="ListBullet"/>
-      </w:pPr>
-      <w:r>
-        <w:t>Mô hình hồi quy tuyến tính đa biến – Multiple Linear Regression: 𝑦= 𝑤0 + 𝑤1 × 𝑥1 + 𝑤2 × 𝑥2 + ⋯+ 𝑤𝑛× 𝑥𝑛+ 𝜀</w:t>
-      </w:r>
-    </w:p>
-    <w:p>
-      <w:pPr>
-        <w:pStyle w:val="ListBullet"/>
-      </w:pPr>
-      <w:r>
-        <w:t>Mô hình hồi quy tuyến tính đa biến – Multiple Linear Regression: 𝑦= 𝑤0 + 𝑤1 × 𝑥1 + 𝑤2 × 𝑥2 + ⋯+ 𝑤𝑛× 𝑥𝑛+ 𝜀</w:t>
-      </w:r>
-    </w:p>
-    <w:p>
-      <w:pPr>
-        <w:pStyle w:val="ListBullet"/>
-      </w:pPr>
-      <w:r>
-        <w:t>Trong đó:</w:t>
+        <w:rPr>
+          <w:b w:val="0"/>
+          <w:i w:val="0"/>
+        </w:rPr>
+        <w:t>Mục tiêu là chọn w sao cho tổng bình phương sai số là nhỏ nhất:</w:t>
       </w:r>
     </w:p>
     <w:p>
       <w:r>
-        <w:t>1. Biến 𝑦là biến phụthuộc (dependent variable).</w:t>
+        <w:rPr>
+          <w:i/>
+        </w:rPr>
+        <w:t>J(w) = Σ(yi − y_hat_i)² = (y − Xw)ᵀ(y − Xw)</w:t>
+      </w:r>
+    </w:p>
+    <w:p>
+      <w:pPr/>
+      <w:r>
+        <w:rPr>
+          <w:b w:val="0"/>
+          <w:i w:val="0"/>
+        </w:rPr>
+        <w:t>Lấy đạo hàm theo w và cho bằng không, ta được hệ phương trình chuẩn (normal equations):</w:t>
       </w:r>
     </w:p>
     <w:p>
       <w:r>
-        <w:t>2. Các biến 𝑥1, 𝑥2, … , 𝑥𝑛là các biến độc lập, biến đầu vào.</w:t>
+        <w:rPr>
+          <w:b/>
+        </w:rPr>
+        <w:t>XᵀX · w = Xᵀy        →        w = (XᵀX)⁻¹ · Xᵀy</w:t>
       </w:r>
     </w:p>
     <w:p>
+      <w:pPr/>
       <w:r>
-        <w:t>3. Các hệsố𝑤0, 𝑤1, … , 𝑤𝑛là những tham số(trọng số) mô hình.</w:t>
-      </w:r>
-    </w:p>
-    <w:p>
-      <w:r>
-        <w:t>4. Hệsố𝑤0: là hệsốchặn.</w:t>
-      </w:r>
-    </w:p>
-    <w:p>
-      <w:r>
-        <w:t>5. Đại lượng 𝑛: sốlượng biến độc lập, biến đầu vào.</w:t>
-      </w:r>
-    </w:p>
-    <w:p>
-      <w:r>
-        <w:t>6. ε: sai sốngẫu nhiên, phần 𝑦không được giải thích bởi các 𝑥.</w:t>
-      </w:r>
-    </w:p>
-    <w:p>
-      <w:pPr>
-        <w:pStyle w:val="ListBullet"/>
-      </w:pPr>
-      <w:r>
-        <w:t>Mô hình hồi quy tuyến tính đa biến – Multiple Linear Regression: 𝑦= 𝑤0 + 𝑤1 × 𝑥1 + 𝑤2 × 𝑥2 + ⋯+ 𝑤𝑛× 𝑥𝑛+ 𝜀</w:t>
-      </w:r>
-    </w:p>
-    <w:p>
-      <w:pPr>
-        <w:pStyle w:val="ListBullet"/>
-      </w:pPr>
-      <w:r>
-        <w:t>Trong đó:</w:t>
-      </w:r>
-    </w:p>
-    <w:p>
-      <w:r>
-        <w:t>7. Các tham số𝑤0, 𝑤1, … , 𝑤𝑛không được biết trước.</w:t>
-      </w:r>
-    </w:p>
-    <w:p>
-      <w:r>
-        <w:t>8. Các tham số𝑤0, 𝑤1, … , 𝑤𝑛sẽđược ước lượng dựa vào dữ liệu (we estimate them from data).</w:t>
+        <w:rPr>
+          <w:b w:val="0"/>
+          <w:i w:val="0"/>
+        </w:rPr>
+        <w:t>Công thức này yêu cầu ma trận XᵀX phải khả nghịch, nghĩa là không có biến nào là tổ hợp tuyến tính chính xác của các biến còn lại (không đa cộng tuyến hoàn hảo).</w:t>
       </w:r>
     </w:p>
     <w:p>
@@ -524,67 +261,1309 @@
         <w:pStyle w:val="Heading2"/>
       </w:pPr>
       <w:r>
-        <w:t>Ý nghĩa của trọng số wj</w:t>
+        <w:t>4. Các giả định của mô hình</w:t>
+      </w:r>
+    </w:p>
+    <w:tbl>
+      <w:tblPr>
+        <w:tblStyle w:val="LightGrid-Accent1"/>
+        <w:tblW w:type="auto" w:w="0"/>
+        <w:jc w:val="center"/>
+        <w:tblLook w:firstColumn="1" w:firstRow="1" w:lastColumn="0" w:lastRow="0" w:noHBand="0" w:noVBand="1" w:val="04A0"/>
+      </w:tblPr>
+      <w:tblGrid>
+        <w:gridCol w:w="3408"/>
+        <w:gridCol w:w="3408"/>
+        <w:gridCol w:w="3408"/>
+      </w:tblGrid>
+      <w:tr>
+        <w:tc>
+          <w:tcPr>
+            <w:tcW w:type="dxa" w:w="3408"/>
+          </w:tcPr>
+          <w:p>
+            <w:pPr>
+              <w:jc w:val="center"/>
+            </w:pPr>
+            <w:r>
+              <w:rPr>
+                <w:b/>
+                <w:sz w:val="17"/>
+              </w:rPr>
+              <w:t>Giả định</w:t>
+            </w:r>
+          </w:p>
+        </w:tc>
+        <w:tc>
+          <w:tcPr>
+            <w:tcW w:type="dxa" w:w="3408"/>
+          </w:tcPr>
+          <w:p>
+            <w:pPr>
+              <w:jc w:val="center"/>
+            </w:pPr>
+            <w:r>
+              <w:rPr>
+                <w:b/>
+                <w:sz w:val="17"/>
+              </w:rPr>
+              <w:t>Phát biểu</w:t>
+            </w:r>
+          </w:p>
+        </w:tc>
+        <w:tc>
+          <w:tcPr>
+            <w:tcW w:type="dxa" w:w="3408"/>
+          </w:tcPr>
+          <w:p>
+            <w:pPr>
+              <w:jc w:val="center"/>
+            </w:pPr>
+            <w:r>
+              <w:rPr>
+                <w:b/>
+                <w:sz w:val="17"/>
+              </w:rPr>
+              <w:t>Khi vi phạm thì sao?</w:t>
+            </w:r>
+          </w:p>
+        </w:tc>
+      </w:tr>
+      <w:tr>
+        <w:tc>
+          <w:tcPr>
+            <w:tcW w:type="dxa" w:w="3408"/>
+          </w:tcPr>
+          <w:p>
+            <w:pPr>
+              <w:jc w:val="center"/>
+            </w:pPr>
+            <w:r>
+              <w:rPr>
+                <w:sz w:val="17"/>
+              </w:rPr>
+              <w:t>Tuyến tính</w:t>
+            </w:r>
+          </w:p>
+        </w:tc>
+        <w:tc>
+          <w:tcPr>
+            <w:tcW w:type="dxa" w:w="3408"/>
+          </w:tcPr>
+          <w:p>
+            <w:pPr>
+              <w:jc w:val="center"/>
+            </w:pPr>
+            <w:r>
+              <w:rPr>
+                <w:sz w:val="17"/>
+              </w:rPr>
+              <w:t>y tuyến tính theo các w (bản thân x có thể là x² hay log x)</w:t>
+            </w:r>
+          </w:p>
+        </w:tc>
+        <w:tc>
+          <w:tcPr>
+            <w:tcW w:type="dxa" w:w="3408"/>
+          </w:tcPr>
+          <w:p>
+            <w:pPr>
+              <w:jc w:val="center"/>
+            </w:pPr>
+            <w:r>
+              <w:rPr>
+                <w:sz w:val="17"/>
+              </w:rPr>
+              <w:t>Dự báo sai có hệ thống</w:t>
+            </w:r>
+          </w:p>
+        </w:tc>
+      </w:tr>
+      <w:tr>
+        <w:tc>
+          <w:tcPr>
+            <w:tcW w:type="dxa" w:w="3408"/>
+          </w:tcPr>
+          <w:p>
+            <w:pPr>
+              <w:jc w:val="center"/>
+            </w:pPr>
+            <w:r>
+              <w:rPr>
+                <w:sz w:val="17"/>
+              </w:rPr>
+              <w:t>Không bỏ sót biến</w:t>
+            </w:r>
+          </w:p>
+        </w:tc>
+        <w:tc>
+          <w:tcPr>
+            <w:tcW w:type="dxa" w:w="3408"/>
+          </w:tcPr>
+          <w:p>
+            <w:pPr>
+              <w:jc w:val="center"/>
+            </w:pPr>
+            <w:r>
+              <w:rPr>
+                <w:sz w:val="17"/>
+              </w:rPr>
+              <w:t>E(ε | x) = 0</w:t>
+            </w:r>
+          </w:p>
+        </w:tc>
+        <w:tc>
+          <w:tcPr>
+            <w:tcW w:type="dxa" w:w="3408"/>
+          </w:tcPr>
+          <w:p>
+            <w:pPr>
+              <w:jc w:val="center"/>
+            </w:pPr>
+            <w:r>
+              <w:rPr>
+                <w:sz w:val="17"/>
+              </w:rPr>
+              <w:t>Hệ số bị chệch</w:t>
+            </w:r>
+          </w:p>
+        </w:tc>
+      </w:tr>
+      <w:tr>
+        <w:tc>
+          <w:tcPr>
+            <w:tcW w:type="dxa" w:w="3408"/>
+          </w:tcPr>
+          <w:p>
+            <w:pPr>
+              <w:jc w:val="center"/>
+            </w:pPr>
+            <w:r>
+              <w:rPr>
+                <w:sz w:val="17"/>
+              </w:rPr>
+              <w:t>Không đa cộng tuyến hoàn hảo</w:t>
+            </w:r>
+          </w:p>
+        </w:tc>
+        <w:tc>
+          <w:tcPr>
+            <w:tcW w:type="dxa" w:w="3408"/>
+          </w:tcPr>
+          <w:p>
+            <w:pPr>
+              <w:jc w:val="center"/>
+            </w:pPr>
+            <w:r>
+              <w:rPr>
+                <w:sz w:val="17"/>
+              </w:rPr>
+              <w:t>Không biến nào là tổ hợp tuyến tính của biến khác</w:t>
+            </w:r>
+          </w:p>
+        </w:tc>
+        <w:tc>
+          <w:tcPr>
+            <w:tcW w:type="dxa" w:w="3408"/>
+          </w:tcPr>
+          <w:p>
+            <w:pPr>
+              <w:jc w:val="center"/>
+            </w:pPr>
+            <w:r>
+              <w:rPr>
+                <w:sz w:val="17"/>
+              </w:rPr>
+              <w:t>Không ước lượng được w</w:t>
+            </w:r>
+          </w:p>
+        </w:tc>
+      </w:tr>
+      <w:tr>
+        <w:tc>
+          <w:tcPr>
+            <w:tcW w:type="dxa" w:w="3408"/>
+          </w:tcPr>
+          <w:p>
+            <w:pPr>
+              <w:jc w:val="center"/>
+            </w:pPr>
+            <w:r>
+              <w:rPr>
+                <w:sz w:val="17"/>
+              </w:rPr>
+              <w:t>Độc lập</w:t>
+            </w:r>
+          </w:p>
+        </w:tc>
+        <w:tc>
+          <w:tcPr>
+            <w:tcW w:type="dxa" w:w="3408"/>
+          </w:tcPr>
+          <w:p>
+            <w:pPr>
+              <w:jc w:val="center"/>
+            </w:pPr>
+            <w:r>
+              <w:rPr>
+                <w:sz w:val="17"/>
+              </w:rPr>
+              <w:t>Các sai số εi độc lập với nhau</w:t>
+            </w:r>
+          </w:p>
+        </w:tc>
+        <w:tc>
+          <w:tcPr>
+            <w:tcW w:type="dxa" w:w="3408"/>
+          </w:tcPr>
+          <w:p>
+            <w:pPr>
+              <w:jc w:val="center"/>
+            </w:pPr>
+            <w:r>
+              <w:rPr>
+                <w:sz w:val="17"/>
+              </w:rPr>
+              <w:t>Kiểm định mất độ tin cậy</w:t>
+            </w:r>
+          </w:p>
+        </w:tc>
+      </w:tr>
+      <w:tr>
+        <w:tc>
+          <w:tcPr>
+            <w:tcW w:type="dxa" w:w="3408"/>
+          </w:tcPr>
+          <w:p>
+            <w:pPr>
+              <w:jc w:val="center"/>
+            </w:pPr>
+            <w:r>
+              <w:rPr>
+                <w:sz w:val="17"/>
+              </w:rPr>
+              <w:t>Phương sai đồng nhất</w:t>
+            </w:r>
+          </w:p>
+        </w:tc>
+        <w:tc>
+          <w:tcPr>
+            <w:tcW w:type="dxa" w:w="3408"/>
+          </w:tcPr>
+          <w:p>
+            <w:pPr>
+              <w:jc w:val="center"/>
+            </w:pPr>
+            <w:r>
+              <w:rPr>
+                <w:sz w:val="17"/>
+              </w:rPr>
+              <w:t>Var(ε) = σ² không đổi</w:t>
+            </w:r>
+          </w:p>
+        </w:tc>
+        <w:tc>
+          <w:tcPr>
+            <w:tcW w:type="dxa" w:w="3408"/>
+          </w:tcPr>
+          <w:p>
+            <w:pPr>
+              <w:jc w:val="center"/>
+            </w:pPr>
+            <w:r>
+              <w:rPr>
+                <w:sz w:val="17"/>
+              </w:rPr>
+              <w:t>Sai số chuẩn bị tính sai</w:t>
+            </w:r>
+          </w:p>
+        </w:tc>
+      </w:tr>
+      <w:tr>
+        <w:tc>
+          <w:tcPr>
+            <w:tcW w:type="dxa" w:w="3408"/>
+          </w:tcPr>
+          <w:p>
+            <w:pPr>
+              <w:jc w:val="center"/>
+            </w:pPr>
+            <w:r>
+              <w:rPr>
+                <w:sz w:val="17"/>
+              </w:rPr>
+              <w:t>Phân phối chuẩn</w:t>
+            </w:r>
+          </w:p>
+        </w:tc>
+        <w:tc>
+          <w:tcPr>
+            <w:tcW w:type="dxa" w:w="3408"/>
+          </w:tcPr>
+          <w:p>
+            <w:pPr>
+              <w:jc w:val="center"/>
+            </w:pPr>
+            <w:r>
+              <w:rPr>
+                <w:sz w:val="17"/>
+              </w:rPr>
+              <w:t>ε ~ N(0, σ²)</w:t>
+            </w:r>
+          </w:p>
+        </w:tc>
+        <w:tc>
+          <w:tcPr>
+            <w:tcW w:type="dxa" w:w="3408"/>
+          </w:tcPr>
+          <w:p>
+            <w:pPr>
+              <w:jc w:val="center"/>
+            </w:pPr>
+            <w:r>
+              <w:rPr>
+                <w:sz w:val="17"/>
+              </w:rPr>
+              <w:t>Kiểm định t, F không còn chính xác khi m nhỏ</w:t>
+            </w:r>
+          </w:p>
+        </w:tc>
+      </w:tr>
+    </w:tbl>
+    <w:p/>
+    <w:p>
+      <w:pPr>
+        <w:pStyle w:val="Heading2"/>
+      </w:pPr>
+      <w:r>
+        <w:t>5. Ví dụ tính tay chi tiết (6 sinh viên)</w:t>
+      </w:r>
+    </w:p>
+    <w:p>
+      <w:pPr/>
+      <w:r>
+        <w:t>Bài toán: nghiên cứu điểm thi cuối kỳ y dựa trên hai yếu tố là số giờ học mỗi tuần (x1) và số giờ ngủ trung bình mỗi đêm (x2). Thu thập dữ liệu 6 sinh viên:</w:t>
+      </w:r>
+    </w:p>
+    <w:tbl>
+      <w:tblPr>
+        <w:tblStyle w:val="LightGrid-Accent1"/>
+        <w:tblW w:type="auto" w:w="0"/>
+        <w:jc w:val="center"/>
+        <w:tblLook w:firstColumn="1" w:firstRow="1" w:lastColumn="0" w:lastRow="0" w:noHBand="0" w:noVBand="1" w:val="04A0"/>
+      </w:tblPr>
+      <w:tblGrid>
+        <w:gridCol w:w="2556"/>
+        <w:gridCol w:w="2556"/>
+        <w:gridCol w:w="2556"/>
+        <w:gridCol w:w="2556"/>
+      </w:tblGrid>
+      <w:tr>
+        <w:tc>
+          <w:tcPr>
+            <w:tcW w:type="dxa" w:w="2556"/>
+          </w:tcPr>
+          <w:p>
+            <w:pPr>
+              <w:jc w:val="center"/>
+            </w:pPr>
+            <w:r>
+              <w:rPr>
+                <w:b/>
+                <w:sz w:val="17"/>
+              </w:rPr>
+              <w:t>STT</w:t>
+            </w:r>
+          </w:p>
+        </w:tc>
+        <w:tc>
+          <w:tcPr>
+            <w:tcW w:type="dxa" w:w="2556"/>
+          </w:tcPr>
+          <w:p>
+            <w:pPr>
+              <w:jc w:val="center"/>
+            </w:pPr>
+            <w:r>
+              <w:rPr>
+                <w:b/>
+                <w:sz w:val="17"/>
+              </w:rPr>
+              <w:t>x1 (giờ học)</w:t>
+            </w:r>
+          </w:p>
+        </w:tc>
+        <w:tc>
+          <w:tcPr>
+            <w:tcW w:type="dxa" w:w="2556"/>
+          </w:tcPr>
+          <w:p>
+            <w:pPr>
+              <w:jc w:val="center"/>
+            </w:pPr>
+            <w:r>
+              <w:rPr>
+                <w:b/>
+                <w:sz w:val="17"/>
+              </w:rPr>
+              <w:t>x2 (giờ ngủ)</w:t>
+            </w:r>
+          </w:p>
+        </w:tc>
+        <w:tc>
+          <w:tcPr>
+            <w:tcW w:type="dxa" w:w="2556"/>
+          </w:tcPr>
+          <w:p>
+            <w:pPr>
+              <w:jc w:val="center"/>
+            </w:pPr>
+            <w:r>
+              <w:rPr>
+                <w:b/>
+                <w:sz w:val="17"/>
+              </w:rPr>
+              <w:t>y (điểm thi)</w:t>
+            </w:r>
+          </w:p>
+        </w:tc>
+      </w:tr>
+      <w:tr>
+        <w:tc>
+          <w:tcPr>
+            <w:tcW w:type="dxa" w:w="2556"/>
+          </w:tcPr>
+          <w:p>
+            <w:pPr>
+              <w:jc w:val="center"/>
+            </w:pPr>
+            <w:r>
+              <w:rPr>
+                <w:sz w:val="17"/>
+              </w:rPr>
+              <w:t>1</w:t>
+            </w:r>
+          </w:p>
+        </w:tc>
+        <w:tc>
+          <w:tcPr>
+            <w:tcW w:type="dxa" w:w="2556"/>
+          </w:tcPr>
+          <w:p>
+            <w:pPr>
+              <w:jc w:val="center"/>
+            </w:pPr>
+            <w:r>
+              <w:rPr>
+                <w:sz w:val="17"/>
+              </w:rPr>
+              <w:t>1</w:t>
+            </w:r>
+          </w:p>
+        </w:tc>
+        <w:tc>
+          <w:tcPr>
+            <w:tcW w:type="dxa" w:w="2556"/>
+          </w:tcPr>
+          <w:p>
+            <w:pPr>
+              <w:jc w:val="center"/>
+            </w:pPr>
+            <w:r>
+              <w:rPr>
+                <w:sz w:val="17"/>
+              </w:rPr>
+              <w:t>7</w:t>
+            </w:r>
+          </w:p>
+        </w:tc>
+        <w:tc>
+          <w:tcPr>
+            <w:tcW w:type="dxa" w:w="2556"/>
+          </w:tcPr>
+          <w:p>
+            <w:pPr>
+              <w:jc w:val="center"/>
+            </w:pPr>
+            <w:r>
+              <w:rPr>
+                <w:sz w:val="17"/>
+              </w:rPr>
+              <w:t>55</w:t>
+            </w:r>
+          </w:p>
+        </w:tc>
+      </w:tr>
+      <w:tr>
+        <w:tc>
+          <w:tcPr>
+            <w:tcW w:type="dxa" w:w="2556"/>
+          </w:tcPr>
+          <w:p>
+            <w:pPr>
+              <w:jc w:val="center"/>
+            </w:pPr>
+            <w:r>
+              <w:rPr>
+                <w:sz w:val="17"/>
+              </w:rPr>
+              <w:t>2</w:t>
+            </w:r>
+          </w:p>
+        </w:tc>
+        <w:tc>
+          <w:tcPr>
+            <w:tcW w:type="dxa" w:w="2556"/>
+          </w:tcPr>
+          <w:p>
+            <w:pPr>
+              <w:jc w:val="center"/>
+            </w:pPr>
+            <w:r>
+              <w:rPr>
+                <w:sz w:val="17"/>
+              </w:rPr>
+              <w:t>2</w:t>
+            </w:r>
+          </w:p>
+        </w:tc>
+        <w:tc>
+          <w:tcPr>
+            <w:tcW w:type="dxa" w:w="2556"/>
+          </w:tcPr>
+          <w:p>
+            <w:pPr>
+              <w:jc w:val="center"/>
+            </w:pPr>
+            <w:r>
+              <w:rPr>
+                <w:sz w:val="17"/>
+              </w:rPr>
+              <w:t>8</w:t>
+            </w:r>
+          </w:p>
+        </w:tc>
+        <w:tc>
+          <w:tcPr>
+            <w:tcW w:type="dxa" w:w="2556"/>
+          </w:tcPr>
+          <w:p>
+            <w:pPr>
+              <w:jc w:val="center"/>
+            </w:pPr>
+            <w:r>
+              <w:rPr>
+                <w:sz w:val="17"/>
+              </w:rPr>
+              <w:t>60</w:t>
+            </w:r>
+          </w:p>
+        </w:tc>
+      </w:tr>
+      <w:tr>
+        <w:tc>
+          <w:tcPr>
+            <w:tcW w:type="dxa" w:w="2556"/>
+          </w:tcPr>
+          <w:p>
+            <w:pPr>
+              <w:jc w:val="center"/>
+            </w:pPr>
+            <w:r>
+              <w:rPr>
+                <w:sz w:val="17"/>
+              </w:rPr>
+              <w:t>3</w:t>
+            </w:r>
+          </w:p>
+        </w:tc>
+        <w:tc>
+          <w:tcPr>
+            <w:tcW w:type="dxa" w:w="2556"/>
+          </w:tcPr>
+          <w:p>
+            <w:pPr>
+              <w:jc w:val="center"/>
+            </w:pPr>
+            <w:r>
+              <w:rPr>
+                <w:sz w:val="17"/>
+              </w:rPr>
+              <w:t>3</w:t>
+            </w:r>
+          </w:p>
+        </w:tc>
+        <w:tc>
+          <w:tcPr>
+            <w:tcW w:type="dxa" w:w="2556"/>
+          </w:tcPr>
+          <w:p>
+            <w:pPr>
+              <w:jc w:val="center"/>
+            </w:pPr>
+            <w:r>
+              <w:rPr>
+                <w:sz w:val="17"/>
+              </w:rPr>
+              <w:t>6</w:t>
+            </w:r>
+          </w:p>
+        </w:tc>
+        <w:tc>
+          <w:tcPr>
+            <w:tcW w:type="dxa" w:w="2556"/>
+          </w:tcPr>
+          <w:p>
+            <w:pPr>
+              <w:jc w:val="center"/>
+            </w:pPr>
+            <w:r>
+              <w:rPr>
+                <w:sz w:val="17"/>
+              </w:rPr>
+              <w:t>62</w:t>
+            </w:r>
+          </w:p>
+        </w:tc>
+      </w:tr>
+      <w:tr>
+        <w:tc>
+          <w:tcPr>
+            <w:tcW w:type="dxa" w:w="2556"/>
+          </w:tcPr>
+          <w:p>
+            <w:pPr>
+              <w:jc w:val="center"/>
+            </w:pPr>
+            <w:r>
+              <w:rPr>
+                <w:sz w:val="17"/>
+              </w:rPr>
+              <w:t>4</w:t>
+            </w:r>
+          </w:p>
+        </w:tc>
+        <w:tc>
+          <w:tcPr>
+            <w:tcW w:type="dxa" w:w="2556"/>
+          </w:tcPr>
+          <w:p>
+            <w:pPr>
+              <w:jc w:val="center"/>
+            </w:pPr>
+            <w:r>
+              <w:rPr>
+                <w:sz w:val="17"/>
+              </w:rPr>
+              <w:t>4</w:t>
+            </w:r>
+          </w:p>
+        </w:tc>
+        <w:tc>
+          <w:tcPr>
+            <w:tcW w:type="dxa" w:w="2556"/>
+          </w:tcPr>
+          <w:p>
+            <w:pPr>
+              <w:jc w:val="center"/>
+            </w:pPr>
+            <w:r>
+              <w:rPr>
+                <w:sz w:val="17"/>
+              </w:rPr>
+              <w:t>7</w:t>
+            </w:r>
+          </w:p>
+        </w:tc>
+        <w:tc>
+          <w:tcPr>
+            <w:tcW w:type="dxa" w:w="2556"/>
+          </w:tcPr>
+          <w:p>
+            <w:pPr>
+              <w:jc w:val="center"/>
+            </w:pPr>
+            <w:r>
+              <w:rPr>
+                <w:sz w:val="17"/>
+              </w:rPr>
+              <w:t>68</w:t>
+            </w:r>
+          </w:p>
+        </w:tc>
+      </w:tr>
+      <w:tr>
+        <w:tc>
+          <w:tcPr>
+            <w:tcW w:type="dxa" w:w="2556"/>
+          </w:tcPr>
+          <w:p>
+            <w:pPr>
+              <w:jc w:val="center"/>
+            </w:pPr>
+            <w:r>
+              <w:rPr>
+                <w:sz w:val="17"/>
+              </w:rPr>
+              <w:t>5</w:t>
+            </w:r>
+          </w:p>
+        </w:tc>
+        <w:tc>
+          <w:tcPr>
+            <w:tcW w:type="dxa" w:w="2556"/>
+          </w:tcPr>
+          <w:p>
+            <w:pPr>
+              <w:jc w:val="center"/>
+            </w:pPr>
+            <w:r>
+              <w:rPr>
+                <w:sz w:val="17"/>
+              </w:rPr>
+              <w:t>5</w:t>
+            </w:r>
+          </w:p>
+        </w:tc>
+        <w:tc>
+          <w:tcPr>
+            <w:tcW w:type="dxa" w:w="2556"/>
+          </w:tcPr>
+          <w:p>
+            <w:pPr>
+              <w:jc w:val="center"/>
+            </w:pPr>
+            <w:r>
+              <w:rPr>
+                <w:sz w:val="17"/>
+              </w:rPr>
+              <w:t>8</w:t>
+            </w:r>
+          </w:p>
+        </w:tc>
+        <w:tc>
+          <w:tcPr>
+            <w:tcW w:type="dxa" w:w="2556"/>
+          </w:tcPr>
+          <w:p>
+            <w:pPr>
+              <w:jc w:val="center"/>
+            </w:pPr>
+            <w:r>
+              <w:rPr>
+                <w:sz w:val="17"/>
+              </w:rPr>
+              <w:t>72</w:t>
+            </w:r>
+          </w:p>
+        </w:tc>
+      </w:tr>
+      <w:tr>
+        <w:tc>
+          <w:tcPr>
+            <w:tcW w:type="dxa" w:w="2556"/>
+          </w:tcPr>
+          <w:p>
+            <w:pPr>
+              <w:jc w:val="center"/>
+            </w:pPr>
+            <w:r>
+              <w:rPr>
+                <w:sz w:val="17"/>
+              </w:rPr>
+              <w:t>6</w:t>
+            </w:r>
+          </w:p>
+        </w:tc>
+        <w:tc>
+          <w:tcPr>
+            <w:tcW w:type="dxa" w:w="2556"/>
+          </w:tcPr>
+          <w:p>
+            <w:pPr>
+              <w:jc w:val="center"/>
+            </w:pPr>
+            <w:r>
+              <w:rPr>
+                <w:sz w:val="17"/>
+              </w:rPr>
+              <w:t>6</w:t>
+            </w:r>
+          </w:p>
+        </w:tc>
+        <w:tc>
+          <w:tcPr>
+            <w:tcW w:type="dxa" w:w="2556"/>
+          </w:tcPr>
+          <w:p>
+            <w:pPr>
+              <w:jc w:val="center"/>
+            </w:pPr>
+            <w:r>
+              <w:rPr>
+                <w:sz w:val="17"/>
+              </w:rPr>
+              <w:t>6</w:t>
+            </w:r>
+          </w:p>
+        </w:tc>
+        <w:tc>
+          <w:tcPr>
+            <w:tcW w:type="dxa" w:w="2556"/>
+          </w:tcPr>
+          <w:p>
+            <w:pPr>
+              <w:jc w:val="center"/>
+            </w:pPr>
+            <w:r>
+              <w:rPr>
+                <w:sz w:val="17"/>
+              </w:rPr>
+              <w:t>75</w:t>
+            </w:r>
+          </w:p>
+        </w:tc>
+      </w:tr>
+    </w:tbl>
+    <w:p/>
+    <w:p>
+      <w:r>
+        <w:rPr>
+          <w:i/>
+        </w:rPr>
+        <w:t>Mô hình:  y = w0 + w1·x1 + w2·x2 + ε</w:t>
       </w:r>
     </w:p>
     <w:p>
       <w:pPr>
-        <w:pStyle w:val="ListBullet"/>
+        <w:pStyle w:val="Heading3"/>
       </w:pPr>
       <w:r>
-        <w:t>Hệsốwj là mức thay đổi trung bình của 𝑦khi 𝑥𝑗tăng 1 đơn vị, trong điều kiện các biến khác giữnguyên (ceteris paribus).</w:t>
+        <w:t>Lập ma trận X và véc tơ y</w:t>
       </w:r>
     </w:p>
     <w:p>
+      <w:pPr/>
+      <w:r>
+        <w:rPr>
+          <w:b w:val="0"/>
+          <w:i w:val="0"/>
+        </w:rPr>
+        <w:t>Mỗi hàng của X gồm một số 1 (cho w0), giá trị x1 và x2 của sinh viên đó. Véc tơ y chứa 6 điểm thi.</w:t>
+      </w:r>
+    </w:p>
+    <w:tbl>
+      <w:tblPr>
+        <w:tblStyle w:val="LightGrid-Accent1"/>
+        <w:tblW w:type="auto" w:w="0"/>
+        <w:jc w:val="center"/>
+        <w:tblLook w:firstColumn="1" w:firstRow="1" w:lastColumn="0" w:lastRow="0" w:noHBand="0" w:noVBand="1" w:val="04A0"/>
+      </w:tblPr>
+      <w:tblGrid>
+        <w:gridCol w:w="5112"/>
+        <w:gridCol w:w="5112"/>
+      </w:tblGrid>
+      <w:tr>
+        <w:tc>
+          <w:tcPr>
+            <w:tcW w:type="dxa" w:w="5112"/>
+          </w:tcPr>
+          <w:p>
+            <w:pPr>
+              <w:jc w:val="center"/>
+            </w:pPr>
+            <w:r>
+              <w:rPr>
+                <w:b/>
+                <w:sz w:val="17"/>
+              </w:rPr>
+              <w:t>Ma trận X (6×3)</w:t>
+            </w:r>
+          </w:p>
+        </w:tc>
+        <w:tc>
+          <w:tcPr>
+            <w:tcW w:type="dxa" w:w="5112"/>
+          </w:tcPr>
+          <w:p>
+            <w:pPr>
+              <w:jc w:val="center"/>
+            </w:pPr>
+            <w:r>
+              <w:rPr>
+                <w:b/>
+                <w:sz w:val="17"/>
+              </w:rPr>
+              <w:t>Véc tơ y (6×1)</w:t>
+            </w:r>
+          </w:p>
+        </w:tc>
+      </w:tr>
+      <w:tr>
+        <w:tc>
+          <w:tcPr>
+            <w:tcW w:type="dxa" w:w="5112"/>
+          </w:tcPr>
+          <w:p>
+            <w:pPr>
+              <w:jc w:val="center"/>
+            </w:pPr>
+            <w:r>
+              <w:rPr>
+                <w:sz w:val="17"/>
+              </w:rPr>
+              <w:t>[1  1  7]</w:t>
+              <w:br/>
+              <w:t>[1  2  8]</w:t>
+              <w:br/>
+              <w:t>[1  3  6]</w:t>
+              <w:br/>
+              <w:t>[1  4  7]</w:t>
+              <w:br/>
+              <w:t>[1  5  8]</w:t>
+              <w:br/>
+              <w:t>[1  6  6]</w:t>
+            </w:r>
+          </w:p>
+        </w:tc>
+        <w:tc>
+          <w:tcPr>
+            <w:tcW w:type="dxa" w:w="5112"/>
+          </w:tcPr>
+          <w:p>
+            <w:pPr>
+              <w:jc w:val="center"/>
+            </w:pPr>
+            <w:r>
+              <w:rPr>
+                <w:sz w:val="17"/>
+              </w:rPr>
+              <w:t>[55</w:t>
+              <w:br/>
+              <w:t>60</w:t>
+              <w:br/>
+              <w:t>62</w:t>
+              <w:br/>
+              <w:t>68</w:t>
+              <w:br/>
+              <w:t>72</w:t>
+              <w:br/>
+              <w:t>75]</w:t>
+            </w:r>
+          </w:p>
+        </w:tc>
+      </w:tr>
+    </w:tbl>
+    <w:p/>
+    <w:p>
       <w:pPr>
-        <w:pStyle w:val="ListBullet"/>
+        <w:pStyle w:val="Heading3"/>
       </w:pPr>
       <w:r>
-        <w:t>Ví dụ giá căn hộ:</w:t>
+        <w:t>Tính XᵀX và Xᵀy</w:t>
+      </w:r>
+    </w:p>
+    <w:tbl>
+      <w:tblPr>
+        <w:tblStyle w:val="LightGrid-Accent1"/>
+        <w:tblW w:type="auto" w:w="0"/>
+        <w:jc w:val="center"/>
+        <w:tblLook w:firstColumn="1" w:firstRow="1" w:lastColumn="0" w:lastRow="0" w:noHBand="0" w:noVBand="1" w:val="04A0"/>
+      </w:tblPr>
+      <w:tblGrid>
+        <w:gridCol w:w="5112"/>
+        <w:gridCol w:w="5112"/>
+      </w:tblGrid>
+      <w:tr>
+        <w:tc>
+          <w:tcPr>
+            <w:tcW w:type="dxa" w:w="5112"/>
+          </w:tcPr>
+          <w:p>
+            <w:pPr>
+              <w:jc w:val="center"/>
+            </w:pPr>
+            <w:r>
+              <w:rPr>
+                <w:b/>
+                <w:sz w:val="17"/>
+              </w:rPr>
+              <w:t>Phép tính</w:t>
+            </w:r>
+          </w:p>
+        </w:tc>
+        <w:tc>
+          <w:tcPr>
+            <w:tcW w:type="dxa" w:w="5112"/>
+          </w:tcPr>
+          <w:p>
+            <w:pPr>
+              <w:jc w:val="center"/>
+            </w:pPr>
+            <w:r>
+              <w:rPr>
+                <w:b/>
+                <w:sz w:val="17"/>
+              </w:rPr>
+              <w:t>Kết quả</w:t>
+            </w:r>
+          </w:p>
+        </w:tc>
+      </w:tr>
+      <w:tr>
+        <w:tc>
+          <w:tcPr>
+            <w:tcW w:type="dxa" w:w="5112"/>
+          </w:tcPr>
+          <w:p>
+            <w:pPr>
+              <w:jc w:val="center"/>
+            </w:pPr>
+            <w:r>
+              <w:rPr>
+                <w:sz w:val="17"/>
+              </w:rPr>
+              <w:t>XᵀX</w:t>
+            </w:r>
+          </w:p>
+        </w:tc>
+        <w:tc>
+          <w:tcPr>
+            <w:tcW w:type="dxa" w:w="5112"/>
+          </w:tcPr>
+          <w:p>
+            <w:pPr>
+              <w:jc w:val="center"/>
+            </w:pPr>
+            <w:r>
+              <w:rPr>
+                <w:sz w:val="17"/>
+              </w:rPr>
+              <w:t>[[  6   21   42]</w:t>
+              <w:br/>
+              <w:t xml:space="preserve"> [ 21   91  145]</w:t>
+              <w:br/>
+              <w:t xml:space="preserve"> [ 42  145  298]]</w:t>
+            </w:r>
+          </w:p>
+        </w:tc>
+      </w:tr>
+      <w:tr>
+        <w:tc>
+          <w:tcPr>
+            <w:tcW w:type="dxa" w:w="5112"/>
+          </w:tcPr>
+          <w:p>
+            <w:pPr>
+              <w:jc w:val="center"/>
+            </w:pPr>
+            <w:r>
+              <w:rPr>
+                <w:sz w:val="17"/>
+              </w:rPr>
+              <w:t>Xᵀy</w:t>
+            </w:r>
+          </w:p>
+        </w:tc>
+        <w:tc>
+          <w:tcPr>
+            <w:tcW w:type="dxa" w:w="5112"/>
+          </w:tcPr>
+          <w:p>
+            <w:pPr>
+              <w:jc w:val="center"/>
+            </w:pPr>
+            <w:r>
+              <w:rPr>
+                <w:sz w:val="17"/>
+              </w:rPr>
+              <w:t>[392</w:t>
+              <w:br/>
+              <w:t>1443</w:t>
+              <w:br/>
+              <w:t>2739]ᵀ</w:t>
+            </w:r>
+          </w:p>
+        </w:tc>
+      </w:tr>
+    </w:tbl>
+    <w:p/>
+    <w:p>
+      <w:pPr/>
+      <w:r>
+        <w:rPr>
+          <w:b w:val="0"/>
+          <w:i w:val="0"/>
+        </w:rPr>
+        <w:t>Đặt A = XᵀX để tiện tính nghịch đảo. Các bước chi tiết trong slide (khai triển định thức, ma trận phần bù đại số, ma trận phụ hợp) cho kết quả:</w:t>
       </w:r>
     </w:p>
     <w:p>
       <w:r>
-        <w:t>ො𝑦= 1,0553 + 0,0453𝑥1 −0,1180𝑥2</w:t>
+        <w:rPr>
+          <w:i/>
+        </w:rPr>
+        <w:t>det(A) = 396</w:t>
       </w:r>
     </w:p>
+    <w:tbl>
+      <w:tblPr>
+        <w:tblStyle w:val="LightGrid-Accent1"/>
+        <w:tblW w:type="auto" w:w="0"/>
+        <w:jc w:val="center"/>
+        <w:tblLook w:firstColumn="1" w:firstRow="1" w:lastColumn="0" w:lastRow="0" w:noHBand="0" w:noVBand="1" w:val="04A0"/>
+      </w:tblPr>
+      <w:tblGrid>
+        <w:gridCol w:w="5112"/>
+        <w:gridCol w:w="5112"/>
+      </w:tblGrid>
+      <w:tr>
+        <w:tc>
+          <w:tcPr>
+            <w:tcW w:type="dxa" w:w="5112"/>
+          </w:tcPr>
+          <w:p>
+            <w:pPr>
+              <w:jc w:val="center"/>
+            </w:pPr>
+            <w:r>
+              <w:rPr>
+                <w:b/>
+                <w:sz w:val="17"/>
+              </w:rPr>
+              <w:t>Ma trận</w:t>
+            </w:r>
+          </w:p>
+        </w:tc>
+        <w:tc>
+          <w:tcPr>
+            <w:tcW w:type="dxa" w:w="5112"/>
+          </w:tcPr>
+          <w:p>
+            <w:pPr>
+              <w:jc w:val="center"/>
+            </w:pPr>
+            <w:r>
+              <w:rPr>
+                <w:b/>
+                <w:sz w:val="17"/>
+              </w:rPr>
+              <w:t>Giá trị</w:t>
+            </w:r>
+          </w:p>
+        </w:tc>
+      </w:tr>
+      <w:tr>
+        <w:tc>
+          <w:tcPr>
+            <w:tcW w:type="dxa" w:w="5112"/>
+          </w:tcPr>
+          <w:p>
+            <w:pPr>
+              <w:jc w:val="center"/>
+            </w:pPr>
+            <w:r>
+              <w:rPr>
+                <w:sz w:val="17"/>
+              </w:rPr>
+              <w:t>Ma trận phần bù C</w:t>
+            </w:r>
+          </w:p>
+        </w:tc>
+        <w:tc>
+          <w:tcPr>
+            <w:tcW w:type="dxa" w:w="5112"/>
+          </w:tcPr>
+          <w:p>
+            <w:pPr>
+              <w:jc w:val="center"/>
+            </w:pPr>
+            <w:r>
+              <w:rPr>
+                <w:sz w:val="17"/>
+              </w:rPr>
+              <w:t>[[ 6093  −168  −777]</w:t>
+              <w:br/>
+              <w:t xml:space="preserve"> [ −168    24    12]</w:t>
+              <w:br/>
+              <w:t xml:space="preserve"> [ −777    12   105]]</w:t>
+            </w:r>
+          </w:p>
+        </w:tc>
+      </w:tr>
+      <w:tr>
+        <w:tc>
+          <w:tcPr>
+            <w:tcW w:type="dxa" w:w="5112"/>
+          </w:tcPr>
+          <w:p>
+            <w:pPr>
+              <w:jc w:val="center"/>
+            </w:pPr>
+            <w:r>
+              <w:rPr>
+                <w:sz w:val="17"/>
+              </w:rPr>
+              <w:t>Ma trận nghịch đảo A⁻¹ = (1/396)·adj(A)</w:t>
+            </w:r>
+          </w:p>
+        </w:tc>
+        <w:tc>
+          <w:tcPr>
+            <w:tcW w:type="dxa" w:w="5112"/>
+          </w:tcPr>
+          <w:p>
+            <w:pPr>
+              <w:jc w:val="center"/>
+            </w:pPr>
+            <w:r>
+              <w:rPr>
+                <w:sz w:val="17"/>
+              </w:rPr>
+              <w:t>[[ 15.3864  −0.4242  −1.9621]</w:t>
+              <w:br/>
+              <w:t xml:space="preserve"> [ −0.4242   0.0606   0.0303]</w:t>
+              <w:br/>
+              <w:t xml:space="preserve"> [ −1.9621   0.0303   0.2652]]</w:t>
+            </w:r>
+          </w:p>
+        </w:tc>
+      </w:tr>
+    </w:tbl>
+    <w:p/>
     <w:p>
       <w:pPr>
-        <w:pStyle w:val="ListBullet2"/>
+        <w:pStyle w:val="Heading3"/>
       </w:pPr>
       <w:r>
-        <w:t>Cùng khoảng cách, thêm 1 m² → giá tăng ≈</w:t>
+        <w:t>Tính véc tơ trọng số w</w:t>
       </w:r>
     </w:p>
     <w:p>
       <w:r>
-        <w:t>45 triệu.</w:t>
-      </w:r>
-    </w:p>
-    <w:p>
-      <w:pPr>
-        <w:pStyle w:val="ListBullet2"/>
-      </w:pPr>
-      <w:r>
-        <w:t>Cùng diện tích, xa thêm 1 km → giá giảm ≈</w:t>
+        <w:rPr>
+          <w:b/>
+        </w:rPr>
+        <w:t>w = A⁻¹ · Xᵀy  =  [45.0227  ;  4.1515  ;  0.8258]ᵀ</w:t>
       </w:r>
     </w:p>
     <w:p>
       <w:r>
-        <w:t>118 triệu.</w:t>
+        <w:rPr>
+          <w:b/>
+          <w:color w:val="1B3A5C"/>
+        </w:rPr>
+        <w:t>Phương trình hồi quy ước lượng:  y_hat = 45.0227 + 4.1515·x1 + 0.8258·x2</w:t>
       </w:r>
     </w:p>
     <w:p>
-      <w:pPr>
-        <w:pStyle w:val="ListBullet"/>
-      </w:pPr>
+      <w:pPr/>
       <w:r>
-        <w:t>Hệ số của một biến có thể đổi khi thêm/bớt biến khác.</w:t>
-      </w:r>
-    </w:p>
-    <w:p>
-      <w:r>
-        <w:t>Cố định 𝑥₂ các đường song song, cùng hệ số góc 𝑤₁</w:t>
+        <w:rPr>
+          <w:b w:val="0"/>
+          <w:i w:val="0"/>
+        </w:rPr>
+        <w:t>Diễn giải: khi số giờ ngủ giữ nguyên, mỗi giờ học thêm mỗi tuần làm điểm thi tăng trung bình khoảng 4,15 điểm; khi số giờ học giữ nguyên, mỗi giờ ngủ thêm mỗi đêm làm điểm tăng khoảng 0,83 điểm; mức điểm cơ sở khi cả hai biến bằng không là 45,02 (chỉ mang ý nghĩa toán học).</w:t>
       </w:r>
     </w:p>
     <w:p>
@@ -592,3561 +1571,982 @@
         <w:pStyle w:val="Heading2"/>
       </w:pPr>
       <w:r>
-        <w:t>Dạng ma trận của mô hình</w:t>
+        <w:t>6. Thực hành trên tập 50 Startups</w:t>
+      </w:r>
+    </w:p>
+    <w:p>
+      <w:pPr/>
+      <w:r>
+        <w:rPr>
+          <w:b w:val="0"/>
+          <w:i w:val="0"/>
+        </w:rPr>
+        <w:t>Tập dữ liệu 50 Startups (nguồn SuperDataScience) gồm 50 công ty khởi nghiệp, mỗi công ty có 5 thuộc tính: chi phí R&amp;D, chi phí quản trị, chi phí marketing, bang đặt trụ sở (State: New York / California / Florida) và lợi nhuận (Profit). Bài toán là dự đoán lợi nhuận khi biết bốn thông tin đầu vào.</w:t>
+      </w:r>
+    </w:p>
+    <w:tbl>
+      <w:tblPr>
+        <w:tblStyle w:val="LightGrid-Accent1"/>
+        <w:tblW w:type="auto" w:w="0"/>
+        <w:jc w:val="center"/>
+        <w:tblLook w:firstColumn="1" w:firstRow="1" w:lastColumn="0" w:lastRow="0" w:noHBand="0" w:noVBand="1" w:val="04A0"/>
+      </w:tblPr>
+      <w:tblGrid>
+        <w:gridCol w:w="1704"/>
+        <w:gridCol w:w="1704"/>
+        <w:gridCol w:w="1704"/>
+        <w:gridCol w:w="1704"/>
+        <w:gridCol w:w="1704"/>
+        <w:gridCol w:w="1704"/>
+      </w:tblGrid>
+      <w:tr>
+        <w:tc>
+          <w:tcPr>
+            <w:tcW w:type="dxa" w:w="1704"/>
+          </w:tcPr>
+          <w:p>
+            <w:pPr>
+              <w:jc w:val="center"/>
+            </w:pPr>
+            <w:r>
+              <w:rPr>
+                <w:b/>
+                <w:sz w:val="17"/>
+              </w:rPr>
+              <w:t>STT</w:t>
+            </w:r>
+          </w:p>
+        </w:tc>
+        <w:tc>
+          <w:tcPr>
+            <w:tcW w:type="dxa" w:w="1704"/>
+          </w:tcPr>
+          <w:p>
+            <w:pPr>
+              <w:jc w:val="center"/>
+            </w:pPr>
+            <w:r>
+              <w:rPr>
+                <w:b/>
+                <w:sz w:val="17"/>
+              </w:rPr>
+              <w:t>R&amp;D</w:t>
+            </w:r>
+          </w:p>
+        </w:tc>
+        <w:tc>
+          <w:tcPr>
+            <w:tcW w:type="dxa" w:w="1704"/>
+          </w:tcPr>
+          <w:p>
+            <w:pPr>
+              <w:jc w:val="center"/>
+            </w:pPr>
+            <w:r>
+              <w:rPr>
+                <w:b/>
+                <w:sz w:val="17"/>
+              </w:rPr>
+              <w:t>Administration</w:t>
+            </w:r>
+          </w:p>
+        </w:tc>
+        <w:tc>
+          <w:tcPr>
+            <w:tcW w:type="dxa" w:w="1704"/>
+          </w:tcPr>
+          <w:p>
+            <w:pPr>
+              <w:jc w:val="center"/>
+            </w:pPr>
+            <w:r>
+              <w:rPr>
+                <w:b/>
+                <w:sz w:val="17"/>
+              </w:rPr>
+              <w:t>Marketing</w:t>
+            </w:r>
+          </w:p>
+        </w:tc>
+        <w:tc>
+          <w:tcPr>
+            <w:tcW w:type="dxa" w:w="1704"/>
+          </w:tcPr>
+          <w:p>
+            <w:pPr>
+              <w:jc w:val="center"/>
+            </w:pPr>
+            <w:r>
+              <w:rPr>
+                <w:b/>
+                <w:sz w:val="17"/>
+              </w:rPr>
+              <w:t>State</w:t>
+            </w:r>
+          </w:p>
+        </w:tc>
+        <w:tc>
+          <w:tcPr>
+            <w:tcW w:type="dxa" w:w="1704"/>
+          </w:tcPr>
+          <w:p>
+            <w:pPr>
+              <w:jc w:val="center"/>
+            </w:pPr>
+            <w:r>
+              <w:rPr>
+                <w:b/>
+                <w:sz w:val="17"/>
+              </w:rPr>
+              <w:t>Profit</w:t>
+            </w:r>
+          </w:p>
+        </w:tc>
+      </w:tr>
+      <w:tr>
+        <w:tc>
+          <w:tcPr>
+            <w:tcW w:type="dxa" w:w="1704"/>
+          </w:tcPr>
+          <w:p>
+            <w:pPr>
+              <w:jc w:val="center"/>
+            </w:pPr>
+            <w:r>
+              <w:rPr>
+                <w:sz w:val="17"/>
+              </w:rPr>
+              <w:t>1</w:t>
+            </w:r>
+          </w:p>
+        </w:tc>
+        <w:tc>
+          <w:tcPr>
+            <w:tcW w:type="dxa" w:w="1704"/>
+          </w:tcPr>
+          <w:p>
+            <w:pPr>
+              <w:jc w:val="center"/>
+            </w:pPr>
+            <w:r>
+              <w:rPr>
+                <w:sz w:val="17"/>
+              </w:rPr>
+              <w:t>165,349</w:t>
+            </w:r>
+          </w:p>
+        </w:tc>
+        <w:tc>
+          <w:tcPr>
+            <w:tcW w:type="dxa" w:w="1704"/>
+          </w:tcPr>
+          <w:p>
+            <w:pPr>
+              <w:jc w:val="center"/>
+            </w:pPr>
+            <w:r>
+              <w:rPr>
+                <w:sz w:val="17"/>
+              </w:rPr>
+              <w:t>136,898</w:t>
+            </w:r>
+          </w:p>
+        </w:tc>
+        <w:tc>
+          <w:tcPr>
+            <w:tcW w:type="dxa" w:w="1704"/>
+          </w:tcPr>
+          <w:p>
+            <w:pPr>
+              <w:jc w:val="center"/>
+            </w:pPr>
+            <w:r>
+              <w:rPr>
+                <w:sz w:val="17"/>
+              </w:rPr>
+              <w:t>471,784</w:t>
+            </w:r>
+          </w:p>
+        </w:tc>
+        <w:tc>
+          <w:tcPr>
+            <w:tcW w:type="dxa" w:w="1704"/>
+          </w:tcPr>
+          <w:p>
+            <w:pPr>
+              <w:jc w:val="center"/>
+            </w:pPr>
+            <w:r>
+              <w:rPr>
+                <w:sz w:val="17"/>
+              </w:rPr>
+              <w:t>New York</w:t>
+            </w:r>
+          </w:p>
+        </w:tc>
+        <w:tc>
+          <w:tcPr>
+            <w:tcW w:type="dxa" w:w="1704"/>
+          </w:tcPr>
+          <w:p>
+            <w:pPr>
+              <w:jc w:val="center"/>
+            </w:pPr>
+            <w:r>
+              <w:rPr>
+                <w:sz w:val="17"/>
+              </w:rPr>
+              <w:t>192,262</w:t>
+            </w:r>
+          </w:p>
+        </w:tc>
+      </w:tr>
+      <w:tr>
+        <w:tc>
+          <w:tcPr>
+            <w:tcW w:type="dxa" w:w="1704"/>
+          </w:tcPr>
+          <w:p>
+            <w:pPr>
+              <w:jc w:val="center"/>
+            </w:pPr>
+            <w:r>
+              <w:rPr>
+                <w:sz w:val="17"/>
+              </w:rPr>
+              <w:t>2</w:t>
+            </w:r>
+          </w:p>
+        </w:tc>
+        <w:tc>
+          <w:tcPr>
+            <w:tcW w:type="dxa" w:w="1704"/>
+          </w:tcPr>
+          <w:p>
+            <w:pPr>
+              <w:jc w:val="center"/>
+            </w:pPr>
+            <w:r>
+              <w:rPr>
+                <w:sz w:val="17"/>
+              </w:rPr>
+              <w:t>162,598</w:t>
+            </w:r>
+          </w:p>
+        </w:tc>
+        <w:tc>
+          <w:tcPr>
+            <w:tcW w:type="dxa" w:w="1704"/>
+          </w:tcPr>
+          <w:p>
+            <w:pPr>
+              <w:jc w:val="center"/>
+            </w:pPr>
+            <w:r>
+              <w:rPr>
+                <w:sz w:val="17"/>
+              </w:rPr>
+              <w:t>151,378</w:t>
+            </w:r>
+          </w:p>
+        </w:tc>
+        <w:tc>
+          <w:tcPr>
+            <w:tcW w:type="dxa" w:w="1704"/>
+          </w:tcPr>
+          <w:p>
+            <w:pPr>
+              <w:jc w:val="center"/>
+            </w:pPr>
+            <w:r>
+              <w:rPr>
+                <w:sz w:val="17"/>
+              </w:rPr>
+              <w:t>443,899</w:t>
+            </w:r>
+          </w:p>
+        </w:tc>
+        <w:tc>
+          <w:tcPr>
+            <w:tcW w:type="dxa" w:w="1704"/>
+          </w:tcPr>
+          <w:p>
+            <w:pPr>
+              <w:jc w:val="center"/>
+            </w:pPr>
+            <w:r>
+              <w:rPr>
+                <w:sz w:val="17"/>
+              </w:rPr>
+              <w:t>California</w:t>
+            </w:r>
+          </w:p>
+        </w:tc>
+        <w:tc>
+          <w:tcPr>
+            <w:tcW w:type="dxa" w:w="1704"/>
+          </w:tcPr>
+          <w:p>
+            <w:pPr>
+              <w:jc w:val="center"/>
+            </w:pPr>
+            <w:r>
+              <w:rPr>
+                <w:sz w:val="17"/>
+              </w:rPr>
+              <w:t>191,792</w:t>
+            </w:r>
+          </w:p>
+        </w:tc>
+      </w:tr>
+      <w:tr>
+        <w:tc>
+          <w:tcPr>
+            <w:tcW w:type="dxa" w:w="1704"/>
+          </w:tcPr>
+          <w:p>
+            <w:pPr>
+              <w:jc w:val="center"/>
+            </w:pPr>
+            <w:r>
+              <w:rPr>
+                <w:sz w:val="17"/>
+              </w:rPr>
+              <w:t>5</w:t>
+            </w:r>
+          </w:p>
+        </w:tc>
+        <w:tc>
+          <w:tcPr>
+            <w:tcW w:type="dxa" w:w="1704"/>
+          </w:tcPr>
+          <w:p>
+            <w:pPr>
+              <w:jc w:val="center"/>
+            </w:pPr>
+            <w:r>
+              <w:rPr>
+                <w:sz w:val="17"/>
+              </w:rPr>
+              <w:t>142,107</w:t>
+            </w:r>
+          </w:p>
+        </w:tc>
+        <w:tc>
+          <w:tcPr>
+            <w:tcW w:type="dxa" w:w="1704"/>
+          </w:tcPr>
+          <w:p>
+            <w:pPr>
+              <w:jc w:val="center"/>
+            </w:pPr>
+            <w:r>
+              <w:rPr>
+                <w:sz w:val="17"/>
+              </w:rPr>
+              <w:t>91,392</w:t>
+            </w:r>
+          </w:p>
+        </w:tc>
+        <w:tc>
+          <w:tcPr>
+            <w:tcW w:type="dxa" w:w="1704"/>
+          </w:tcPr>
+          <w:p>
+            <w:pPr>
+              <w:jc w:val="center"/>
+            </w:pPr>
+            <w:r>
+              <w:rPr>
+                <w:sz w:val="17"/>
+              </w:rPr>
+              <w:t>366,168</w:t>
+            </w:r>
+          </w:p>
+        </w:tc>
+        <w:tc>
+          <w:tcPr>
+            <w:tcW w:type="dxa" w:w="1704"/>
+          </w:tcPr>
+          <w:p>
+            <w:pPr>
+              <w:jc w:val="center"/>
+            </w:pPr>
+            <w:r>
+              <w:rPr>
+                <w:sz w:val="17"/>
+              </w:rPr>
+              <w:t>Florida</w:t>
+            </w:r>
+          </w:p>
+        </w:tc>
+        <w:tc>
+          <w:tcPr>
+            <w:tcW w:type="dxa" w:w="1704"/>
+          </w:tcPr>
+          <w:p>
+            <w:pPr>
+              <w:jc w:val="center"/>
+            </w:pPr>
+            <w:r>
+              <w:rPr>
+                <w:sz w:val="17"/>
+              </w:rPr>
+              <w:t>166,188</w:t>
+            </w:r>
+          </w:p>
+        </w:tc>
+      </w:tr>
+    </w:tbl>
+    <w:p/>
+    <w:p>
+      <w:pPr/>
+      <w:r>
+        <w:rPr>
+          <w:b w:val="0"/>
+          <w:i w:val="0"/>
+        </w:rPr>
+        <w:t>Ghi chú: bảng trên trích 3/50 dòng tiêu biểu; slide liệt kê đầy đủ hơn. Đây là bài toán hồi quy đa biến với biến phụ thuộc là Profit và các biến độc lập là chi phí R&amp;D, quản trị, marketing cùng thông tin bang.</w:t>
       </w:r>
     </w:p>
     <w:p>
       <w:pPr>
-        <w:pStyle w:val="ListBullet"/>
-      </w:pPr>
-      <w:r>
-        <w:t>Với 𝑚điểm dữ liệu, gom 𝑚phương trình thành một: 𝐲= 𝐗𝐰+ 𝜀</w:t>
-      </w:r>
-    </w:p>
-    <w:p>
-      <w:pPr>
-        <w:pStyle w:val="ListBullet"/>
-      </w:pPr>
-      <w:r>
-        <w:t>Trong đó:</w:t>
-      </w:r>
-    </w:p>
-    <w:p>
-      <w:pPr>
-        <w:pStyle w:val="ListBullet2"/>
-      </w:pPr>
-      <w:r>
-        <w:t>𝑚: số quan sát (số mẫu dữ liệu).</w:t>
-      </w:r>
-    </w:p>
-    <w:p>
-      <w:pPr>
-        <w:pStyle w:val="ListBullet2"/>
-      </w:pPr>
-      <w:r>
-        <w:t>𝐲: vectơ 𝑚× 1 các giá trị đầu ra.</w:t>
-      </w:r>
-    </w:p>
-    <w:p>
-      <w:pPr>
-        <w:pStyle w:val="ListBullet2"/>
-      </w:pPr>
-      <w:r>
-        <w:t>𝐗: ma trận thiết kế 𝑚× 𝑛+ 1 ; cột đầu toàn số 1 (cho w₀).</w:t>
-      </w:r>
-    </w:p>
-    <w:p>
-      <w:pPr>
-        <w:pStyle w:val="ListBullet2"/>
-      </w:pPr>
-      <w:r>
-        <w:t>𝐰: vectơ 𝑛+ 1 × 1 các trọng số.</w:t>
-      </w:r>
-    </w:p>
-    <w:p>
-      <w:pPr>
-        <w:pStyle w:val="ListBullet2"/>
-      </w:pPr>
-      <w:r>
-        <w:t>Mỗi hàng của ma trận 𝐗là một điểm dữ liệu.</w:t>
-      </w:r>
-    </w:p>
-    <w:p>
-      <w:pPr>
-        <w:pStyle w:val="Heading2"/>
-      </w:pPr>
-      <w:r>
-        <w:t>Ước lượng trọng số</w:t>
-      </w:r>
-    </w:p>
-    <w:p>
-      <w:pPr>
-        <w:pStyle w:val="ListBullet"/>
-      </w:pPr>
-      <w:r>
-        <w:t>Phương pháp bình phương nhỏ nhất:</w:t>
-      </w:r>
-    </w:p>
-    <w:p>
-      <w:pPr>
-        <w:pStyle w:val="ListBullet2"/>
-      </w:pPr>
-      <w:r>
-        <w:t>Chọn 𝐰để tổng bình phương sai sốnhỏ nhất:</w:t>
-      </w:r>
-    </w:p>
-    <w:p>
-      <w:r>
-        <w:t>J 𝐰= ෍ 𝑖=1 𝑚 𝑦𝑖−ො𝑦𝑖2 = 𝐲−𝐗𝐰T 𝐲−𝐗𝐰</w:t>
-      </w:r>
-    </w:p>
-    <w:p>
-      <w:pPr>
-        <w:pStyle w:val="ListBullet2"/>
-      </w:pPr>
-      <w:r>
-        <w:t>Đạo hàm theo 𝐰và cho bằng 0:</w:t>
-      </w:r>
-    </w:p>
-    <w:p>
-      <w:r>
-        <w:t>∇J = −2𝐗T𝐲+ 2𝐗T𝐗𝐰= 0</w:t>
-      </w:r>
-    </w:p>
-    <w:p>
-      <w:pPr>
-        <w:pStyle w:val="ListBullet2"/>
-      </w:pPr>
-      <w:r>
-        <w:t>Được hệ phương trình chuẩn 𝐗T𝐗𝐰= 𝐗T𝐲.</w:t>
-      </w:r>
-    </w:p>
-    <w:p>
-      <w:pPr>
-        <w:pStyle w:val="ListBullet2"/>
-      </w:pPr>
-      <w:r>
-        <w:t>Nghiệm OLS: 𝐰= 𝐗T𝐗</w:t>
-      </w:r>
-    </w:p>
-    <w:p>
-      <w:r>
-        <w:t>−1𝐗T𝐲(cần 𝐗T𝐗khả nghịch: không có biến nào là tổ hợp tuyến tính chính xác của biến khác).</w:t>
-      </w:r>
-    </w:p>
-    <w:p>
-      <w:pPr>
-        <w:pStyle w:val="Heading2"/>
-      </w:pPr>
-      <w:r>
-        <w:t>Các giả định của mô hình</w:t>
-      </w:r>
-    </w:p>
-    <w:p>
-      <w:r>
-        <w:t>Giả định</w:t>
-      </w:r>
-    </w:p>
-    <w:p>
-      <w:r>
-        <w:t>Phát biểu</w:t>
-      </w:r>
-    </w:p>
-    <w:p>
-      <w:r>
-        <w:t>Khi vi phạm</w:t>
-      </w:r>
-    </w:p>
-    <w:p>
-      <w:r>
-        <w:t>Tuyến tính y tuyến tính theo các w (x có thể là x², log x)</w:t>
-      </w:r>
-    </w:p>
-    <w:p>
-      <w:r>
-        <w:t>Dự báo sai hệ thống</w:t>
-      </w:r>
-    </w:p>
-    <w:p>
-      <w:r>
-        <w:t>Không bỏ sót biến</w:t>
-      </w:r>
-    </w:p>
-    <w:p>
-      <w:r>
-        <w:t>E(ε | x) = 0</w:t>
-      </w:r>
-    </w:p>
-    <w:p>
-      <w:r>
-        <w:t>Hệ số bị chệch</w:t>
-      </w:r>
-    </w:p>
-    <w:p>
-      <w:r>
-        <w:t>Không đa cộng tuyến hoàn hảo</w:t>
-      </w:r>
-    </w:p>
-    <w:p>
-      <w:r>
-        <w:t>Không biến nào là tổ hợp tuyến tính của biến khác</w:t>
-      </w:r>
-    </w:p>
-    <w:p>
-      <w:r>
-        <w:t>Không ước lượng được</w:t>
-      </w:r>
-    </w:p>
-    <w:p>
-      <w:r>
-        <w:t>Độc lập</w:t>
-      </w:r>
-    </w:p>
-    <w:p>
-      <w:r>
-        <w:t>Các sai số εᵢ độc lập</w:t>
-      </w:r>
-    </w:p>
-    <w:p>
-      <w:r>
-        <w:t>Kiểm định mất tin cậy</w:t>
-      </w:r>
-    </w:p>
-    <w:p>
-      <w:r>
-        <w:t>Phương sai đồng nhất Var(ε) = σ² không đổi</w:t>
-      </w:r>
-    </w:p>
-    <w:p>
-      <w:r>
-        <w:t>Sai số chuẩn sai</w:t>
-      </w:r>
-    </w:p>
-    <w:p>
-      <w:r>
-        <w:t>Phân phối chuẩn ε ~ N(0, σ²)</w:t>
-      </w:r>
-    </w:p>
-    <w:p>
-      <w:r>
-        <w:t>Kiểm định t, F sai khi m nhỏ</w:t>
-      </w:r>
-    </w:p>
-    <w:p>
-      <w:pPr>
-        <w:pStyle w:val="Heading1"/>
-      </w:pPr>
-      <w:r>
-        <w:t>VÍ DỤ TÍNH TAY</w:t>
-      </w:r>
-    </w:p>
-    <w:p>
-      <w:pPr>
-        <w:pStyle w:val="Heading2"/>
-      </w:pPr>
-      <w:r>
-        <w:t>Ví dụ tính tay</w:t>
-      </w:r>
-    </w:p>
-    <w:p>
-      <w:pPr>
-        <w:pStyle w:val="ListBullet"/>
-      </w:pPr>
-      <w:r>
-        <w:t>Bài toán: Một giảng viên muốn nghiên cứu điểm thi cuối kỳ 𝑦 của sinh viên dựa trên hai yếu tố:</w:t>
-      </w:r>
-    </w:p>
-    <w:p>
-      <w:r>
-        <w:t>• 𝑥1: số giờ học mỗi tuần.</w:t>
-      </w:r>
-    </w:p>
-    <w:p>
-      <w:r>
-        <w:t>• 𝑥2: số giờ ngủ trung bình mỗi đêm.</w:t>
-      </w:r>
-    </w:p>
-    <w:p>
-      <w:r>
-        <w:t>• 𝑦: điểm thi cuối kỳ.</w:t>
-      </w:r>
-    </w:p>
-    <w:p>
-      <w:pPr>
-        <w:pStyle w:val="ListBullet"/>
-      </w:pPr>
-      <w:r>
-        <w:t>Thu thập dữ liệu của 6 sinh viên:</w:t>
-      </w:r>
-    </w:p>
-    <w:p>
-      <w:r>
-        <w:t>STT 𝒙1 𝒙2 𝑦</w:t>
-      </w:r>
-    </w:p>
-    <w:p>
-      <w:pPr>
-        <w:pStyle w:val="ListBullet"/>
-      </w:pPr>
-      <w:r>
-        <w:t>Mô hình 𝑦= 𝑤0 + 𝑤1 × 𝑥1 + 𝑤2 × 𝑥2 + 𝜀</w:t>
-      </w:r>
-    </w:p>
-    <w:p>
-      <w:pPr>
-        <w:pStyle w:val="ListBullet"/>
-      </w:pPr>
-      <w:r>
-        <w:t>Trong đó:</w:t>
-      </w:r>
-    </w:p>
-    <w:p>
-      <w:pPr>
-        <w:pStyle w:val="ListBullet2"/>
-      </w:pPr>
-      <w:r>
-        <w:t>Biến 𝑦: Điểm thi cuối kỳ</w:t>
-      </w:r>
-    </w:p>
-    <w:p>
-      <w:pPr>
-        <w:pStyle w:val="ListBullet2"/>
-      </w:pPr>
-      <w:r>
-        <w:t>Biến 𝑥1: số giờ học mỗi tuần.</w:t>
-      </w:r>
-    </w:p>
-    <w:p>
-      <w:pPr>
-        <w:pStyle w:val="ListBullet2"/>
-      </w:pPr>
-      <w:r>
-        <w:t>Biến 𝑥2: số giờ ngủ trung bình mỗi đêm.</w:t>
-      </w:r>
-    </w:p>
-    <w:p>
-      <w:pPr>
-        <w:pStyle w:val="ListBullet2"/>
-      </w:pPr>
-      <w:r>
-        <w:t>Các hệ số 𝑤0, 𝑤1, 𝑤2 là những tham sốcủa mô hình.</w:t>
-      </w:r>
-    </w:p>
-    <w:p>
-      <w:pPr>
-        <w:pStyle w:val="ListBullet2"/>
-      </w:pPr>
-      <w:r>
-        <w:t>ε: sai số ngẫu nhiên, phần 𝑦không được giải thích bởi 𝑥1, 𝑥2.</w:t>
-      </w:r>
-    </w:p>
-    <w:p>
-      <w:pPr>
-        <w:pStyle w:val="ListBullet"/>
-      </w:pPr>
-      <w:r>
-        <w:t>Dạng ma trận của mô hình 𝐲= 𝐗𝐰+ 𝜀</w:t>
-      </w:r>
-    </w:p>
-    <w:p>
-      <w:pPr>
-        <w:pStyle w:val="ListBullet"/>
-      </w:pPr>
-      <w:r>
-        <w:t>Trong đó:</w:t>
-      </w:r>
-    </w:p>
-    <w:p>
-      <w:pPr>
-        <w:pStyle w:val="ListBullet2"/>
-      </w:pPr>
-      <w:r>
-        <w:t>𝐲: vectơ 6 × 1 các giá trị đầu ra.</w:t>
-      </w:r>
-    </w:p>
-    <w:p>
-      <w:pPr>
-        <w:pStyle w:val="ListBullet2"/>
-      </w:pPr>
-      <w:r>
-        <w:t>𝐗: ma trận thiết kế 6 × 3; cột đầu toàn số 1 (cho w₀), số giờ học mỗi tuần, số giờ ngủ trung bình mỗi đêm.</w:t>
-      </w:r>
-    </w:p>
-    <w:p>
-      <w:pPr>
-        <w:pStyle w:val="ListBullet2"/>
-      </w:pPr>
-      <w:r>
-        <w:t>𝐰: vectơ 3 × 1 các trọng số.</w:t>
-      </w:r>
-    </w:p>
-    <w:p>
-      <w:pPr>
-        <w:pStyle w:val="ListBullet2"/>
-      </w:pPr>
-      <w:r>
-        <w:t>Mỗi hàng của ma trận 𝐗là một điểm dữ liệu.</w:t>
-      </w:r>
-    </w:p>
-    <w:p>
-      <w:pPr>
-        <w:pStyle w:val="ListBullet"/>
-      </w:pPr>
-      <w:r>
-        <w:t>Lập ma trận 𝐗:</w:t>
-      </w:r>
-    </w:p>
-    <w:p>
-      <w:r>
-        <w:t>𝐗=</w:t>
-      </w:r>
-    </w:p>
-    <w:p>
-      <w:pPr>
-        <w:pStyle w:val="ListBullet"/>
-      </w:pPr>
-      <w:r>
-        <w:t>Thu thập dữ liệu của 6 sinh viên:</w:t>
-      </w:r>
-    </w:p>
-    <w:p>
-      <w:r>
-        <w:t>STT 𝒙1 𝒙2 𝑦</w:t>
-      </w:r>
-    </w:p>
-    <w:p>
-      <w:pPr>
-        <w:pStyle w:val="ListBullet"/>
-      </w:pPr>
-      <w:r>
-        <w:t>Lập véc tơ 𝐲: 𝐲=</w:t>
-      </w:r>
-    </w:p>
-    <w:p>
-      <w:pPr>
-        <w:pStyle w:val="ListBullet"/>
-      </w:pPr>
-      <w:r>
-        <w:t>Thu thập dữ liệu của 6 sinh viên:</w:t>
-      </w:r>
-    </w:p>
-    <w:p>
-      <w:r>
-        <w:t>STT 𝒙1 𝒙2 𝑦</w:t>
-      </w:r>
-    </w:p>
-    <w:p>
-      <w:pPr>
-        <w:pStyle w:val="ListBullet"/>
-      </w:pPr>
-      <w:r>
-        <w:t>Ta cần tính: 𝐰= 𝐗T𝐗</w:t>
-      </w:r>
-    </w:p>
-    <w:p>
-      <w:r>
-        <w:t>−1𝐗T𝐲</w:t>
-      </w:r>
-    </w:p>
-    <w:p>
-      <w:pPr>
-        <w:pStyle w:val="ListBullet"/>
-      </w:pPr>
-      <w:r>
-        <w:t>Thu thập dữ liệu của 6 sinh viên:</w:t>
-      </w:r>
-    </w:p>
-    <w:p>
-      <w:r>
-        <w:t>STT 𝒙1 𝒙2 𝑦</w:t>
-      </w:r>
-    </w:p>
-    <w:p>
-      <w:pPr>
-        <w:pStyle w:val="ListBullet"/>
-      </w:pPr>
-      <w:r>
-        <w:t>Ma trận 𝐗:</w:t>
-      </w:r>
-    </w:p>
-    <w:p>
-      <w:r>
-        <w:t>𝐗=</w:t>
-      </w:r>
-    </w:p>
-    <w:p>
-      <w:pPr>
-        <w:pStyle w:val="ListBullet"/>
-      </w:pPr>
-      <w:r>
-        <w:t>Tính 𝐗T:</w:t>
-      </w:r>
-    </w:p>
-    <w:p>
-      <w:r>
-        <w:t>𝐗T =</w:t>
-      </w:r>
-    </w:p>
-    <w:p>
-      <w:pPr>
-        <w:pStyle w:val="ListBullet"/>
-      </w:pPr>
-      <w:r>
-        <w:t>Ta cần tính: 𝐰= 𝐗T𝐗</w:t>
-      </w:r>
-    </w:p>
-    <w:p>
-      <w:r>
-        <w:t>−1𝐗T𝐲</w:t>
-      </w:r>
-    </w:p>
-    <w:p>
-      <w:pPr>
-        <w:pStyle w:val="ListBullet"/>
-      </w:pPr>
-      <w:r>
-        <w:t>Thu thập dữ liệu của 6 sinh viên:</w:t>
-      </w:r>
-    </w:p>
-    <w:p>
-      <w:r>
-        <w:t>STT 𝒙1 𝒙2 𝑦</w:t>
-      </w:r>
-    </w:p>
-    <w:p>
-      <w:pPr>
-        <w:pStyle w:val="ListBullet"/>
-      </w:pPr>
-      <w:r>
-        <w:t>Ma trận 𝐗:</w:t>
-      </w:r>
-    </w:p>
-    <w:p>
-      <w:r>
-        <w:t>𝐗=</w:t>
-      </w:r>
-    </w:p>
-    <w:p>
-      <w:pPr>
-        <w:pStyle w:val="ListBullet"/>
-      </w:pPr>
-      <w:r>
-        <w:t>Ma trận 𝐗T:</w:t>
-      </w:r>
-    </w:p>
-    <w:p>
-      <w:r>
-        <w:t>𝐗T =</w:t>
-      </w:r>
-    </w:p>
-    <w:p>
-      <w:pPr>
-        <w:pStyle w:val="ListBullet"/>
-      </w:pPr>
-      <w:r>
-        <w:t>Tính 𝐗T𝐗</w:t>
-      </w:r>
-    </w:p>
-    <w:p>
-      <w:r>
-        <w:t>𝐗T𝐗=</w:t>
-      </w:r>
-    </w:p>
-    <w:p>
-      <w:pPr>
-        <w:pStyle w:val="ListBullet"/>
-      </w:pPr>
-      <w:r>
-        <w:t>Ta cần tính: 𝐰= 𝐗T𝐗</w:t>
-      </w:r>
-    </w:p>
-    <w:p>
-      <w:r>
-        <w:t>−1𝐗T𝐲</w:t>
-      </w:r>
-    </w:p>
-    <w:p>
-      <w:pPr>
-        <w:pStyle w:val="ListBullet"/>
-      </w:pPr>
-      <w:r>
-        <w:t>Thu thập dữ liệu của 6 sinh viên:</w:t>
-      </w:r>
-    </w:p>
-    <w:p>
-      <w:r>
-        <w:t>STT 𝒙1 𝒙2 𝑦</w:t>
-      </w:r>
-    </w:p>
-    <w:p>
-      <w:pPr>
-        <w:pStyle w:val="ListBullet"/>
-      </w:pPr>
-      <w:r>
-        <w:t>Ma trận 𝐗T𝐗</w:t>
-      </w:r>
-    </w:p>
-    <w:p>
-      <w:r>
-        <w:t>𝐗T𝐗=</w:t>
-      </w:r>
-    </w:p>
-    <w:p>
-      <w:pPr>
-        <w:pStyle w:val="ListBullet"/>
-      </w:pPr>
-      <w:r>
-        <w:t>Tính 𝐗T𝐗</w:t>
-      </w:r>
-    </w:p>
-    <w:p>
-      <w:r>
-        <w:t>−1</w:t>
-      </w:r>
-    </w:p>
-    <w:p>
-      <w:r>
-        <w:t>𝐗T𝐗</w:t>
-      </w:r>
-    </w:p>
-    <w:p>
-      <w:r>
-        <w:t>−1 =</w:t>
-      </w:r>
-    </w:p>
-    <w:p>
-      <w:r>
-        <w:t>15.3864</w:t>
-      </w:r>
-    </w:p>
-    <w:p>
-      <w:r>
-        <w:t>−0.42424</w:t>
-      </w:r>
-    </w:p>
-    <w:p>
-      <w:r>
-        <w:t>−1.96212</w:t>
-      </w:r>
-    </w:p>
-    <w:p>
-      <w:r>
-        <w:t>−0.42424</w:t>
-      </w:r>
-    </w:p>
-    <w:p>
-      <w:r>
-        <w:t>0.060606</w:t>
-      </w:r>
-    </w:p>
-    <w:p>
-      <w:r>
-        <w:t>0.030303</w:t>
-      </w:r>
-    </w:p>
-    <w:p>
-      <w:r>
-        <w:t>−1.96212</w:t>
-      </w:r>
-    </w:p>
-    <w:p>
-      <w:r>
-        <w:t>0.030303</w:t>
-      </w:r>
-    </w:p>
-    <w:p>
-      <w:r>
-        <w:t>0.265152</w:t>
-      </w:r>
-    </w:p>
-    <w:p>
-      <w:pPr>
-        <w:pStyle w:val="ListBullet"/>
-      </w:pPr>
-      <w:r>
-        <w:t>Ta cần tính: 𝐰= 𝐗T𝐗</w:t>
-      </w:r>
-    </w:p>
-    <w:p>
-      <w:r>
-        <w:t>−1𝐗T𝐲</w:t>
-      </w:r>
-    </w:p>
-    <w:p>
-      <w:pPr>
-        <w:pStyle w:val="ListBullet"/>
-      </w:pPr>
-      <w:r>
-        <w:t>Thu thập dữ liệu của 6 sinh viên:</w:t>
-      </w:r>
-    </w:p>
-    <w:p>
-      <w:r>
-        <w:t>STT 𝒙1 𝒙2 𝑦</w:t>
-      </w:r>
-    </w:p>
-    <w:p>
-      <w:pPr>
-        <w:pStyle w:val="ListBullet"/>
-      </w:pPr>
-      <w:r>
-        <w:t>Ma trận 𝐗T:</w:t>
-      </w:r>
-    </w:p>
-    <w:p>
-      <w:r>
-        <w:t>𝐗T =</w:t>
-      </w:r>
-    </w:p>
-    <w:p>
-      <w:pPr>
-        <w:pStyle w:val="ListBullet"/>
-      </w:pPr>
-      <w:r>
-        <w:t>Véc tơ 𝐲: 𝐲=</w:t>
-      </w:r>
-    </w:p>
-    <w:p>
-      <w:pPr>
-        <w:pStyle w:val="ListBullet"/>
-      </w:pPr>
-      <w:r>
-        <w:t>Tính 𝐗T𝐲</w:t>
-      </w:r>
-    </w:p>
-    <w:p>
-      <w:r>
-        <w:t>𝐗T𝐲=</w:t>
-      </w:r>
-    </w:p>
-    <w:p>
-      <w:pPr>
-        <w:pStyle w:val="ListBullet"/>
-      </w:pPr>
-      <w:r>
-        <w:t>Ta cần tính: 𝐰= 𝐗T𝐗</w:t>
-      </w:r>
-    </w:p>
-    <w:p>
-      <w:r>
-        <w:t>−1𝐗T𝐲</w:t>
-      </w:r>
-    </w:p>
-    <w:p>
-      <w:pPr>
-        <w:pStyle w:val="ListBullet"/>
-      </w:pPr>
-      <w:r>
-        <w:t>Thu thập dữ liệu của 6 sinh viên:</w:t>
-      </w:r>
-    </w:p>
-    <w:p>
-      <w:r>
-        <w:t>STT 𝒙1 𝒙2 𝑦</w:t>
-      </w:r>
-    </w:p>
-    <w:p>
-      <w:pPr>
-        <w:pStyle w:val="ListBullet"/>
-      </w:pPr>
-      <w:r>
-        <w:t>Ma trận 𝐗T𝐗</w:t>
-      </w:r>
-    </w:p>
-    <w:p>
-      <w:r>
-        <w:t>−1</w:t>
-      </w:r>
-    </w:p>
-    <w:p>
-      <w:r>
-        <w:t>𝐗T𝐗</w:t>
-      </w:r>
-    </w:p>
-    <w:p>
-      <w:r>
-        <w:t>−1 =</w:t>
-      </w:r>
-    </w:p>
-    <w:p>
-      <w:r>
-        <w:t>15.3864</w:t>
-      </w:r>
-    </w:p>
-    <w:p>
-      <w:r>
-        <w:t>−0.42424</w:t>
-      </w:r>
-    </w:p>
-    <w:p>
-      <w:r>
-        <w:t>−1.96212</w:t>
-      </w:r>
-    </w:p>
-    <w:p>
-      <w:r>
-        <w:t>−0.42424</w:t>
-      </w:r>
-    </w:p>
-    <w:p>
-      <w:r>
-        <w:t>0.060606</w:t>
-      </w:r>
-    </w:p>
-    <w:p>
-      <w:r>
-        <w:t>0.030303</w:t>
-      </w:r>
-    </w:p>
-    <w:p>
-      <w:r>
-        <w:t>−1.96212</w:t>
-      </w:r>
-    </w:p>
-    <w:p>
-      <w:r>
-        <w:t>0.030303</w:t>
-      </w:r>
-    </w:p>
-    <w:p>
-      <w:r>
-        <w:t>0.265152</w:t>
-      </w:r>
-    </w:p>
-    <w:p>
-      <w:pPr>
-        <w:pStyle w:val="ListBullet"/>
-      </w:pPr>
-      <w:r>
-        <w:t>Ma trận 𝐗T𝐲</w:t>
-      </w:r>
-    </w:p>
-    <w:p>
-      <w:r>
-        <w:t>𝐗T𝐲=</w:t>
-      </w:r>
-    </w:p>
-    <w:p>
-      <w:pPr>
-        <w:pStyle w:val="ListBullet"/>
-      </w:pPr>
-      <w:r>
-        <w:t>Tính 𝐰= 𝐗T𝐗</w:t>
-      </w:r>
-    </w:p>
-    <w:p>
-      <w:r>
-        <w:t>−1𝐗T𝐲 𝐰=</w:t>
-      </w:r>
-    </w:p>
-    <w:p>
-      <w:r>
-        <w:t>15.3864</w:t>
-      </w:r>
-    </w:p>
-    <w:p>
-      <w:r>
-        <w:t>−0.42424</w:t>
-      </w:r>
-    </w:p>
-    <w:p>
-      <w:r>
-        <w:t>−1.96212</w:t>
-      </w:r>
-    </w:p>
-    <w:p>
-      <w:r>
-        <w:t>−0.42424</w:t>
-      </w:r>
-    </w:p>
-    <w:p>
-      <w:r>
-        <w:t>0.060606</w:t>
-      </w:r>
-    </w:p>
-    <w:p>
-      <w:r>
-        <w:t>0.030303</w:t>
-      </w:r>
-    </w:p>
-    <w:p>
-      <w:r>
-        <w:t>−1.96212</w:t>
-      </w:r>
-    </w:p>
-    <w:p>
-      <w:r>
-        <w:t>0.030303</w:t>
-      </w:r>
-    </w:p>
-    <w:p>
-      <w:r>
-        <w:t>0.265152 𝐰=</w:t>
-      </w:r>
-    </w:p>
-    <w:p>
-      <w:r>
-        <w:t>45.0227</w:t>
-      </w:r>
-    </w:p>
-    <w:p>
-      <w:r>
-        <w:t>4.1515</w:t>
-      </w:r>
-    </w:p>
-    <w:p>
-      <w:r>
-        <w:t>0.8258</w:t>
-      </w:r>
-    </w:p>
-    <w:p>
-      <w:pPr>
-        <w:pStyle w:val="ListBullet"/>
-      </w:pPr>
-      <w:r>
-        <w:t>Mô hình 𝑦= 45.0227 + 4.1515 × 𝑥1 + 0.8258 × 𝑥2 + 𝜀</w:t>
-      </w:r>
-    </w:p>
-    <w:p>
-      <w:pPr>
-        <w:pStyle w:val="ListBullet"/>
-      </w:pPr>
-      <w:r>
-        <w:t>Trong đó:</w:t>
-      </w:r>
-    </w:p>
-    <w:p>
-      <w:pPr>
-        <w:pStyle w:val="ListBullet2"/>
-      </w:pPr>
-      <w:r>
-        <w:t>Biến 𝑦: Điểm thi cuối kỳ</w:t>
-      </w:r>
-    </w:p>
-    <w:p>
-      <w:pPr>
-        <w:pStyle w:val="ListBullet2"/>
-      </w:pPr>
-      <w:r>
-        <w:t>Biến 𝑥1: số giờ học mỗi tuần.</w:t>
-      </w:r>
-    </w:p>
-    <w:p>
-      <w:pPr>
-        <w:pStyle w:val="ListBullet2"/>
-      </w:pPr>
-      <w:r>
-        <w:t>Biến 𝑥2: số giờ ngủ trung bình mỗi đêm.</w:t>
-      </w:r>
-    </w:p>
-    <w:p>
-      <w:pPr>
-        <w:pStyle w:val="ListBullet2"/>
-      </w:pPr>
-      <w:r>
-        <w:t>Các hệ số 𝑤0, 𝑤1, 𝑤2 là những tham sốcủa mô hình.</w:t>
-      </w:r>
-    </w:p>
-    <w:p>
-      <w:pPr>
-        <w:pStyle w:val="ListBullet2"/>
-      </w:pPr>
-      <w:r>
-        <w:t>ε: sai số ngẫu nhiên, phần 𝑦không được giải thích bởi 𝑥1, 𝑥2.</w:t>
-      </w:r>
-    </w:p>
-    <w:p>
-      <w:pPr>
-        <w:pStyle w:val="ListBullet"/>
-      </w:pPr>
-      <w:r>
-        <w:t>Ma trận 𝐗T𝐗</w:t>
-      </w:r>
-    </w:p>
-    <w:p>
-      <w:r>
-        <w:t>𝐗T𝐗=</w:t>
-      </w:r>
-    </w:p>
-    <w:p>
-      <w:pPr>
-        <w:pStyle w:val="ListBullet"/>
-      </w:pPr>
-      <w:r>
-        <w:t>Tính 𝐗T𝐗</w:t>
-      </w:r>
-    </w:p>
-    <w:p>
-      <w:r>
-        <w:t>−1</w:t>
-      </w:r>
-    </w:p>
-    <w:p>
-      <w:r>
-        <w:t>𝐗T𝐗</w:t>
-      </w:r>
-    </w:p>
-    <w:p>
-      <w:r>
-        <w:t>−1 =</w:t>
-      </w:r>
-    </w:p>
-    <w:p>
-      <w:r>
-        <w:t>15.3864</w:t>
-      </w:r>
-    </w:p>
-    <w:p>
-      <w:r>
-        <w:t>−0.42424</w:t>
-      </w:r>
-    </w:p>
-    <w:p>
-      <w:r>
-        <w:t>−1.96212</w:t>
-      </w:r>
-    </w:p>
-    <w:p>
-      <w:r>
-        <w:t>−0.42424</w:t>
-      </w:r>
-    </w:p>
-    <w:p>
-      <w:r>
-        <w:t>0.060606</w:t>
-      </w:r>
-    </w:p>
-    <w:p>
-      <w:r>
-        <w:t>0.030303</w:t>
-      </w:r>
-    </w:p>
-    <w:p>
-      <w:r>
-        <w:t>−1.96212</w:t>
-      </w:r>
-    </w:p>
-    <w:p>
-      <w:r>
-        <w:t>0.030303</w:t>
-      </w:r>
-    </w:p>
-    <w:p>
-      <w:r>
-        <w:t>0.265152</w:t>
-      </w:r>
-    </w:p>
-    <w:p>
-      <w:pPr>
-        <w:pStyle w:val="ListBullet"/>
-      </w:pPr>
-      <w:r>
-        <w:t>Ma trận 𝐗T𝐗</w:t>
-      </w:r>
-    </w:p>
-    <w:p>
-      <w:r>
-        <w:t>𝐗T𝐗=</w:t>
-      </w:r>
-    </w:p>
-    <w:p>
-      <w:pPr>
-        <w:pStyle w:val="ListBullet"/>
-      </w:pPr>
-      <w:r>
-        <w:t>Đặt 𝐀= 𝐗T𝐗,</w:t>
-      </w:r>
-    </w:p>
-    <w:p>
-      <w:r>
-        <w:t>A =</w:t>
-      </w:r>
-    </w:p>
-    <w:p>
-      <w:pPr>
-        <w:pStyle w:val="ListBullet"/>
-      </w:pPr>
-      <w:r>
-        <w:t>Tính 𝐗T𝐗</w:t>
-      </w:r>
-    </w:p>
-    <w:p>
-      <w:r>
-        <w:t>−1 = 𝐀−1?</w:t>
-      </w:r>
-    </w:p>
-    <w:p>
-      <w:pPr>
-        <w:pStyle w:val="ListBullet"/>
-      </w:pPr>
-      <w:r>
-        <w:t>Đặt 𝐀= 𝐗T𝐗,</w:t>
-      </w:r>
-    </w:p>
-    <w:p>
-      <w:r>
-        <w:t>A =</w:t>
-      </w:r>
-    </w:p>
-    <w:p>
-      <w:pPr>
-        <w:pStyle w:val="ListBullet"/>
-      </w:pPr>
-      <w:r>
-        <w:t>Tính 𝐗T𝐗</w:t>
-      </w:r>
-    </w:p>
-    <w:p>
-      <w:r>
-        <w:t>−1 = 𝐀−1?</w:t>
-      </w:r>
-    </w:p>
-    <w:p>
-      <w:pPr>
-        <w:pStyle w:val="ListBullet"/>
-      </w:pPr>
-      <w:r>
-        <w:t>Công thức:</w:t>
-      </w:r>
-    </w:p>
-    <w:p>
-      <w:r>
-        <w:t>𝐀−1 = 1</w:t>
-      </w:r>
-    </w:p>
-    <w:p>
-      <w:r>
-        <w:t>A adj A</w:t>
-      </w:r>
-    </w:p>
-    <w:p>
-      <w:pPr>
-        <w:pStyle w:val="ListBullet"/>
-      </w:pPr>
-      <w:r>
-        <w:t>Do đó cần tính:</w:t>
-      </w:r>
-    </w:p>
-    <w:p>
-      <w:pPr>
-        <w:pStyle w:val="ListBullet2"/>
-      </w:pPr>
-      <w:r>
-        <w:t>A .</w:t>
-      </w:r>
-    </w:p>
-    <w:p>
-      <w:pPr>
-        <w:pStyle w:val="ListBullet2"/>
-      </w:pPr>
-      <w:r>
-        <w:t>Ma trận phần bù đại số.</w:t>
-      </w:r>
-    </w:p>
-    <w:p>
-      <w:pPr>
-        <w:pStyle w:val="ListBullet2"/>
-      </w:pPr>
-      <w:r>
-        <w:t>Ma trận phụ hợp.</w:t>
-      </w:r>
-    </w:p>
-    <w:p>
-      <w:pPr>
-        <w:pStyle w:val="ListBullet2"/>
-      </w:pPr>
-      <w:r>
-        <w:t>Ma trận nghịch đảo.</w:t>
-      </w:r>
-    </w:p>
-    <w:p>
-      <w:pPr>
-        <w:pStyle w:val="ListBullet"/>
-      </w:pPr>
-      <w:r>
-        <w:t>Tính định thức A :</w:t>
-      </w:r>
-    </w:p>
-    <w:p>
-      <w:r>
-        <w:t>A =</w:t>
-      </w:r>
-    </w:p>
-    <w:p>
-      <w:pPr>
-        <w:pStyle w:val="ListBullet"/>
-      </w:pPr>
-      <w:r>
-        <w:t>Khai triển theo hàng thứ nhất:</w:t>
-      </w:r>
-    </w:p>
-    <w:p>
-      <w:r>
-        <w:t>A =</w:t>
-      </w:r>
-    </w:p>
-    <w:p>
-      <w:r>
-        <w:t>−21 21</w:t>
-      </w:r>
-    </w:p>
-    <w:p>
-      <w:pPr>
-        <w:pStyle w:val="ListBullet2"/>
-      </w:pPr>
-      <w:r>
-        <w:t>42 21</w:t>
-      </w:r>
-    </w:p>
-    <w:p>
-      <w:r>
-        <w:t>A = 6 91 × 298 −145 × 145</w:t>
-      </w:r>
-    </w:p>
-    <w:p>
-      <w:r>
-        <w:t>−21 21 × 298 −42 × 145</w:t>
-      </w:r>
-    </w:p>
-    <w:p>
-      <w:pPr>
-        <w:pStyle w:val="ListBullet2"/>
-      </w:pPr>
-      <w:r>
-        <w:t>42 21 × 145 −42 × 91</w:t>
-      </w:r>
-    </w:p>
-    <w:p>
-      <w:r>
-        <w:t>A = 6 6093 −21 168</w:t>
-      </w:r>
-    </w:p>
-    <w:p>
-      <w:pPr>
-        <w:pStyle w:val="ListBullet2"/>
-      </w:pPr>
-      <w:r>
-        <w:t>42 −777</w:t>
-      </w:r>
-    </w:p>
-    <w:p>
-      <w:r>
-        <w:t>A = 36558 −3528 −32634</w:t>
-      </w:r>
-    </w:p>
-    <w:p>
-      <w:r>
-        <w:t>A = 396</w:t>
-      </w:r>
-    </w:p>
-    <w:p>
-      <w:pPr>
-        <w:pStyle w:val="ListBullet"/>
-      </w:pPr>
-      <w:r>
-        <w:t>Tính ma trận các phần bù đại số:</w:t>
-      </w:r>
-    </w:p>
-    <w:p>
-      <w:pPr>
-        <w:pStyle w:val="ListBullet2"/>
-      </w:pPr>
-      <w:r>
-        <w:t>Ký hiệu:</w:t>
-      </w:r>
-    </w:p>
-    <w:p>
-      <w:r>
-        <w:t>𝐶𝑖𝑗= −1 𝑖+𝑗𝑀𝑖𝑗</w:t>
-      </w:r>
-    </w:p>
-    <w:p>
-      <w:pPr>
-        <w:pStyle w:val="ListBullet2"/>
-      </w:pPr>
-      <w:r>
-        <w:t>Trong đó 𝑀𝑖𝑗là định thức nhận được sau khi bỏ hàng 𝑖, cột 𝑗.</w:t>
-      </w:r>
-    </w:p>
-    <w:p>
-      <w:pPr>
-        <w:pStyle w:val="ListBullet"/>
-      </w:pPr>
-      <w:r>
-        <w:t>Ma trận A:</w:t>
-      </w:r>
-    </w:p>
-    <w:p>
-      <w:r>
-        <w:t>A =</w:t>
-      </w:r>
-    </w:p>
-    <w:p>
-      <w:pPr>
-        <w:pStyle w:val="ListBullet"/>
-      </w:pPr>
-      <w:r>
-        <w:t>Tính 𝐶11:</w:t>
-      </w:r>
-    </w:p>
-    <w:p>
-      <w:r>
-        <w:t>𝐶11 =</w:t>
-      </w:r>
-    </w:p>
-    <w:p>
-      <w:r>
-        <w:t>298 = 6093</w:t>
-      </w:r>
-    </w:p>
-    <w:p>
-      <w:pPr>
-        <w:pStyle w:val="ListBullet"/>
-      </w:pPr>
-      <w:r>
-        <w:t>Tính ma trận các phần bù đại số:</w:t>
-      </w:r>
-    </w:p>
-    <w:p>
-      <w:pPr>
-        <w:pStyle w:val="ListBullet2"/>
-      </w:pPr>
-      <w:r>
-        <w:t>Ký hiệu:</w:t>
-      </w:r>
-    </w:p>
-    <w:p>
-      <w:r>
-        <w:t>𝐶𝑖𝑗= −1 𝑖+𝑗𝑀𝑖𝑗</w:t>
-      </w:r>
-    </w:p>
-    <w:p>
-      <w:pPr>
-        <w:pStyle w:val="ListBullet2"/>
-      </w:pPr>
-      <w:r>
-        <w:t>Trong đó 𝑀𝑖𝑗là định thức nhận được sau khi bỏ hàng 𝑖, cột 𝑗.</w:t>
-      </w:r>
-    </w:p>
-    <w:p>
-      <w:pPr>
-        <w:pStyle w:val="ListBullet"/>
-      </w:pPr>
-      <w:r>
-        <w:t>Ma trận A:</w:t>
-      </w:r>
-    </w:p>
-    <w:p>
-      <w:r>
-        <w:t>A =</w:t>
-      </w:r>
-    </w:p>
-    <w:p>
-      <w:pPr>
-        <w:pStyle w:val="ListBullet"/>
-      </w:pPr>
-      <w:r>
-        <w:t>Tính 𝐶12:</w:t>
-      </w:r>
-    </w:p>
-    <w:p>
-      <w:r>
-        <w:t>𝐶12 = −21</w:t>
-      </w:r>
-    </w:p>
-    <w:p>
-      <w:r>
-        <w:t>298 = −168</w:t>
-      </w:r>
-    </w:p>
-    <w:p>
-      <w:pPr>
-        <w:pStyle w:val="ListBullet"/>
-      </w:pPr>
-      <w:r>
-        <w:t>Tính ma trận các phần bù đại số:</w:t>
-      </w:r>
-    </w:p>
-    <w:p>
-      <w:pPr>
-        <w:pStyle w:val="ListBullet2"/>
-      </w:pPr>
-      <w:r>
-        <w:t>Ký hiệu:</w:t>
-      </w:r>
-    </w:p>
-    <w:p>
-      <w:r>
-        <w:t>𝐶𝑖𝑗= −1 𝑖+𝑗𝑀𝑖𝑗</w:t>
-      </w:r>
-    </w:p>
-    <w:p>
-      <w:pPr>
-        <w:pStyle w:val="ListBullet2"/>
-      </w:pPr>
-      <w:r>
-        <w:t>Trong đó 𝑀𝑖𝑗là định thức nhận được sau khi bỏ hàng 𝑖, cột 𝑗.</w:t>
-      </w:r>
-    </w:p>
-    <w:p>
-      <w:pPr>
-        <w:pStyle w:val="ListBullet"/>
-      </w:pPr>
-      <w:r>
-        <w:t>Ma trận A:</w:t>
-      </w:r>
-    </w:p>
-    <w:p>
-      <w:r>
-        <w:t>A =</w:t>
-      </w:r>
-    </w:p>
-    <w:p>
-      <w:pPr>
-        <w:pStyle w:val="ListBullet"/>
-      </w:pPr>
-      <w:r>
-        <w:t>Tính 𝐶13:</w:t>
-      </w:r>
-    </w:p>
-    <w:p>
-      <w:r>
-        <w:t>𝐶13 = 21</w:t>
-      </w:r>
-    </w:p>
-    <w:p>
-      <w:r>
-        <w:t>145 = −777</w:t>
-      </w:r>
-    </w:p>
-    <w:p>
-      <w:pPr>
-        <w:pStyle w:val="ListBullet"/>
-      </w:pPr>
-      <w:r>
-        <w:t>Tính ma trận các phần bù đại số:</w:t>
-      </w:r>
-    </w:p>
-    <w:p>
-      <w:pPr>
-        <w:pStyle w:val="ListBullet2"/>
-      </w:pPr>
-      <w:r>
-        <w:t>Ký hiệu:</w:t>
-      </w:r>
-    </w:p>
-    <w:p>
-      <w:r>
-        <w:t>𝐶𝑖𝑗= −1 𝑖+𝑗𝑀𝑖𝑗</w:t>
-      </w:r>
-    </w:p>
-    <w:p>
-      <w:pPr>
-        <w:pStyle w:val="ListBullet2"/>
-      </w:pPr>
-      <w:r>
-        <w:t>Trong đó 𝑀𝑖𝑗là định thức nhận được sau khi bỏ hàng 𝑖, cột 𝑗.</w:t>
-      </w:r>
-    </w:p>
-    <w:p>
-      <w:pPr>
-        <w:pStyle w:val="ListBullet"/>
-      </w:pPr>
-      <w:r>
-        <w:t>Ma trận A:</w:t>
-      </w:r>
-    </w:p>
-    <w:p>
-      <w:r>
-        <w:t>A =</w:t>
-      </w:r>
-    </w:p>
-    <w:p>
-      <w:pPr>
-        <w:pStyle w:val="ListBullet"/>
-      </w:pPr>
-      <w:r>
-        <w:t>Tính 𝐶21:</w:t>
-      </w:r>
-    </w:p>
-    <w:p>
-      <w:r>
-        <w:t>𝐶21 = −21</w:t>
-      </w:r>
-    </w:p>
-    <w:p>
-      <w:r>
-        <w:t>298 = −168</w:t>
-      </w:r>
-    </w:p>
-    <w:p>
-      <w:pPr>
-        <w:pStyle w:val="ListBullet"/>
-      </w:pPr>
-      <w:r>
-        <w:t>Tính ma trận các phần bù đại số:</w:t>
-      </w:r>
-    </w:p>
-    <w:p>
-      <w:pPr>
-        <w:pStyle w:val="ListBullet2"/>
-      </w:pPr>
-      <w:r>
-        <w:t>Ký hiệu:</w:t>
-      </w:r>
-    </w:p>
-    <w:p>
-      <w:r>
-        <w:t>𝐶𝑖𝑗= −1 𝑖+𝑗𝑀𝑖𝑗</w:t>
-      </w:r>
-    </w:p>
-    <w:p>
-      <w:pPr>
-        <w:pStyle w:val="ListBullet2"/>
-      </w:pPr>
-      <w:r>
-        <w:t>Trong đó 𝑀𝑖𝑗là định thức nhận được sau khi bỏ hàng 𝑖, cột 𝑗.</w:t>
-      </w:r>
-    </w:p>
-    <w:p>
-      <w:pPr>
-        <w:pStyle w:val="ListBullet"/>
-      </w:pPr>
-      <w:r>
-        <w:t>Ma trận A:</w:t>
-      </w:r>
-    </w:p>
-    <w:p>
-      <w:r>
-        <w:t>A =</w:t>
-      </w:r>
-    </w:p>
-    <w:p>
-      <w:pPr>
-        <w:pStyle w:val="ListBullet"/>
-      </w:pPr>
-      <w:r>
-        <w:t>Tính 𝐶22:</w:t>
-      </w:r>
-    </w:p>
-    <w:p>
-      <w:r>
-        <w:t>𝐶22 =</w:t>
-      </w:r>
-    </w:p>
-    <w:p>
-      <w:r>
-        <w:t>298 = 24</w:t>
-      </w:r>
-    </w:p>
-    <w:p>
-      <w:pPr>
-        <w:pStyle w:val="ListBullet"/>
-      </w:pPr>
-      <w:r>
-        <w:t>Tính ma trận các phần bù đại số:</w:t>
-      </w:r>
-    </w:p>
-    <w:p>
-      <w:pPr>
-        <w:pStyle w:val="ListBullet2"/>
-      </w:pPr>
-      <w:r>
-        <w:t>Ký hiệu:</w:t>
-      </w:r>
-    </w:p>
-    <w:p>
-      <w:r>
-        <w:t>𝐶𝑖𝑗= −1 𝑖+𝑗𝑀𝑖𝑗</w:t>
-      </w:r>
-    </w:p>
-    <w:p>
-      <w:pPr>
-        <w:pStyle w:val="ListBullet2"/>
-      </w:pPr>
-      <w:r>
-        <w:t>Trong đó 𝑀𝑖𝑗là định thức nhận được sau khi bỏ hàng 𝑖, cột 𝑗.</w:t>
-      </w:r>
-    </w:p>
-    <w:p>
-      <w:pPr>
-        <w:pStyle w:val="ListBullet"/>
-      </w:pPr>
-      <w:r>
-        <w:t>Ma trận A:</w:t>
-      </w:r>
-    </w:p>
-    <w:p>
-      <w:r>
-        <w:t>A =</w:t>
-      </w:r>
-    </w:p>
-    <w:p>
-      <w:pPr>
-        <w:pStyle w:val="ListBullet"/>
-      </w:pPr>
-      <w:r>
-        <w:t>Tính 𝐶23:</w:t>
-      </w:r>
-    </w:p>
-    <w:p>
-      <w:r>
-        <w:t>𝐶23 = −6</w:t>
-      </w:r>
-    </w:p>
-    <w:p>
-      <w:r>
-        <w:t>145 = 12</w:t>
-      </w:r>
-    </w:p>
-    <w:p>
-      <w:pPr>
-        <w:pStyle w:val="ListBullet"/>
-      </w:pPr>
-      <w:r>
-        <w:t>Tính ma trận các phần bù đại số:</w:t>
-      </w:r>
-    </w:p>
-    <w:p>
-      <w:pPr>
-        <w:pStyle w:val="ListBullet2"/>
-      </w:pPr>
-      <w:r>
-        <w:t>Ký hiệu:</w:t>
-      </w:r>
-    </w:p>
-    <w:p>
-      <w:r>
-        <w:t>𝐶𝑖𝑗= −1 𝑖+𝑗𝑀𝑖𝑗</w:t>
-      </w:r>
-    </w:p>
-    <w:p>
-      <w:pPr>
-        <w:pStyle w:val="ListBullet2"/>
-      </w:pPr>
-      <w:r>
-        <w:t>Trong đó 𝑀𝑖𝑗là định thức nhận được sau khi bỏ hàng 𝑖, cột 𝑗.</w:t>
-      </w:r>
-    </w:p>
-    <w:p>
-      <w:pPr>
-        <w:pStyle w:val="ListBullet"/>
-      </w:pPr>
-      <w:r>
-        <w:t>Ma trận A:</w:t>
-      </w:r>
-    </w:p>
-    <w:p>
-      <w:r>
-        <w:t>A =</w:t>
-      </w:r>
-    </w:p>
-    <w:p>
-      <w:pPr>
-        <w:pStyle w:val="ListBullet"/>
-      </w:pPr>
-      <w:r>
-        <w:t>Tính 𝐶31:</w:t>
-      </w:r>
-    </w:p>
-    <w:p>
-      <w:r>
-        <w:t>𝐶31 = 21</w:t>
-      </w:r>
-    </w:p>
-    <w:p>
-      <w:r>
-        <w:t>145 = −777</w:t>
-      </w:r>
-    </w:p>
-    <w:p>
-      <w:pPr>
-        <w:pStyle w:val="ListBullet"/>
-      </w:pPr>
-      <w:r>
-        <w:t>Tính ma trận các phần bù đại số:</w:t>
-      </w:r>
-    </w:p>
-    <w:p>
-      <w:pPr>
-        <w:pStyle w:val="ListBullet2"/>
-      </w:pPr>
-      <w:r>
-        <w:t>Ký hiệu:</w:t>
-      </w:r>
-    </w:p>
-    <w:p>
-      <w:r>
-        <w:t>𝐶𝑖𝑗= −1 𝑖+𝑗𝑀𝑖𝑗</w:t>
-      </w:r>
-    </w:p>
-    <w:p>
-      <w:pPr>
-        <w:pStyle w:val="ListBullet2"/>
-      </w:pPr>
-      <w:r>
-        <w:t>Trong đó 𝑀𝑖𝑗là định thức nhận được sau khi bỏ hàng 𝑖, cột 𝑗.</w:t>
-      </w:r>
-    </w:p>
-    <w:p>
-      <w:pPr>
-        <w:pStyle w:val="ListBullet"/>
-      </w:pPr>
-      <w:r>
-        <w:t>Ma trận A:</w:t>
-      </w:r>
-    </w:p>
-    <w:p>
-      <w:r>
-        <w:t>A =</w:t>
-      </w:r>
-    </w:p>
-    <w:p>
-      <w:pPr>
-        <w:pStyle w:val="ListBullet"/>
-      </w:pPr>
-      <w:r>
-        <w:t>Tính 𝐶32:</w:t>
-      </w:r>
-    </w:p>
-    <w:p>
-      <w:r>
-        <w:t>𝐶32 = −6</w:t>
-      </w:r>
-    </w:p>
-    <w:p>
-      <w:r>
-        <w:t>145 = 12</w:t>
-      </w:r>
-    </w:p>
-    <w:p>
-      <w:pPr>
-        <w:pStyle w:val="ListBullet"/>
-      </w:pPr>
-      <w:r>
-        <w:t>Tính ma trận các phần bù đại số:</w:t>
-      </w:r>
-    </w:p>
-    <w:p>
-      <w:pPr>
-        <w:pStyle w:val="ListBullet2"/>
-      </w:pPr>
-      <w:r>
-        <w:t>Ký hiệu:</w:t>
-      </w:r>
-    </w:p>
-    <w:p>
-      <w:r>
-        <w:t>𝐶𝑖𝑗= −1 𝑖+𝑗𝑀𝑖𝑗</w:t>
-      </w:r>
-    </w:p>
-    <w:p>
-      <w:pPr>
-        <w:pStyle w:val="ListBullet2"/>
-      </w:pPr>
-      <w:r>
-        <w:t>Trong đó 𝑀𝑖𝑗là định thức nhận được sau khi bỏ hàng 𝑖, cột 𝑗.</w:t>
-      </w:r>
-    </w:p>
-    <w:p>
-      <w:pPr>
-        <w:pStyle w:val="ListBullet"/>
-      </w:pPr>
-      <w:r>
-        <w:t>Ma trận A:</w:t>
-      </w:r>
-    </w:p>
-    <w:p>
-      <w:r>
-        <w:t>A =</w:t>
-      </w:r>
-    </w:p>
-    <w:p>
-      <w:pPr>
-        <w:pStyle w:val="ListBullet"/>
-      </w:pPr>
-      <w:r>
-        <w:t>Tính 𝐶33:</w:t>
-      </w:r>
-    </w:p>
-    <w:p>
-      <w:r>
-        <w:t>𝐶33 =</w:t>
-      </w:r>
-    </w:p>
-    <w:p>
-      <w:r>
-        <w:t>91 = 105</w:t>
-      </w:r>
-    </w:p>
-    <w:p>
-      <w:pPr>
-        <w:pStyle w:val="ListBullet"/>
-      </w:pPr>
-      <w:r>
-        <w:t>Tính ma trận các phần bù đại số:</w:t>
-      </w:r>
-    </w:p>
-    <w:p>
-      <w:pPr>
-        <w:pStyle w:val="ListBullet2"/>
-      </w:pPr>
-      <w:r>
-        <w:t>Ký hiệu:</w:t>
-      </w:r>
-    </w:p>
-    <w:p>
-      <w:r>
-        <w:t>𝐶𝑖𝑗= −1 𝑖+𝑗𝑀𝑖𝑗</w:t>
-      </w:r>
-    </w:p>
-    <w:p>
-      <w:pPr>
-        <w:pStyle w:val="ListBullet2"/>
-      </w:pPr>
-      <w:r>
-        <w:t>Trong đó 𝑀𝑖𝑗là định thức nhận được sau khi bỏ hàng 𝑖, cột 𝑗.</w:t>
-      </w:r>
-    </w:p>
-    <w:p>
-      <w:pPr>
-        <w:pStyle w:val="ListBullet"/>
-      </w:pPr>
-      <w:r>
-        <w:t>Tính ma trận các phần bù đại số:</w:t>
-      </w:r>
-    </w:p>
-    <w:p>
-      <w:r>
-        <w:t>C =</w:t>
-      </w:r>
-    </w:p>
-    <w:p>
-      <w:r>
-        <w:t>𝐶11</w:t>
-      </w:r>
-    </w:p>
-    <w:p>
-      <w:r>
-        <w:t>𝐶12</w:t>
-      </w:r>
-    </w:p>
-    <w:p>
-      <w:r>
-        <w:t>𝐶13</w:t>
-      </w:r>
-    </w:p>
-    <w:p>
-      <w:r>
-        <w:t>𝐶21</w:t>
-      </w:r>
-    </w:p>
-    <w:p>
-      <w:r>
-        <w:t>𝐶22</w:t>
-      </w:r>
-    </w:p>
-    <w:p>
-      <w:r>
-        <w:t>𝐶23</w:t>
-      </w:r>
-    </w:p>
-    <w:p>
-      <w:r>
-        <w:t>𝐶31</w:t>
-      </w:r>
-    </w:p>
-    <w:p>
-      <w:r>
-        <w:t>𝐶32</w:t>
-      </w:r>
-    </w:p>
-    <w:p>
-      <w:r>
-        <w:t>𝐶33</w:t>
-      </w:r>
-    </w:p>
-    <w:p>
-      <w:r>
-        <w:t>C =</w:t>
-      </w:r>
-    </w:p>
-    <w:p>
-      <w:r>
-        <w:t>−168</w:t>
-      </w:r>
-    </w:p>
-    <w:p>
-      <w:r>
-        <w:t>−777</w:t>
-      </w:r>
-    </w:p>
-    <w:p>
-      <w:r>
-        <w:t>−168</w:t>
-      </w:r>
-    </w:p>
-    <w:p>
-      <w:r>
-        <w:t>−777</w:t>
-      </w:r>
-    </w:p>
-    <w:p>
-      <w:pPr>
-        <w:pStyle w:val="ListBullet"/>
-      </w:pPr>
-      <w:r>
-        <w:t>Ma trận các phần bù đại số:</w:t>
-      </w:r>
-    </w:p>
-    <w:p>
-      <w:r>
-        <w:t>C =</w:t>
-      </w:r>
-    </w:p>
-    <w:p>
-      <w:r>
-        <w:t>𝐶11</w:t>
-      </w:r>
-    </w:p>
-    <w:p>
-      <w:r>
-        <w:t>𝐶12</w:t>
-      </w:r>
-    </w:p>
-    <w:p>
-      <w:r>
-        <w:t>𝐶13</w:t>
-      </w:r>
-    </w:p>
-    <w:p>
-      <w:r>
-        <w:t>𝐶21</w:t>
-      </w:r>
-    </w:p>
-    <w:p>
-      <w:r>
-        <w:t>𝐶22</w:t>
-      </w:r>
-    </w:p>
-    <w:p>
-      <w:r>
-        <w:t>𝐶23</w:t>
-      </w:r>
-    </w:p>
-    <w:p>
-      <w:r>
-        <w:t>𝐶31</w:t>
-      </w:r>
-    </w:p>
-    <w:p>
-      <w:r>
-        <w:t>𝐶32</w:t>
-      </w:r>
-    </w:p>
-    <w:p>
-      <w:r>
-        <w:t>𝐶33</w:t>
-      </w:r>
-    </w:p>
-    <w:p>
-      <w:r>
-        <w:t>C =</w:t>
-      </w:r>
-    </w:p>
-    <w:p>
-      <w:r>
-        <w:t>−168</w:t>
-      </w:r>
-    </w:p>
-    <w:p>
-      <w:r>
-        <w:t>−777</w:t>
-      </w:r>
-    </w:p>
-    <w:p>
-      <w:r>
-        <w:t>−168</w:t>
-      </w:r>
-    </w:p>
-    <w:p>
-      <w:r>
-        <w:t>−777</w:t>
-      </w:r>
-    </w:p>
-    <w:p>
-      <w:pPr>
-        <w:pStyle w:val="ListBullet"/>
-      </w:pPr>
-      <w:r>
-        <w:t>Ma trận phụ hợp: adj A = CT adj A =</w:t>
-      </w:r>
-    </w:p>
-    <w:p>
-      <w:r>
-        <w:t>−168</w:t>
-      </w:r>
-    </w:p>
-    <w:p>
-      <w:r>
-        <w:t>−777</w:t>
-      </w:r>
-    </w:p>
-    <w:p>
-      <w:r>
-        <w:t>−168</w:t>
-      </w:r>
-    </w:p>
-    <w:p>
-      <w:r>
-        <w:t>−777</w:t>
-      </w:r>
-    </w:p>
-    <w:p>
-      <w:pPr>
-        <w:pStyle w:val="ListBullet"/>
-      </w:pPr>
-      <w:r>
-        <w:t>Tính định thức A :</w:t>
-      </w:r>
-    </w:p>
-    <w:p>
-      <w:r>
-        <w:t>A = 396</w:t>
-      </w:r>
-    </w:p>
-    <w:p>
-      <w:pPr>
-        <w:pStyle w:val="ListBullet"/>
-      </w:pPr>
-      <w:r>
-        <w:t>Ma trận phụ hợp: adj A = CT adj A =</w:t>
-      </w:r>
-    </w:p>
-    <w:p>
-      <w:r>
-        <w:t>−168</w:t>
-      </w:r>
-    </w:p>
-    <w:p>
-      <w:r>
-        <w:t>−777</w:t>
-      </w:r>
-    </w:p>
-    <w:p>
-      <w:r>
-        <w:t>−168</w:t>
-      </w:r>
-    </w:p>
-    <w:p>
-      <w:r>
-        <w:t>−777</w:t>
-      </w:r>
-    </w:p>
-    <w:p>
-      <w:pPr>
-        <w:pStyle w:val="ListBullet"/>
-      </w:pPr>
-      <w:r>
-        <w:t>Tính ma trận nghịch đảo:</w:t>
-      </w:r>
-    </w:p>
-    <w:p>
-      <w:r>
-        <w:t>𝐀−1 = 1</w:t>
-      </w:r>
-    </w:p>
-    <w:p>
-      <w:r>
-        <w:t>A adj A</w:t>
-      </w:r>
-    </w:p>
-    <w:p>
-      <w:r>
-        <w:t>𝐀−1 =</w:t>
-      </w:r>
-    </w:p>
-    <w:p>
-      <w:r>
-        <w:t>−168</w:t>
-      </w:r>
-    </w:p>
-    <w:p>
-      <w:r>
-        <w:t>−777</w:t>
-      </w:r>
-    </w:p>
-    <w:p>
-      <w:r>
-        <w:t>−168</w:t>
-      </w:r>
-    </w:p>
-    <w:p>
-      <w:r>
-        <w:t>−777</w:t>
-      </w:r>
-    </w:p>
-    <w:p>
-      <w:pPr>
-        <w:pStyle w:val="ListBullet"/>
-      </w:pPr>
-      <w:r>
-        <w:t>Tính định thức A :</w:t>
-      </w:r>
-    </w:p>
-    <w:p>
-      <w:r>
-        <w:t>A = 396</w:t>
-      </w:r>
-    </w:p>
-    <w:p>
-      <w:pPr>
-        <w:pStyle w:val="ListBullet"/>
-      </w:pPr>
-      <w:r>
-        <w:t>Ma trận phụ hợp: adj A = CT adj A =</w:t>
-      </w:r>
-    </w:p>
-    <w:p>
-      <w:r>
-        <w:t>−168</w:t>
-      </w:r>
-    </w:p>
-    <w:p>
-      <w:r>
-        <w:t>−777</w:t>
-      </w:r>
-    </w:p>
-    <w:p>
-      <w:r>
-        <w:t>−168</w:t>
-      </w:r>
-    </w:p>
-    <w:p>
-      <w:r>
-        <w:t>−777</w:t>
-      </w:r>
-    </w:p>
-    <w:p>
-      <w:pPr>
-        <w:pStyle w:val="ListBullet"/>
-      </w:pPr>
-      <w:r>
-        <w:t>Tính ma trận nghịch đảo:</w:t>
-      </w:r>
-    </w:p>
-    <w:p>
-      <w:r>
-        <w:t>𝐀−1 = 1</w:t>
-      </w:r>
-    </w:p>
-    <w:p>
-      <w:r>
-        <w:t>A adj A</w:t>
-      </w:r>
-    </w:p>
-    <w:p>
-      <w:r>
-        <w:t>𝐀−1 =</w:t>
-      </w:r>
-    </w:p>
-    <w:p>
-      <w:r>
-        <w:t>−168</w:t>
-      </w:r>
-    </w:p>
-    <w:p>
-      <w:r>
-        <w:t>−777</w:t>
-      </w:r>
-    </w:p>
-    <w:p>
-      <w:r>
-        <w:t>−168</w:t>
-      </w:r>
-    </w:p>
-    <w:p>
-      <w:r>
-        <w:t>−777</w:t>
-      </w:r>
-    </w:p>
-    <w:p>
-      <w:pPr>
-        <w:pStyle w:val="ListBullet"/>
-      </w:pPr>
-      <w:r>
-        <w:t>Tính định thức A :</w:t>
-      </w:r>
-    </w:p>
-    <w:p>
-      <w:r>
-        <w:t>A = 396</w:t>
-      </w:r>
-    </w:p>
-    <w:p>
-      <w:pPr>
-        <w:pStyle w:val="ListBullet"/>
-      </w:pPr>
-      <w:r>
-        <w:t>Ma trận phụ hợp: adj A = CT adj A =</w:t>
-      </w:r>
-    </w:p>
-    <w:p>
-      <w:r>
-        <w:t>−168</w:t>
-      </w:r>
-    </w:p>
-    <w:p>
-      <w:r>
-        <w:t>−777</w:t>
-      </w:r>
-    </w:p>
-    <w:p>
-      <w:r>
-        <w:t>−168</w:t>
-      </w:r>
-    </w:p>
-    <w:p>
-      <w:r>
-        <w:t>−777</w:t>
-      </w:r>
-    </w:p>
-    <w:p>
-      <w:pPr>
-        <w:pStyle w:val="ListBullet"/>
-      </w:pPr>
-      <w:r>
-        <w:t>Tính ma trận nghịch đảo:</w:t>
-      </w:r>
-    </w:p>
-    <w:p>
-      <w:r>
-        <w:t>𝐀−1 = 1</w:t>
-      </w:r>
-    </w:p>
-    <w:p>
-      <w:r>
-        <w:t>A adj A</w:t>
-      </w:r>
-    </w:p>
-    <w:p>
-      <w:r>
-        <w:t>𝐀−1 =</w:t>
-      </w:r>
-    </w:p>
-    <w:p>
-      <w:r>
-        <w:t>15.3864</w:t>
-      </w:r>
-    </w:p>
-    <w:p>
-      <w:r>
-        <w:t>−0.42424</w:t>
-      </w:r>
-    </w:p>
-    <w:p>
-      <w:r>
-        <w:t>−1.96212</w:t>
-      </w:r>
-    </w:p>
-    <w:p>
-      <w:r>
-        <w:t>−0.42424</w:t>
-      </w:r>
-    </w:p>
-    <w:p>
-      <w:r>
-        <w:t>0.060606</w:t>
-      </w:r>
-    </w:p>
-    <w:p>
-      <w:r>
-        <w:t>0.030303</w:t>
-      </w:r>
-    </w:p>
-    <w:p>
-      <w:r>
-        <w:t>−1.96212</w:t>
-      </w:r>
-    </w:p>
-    <w:p>
-      <w:r>
-        <w:t>0.030303</w:t>
-      </w:r>
-    </w:p>
-    <w:p>
-      <w:r>
-        <w:t>0.265152</w:t>
-      </w:r>
-    </w:p>
-    <w:p>
-      <w:pPr>
-        <w:pStyle w:val="Heading1"/>
-      </w:pPr>
-      <w:r>
-        <w:t>DATASET</w:t>
-      </w:r>
-    </w:p>
-    <w:p>
-      <w:pPr>
-        <w:pStyle w:val="Heading2"/>
-      </w:pPr>
-      <w:r>
-        <w:t>Dataset</w:t>
-      </w:r>
-    </w:p>
-    <w:p>
-      <w:pPr>
-        <w:pStyle w:val="ListBullet"/>
-      </w:pPr>
-      <w:r>
-        <w:t>Tên tập dữliệu: 50 Startups.</w:t>
-      </w:r>
-    </w:p>
-    <w:p>
-      <w:pPr>
-        <w:pStyle w:val="ListBullet"/>
-      </w:pPr>
-      <w:r>
-        <w:t>Nguồn: learning.</w:t>
-      </w:r>
-    </w:p>
-    <w:p>
-      <w:pPr>
-        <w:pStyle w:val="ListBullet"/>
-      </w:pPr>
-      <w:r>
-        <w:t>Tập dữliệu gồm 50 điểm dữliệu, mỗi điểm dữliệu gồm 5 thuộc tính:</w:t>
-      </w:r>
-    </w:p>
-    <w:p>
-      <w:pPr>
-        <w:pStyle w:val="ListBullet2"/>
-      </w:pPr>
-      <w:r>
-        <w:t>R&amp;D Spend: Sốtiền chi trảcho nghiên cứu và phát triển.</w:t>
-      </w:r>
-    </w:p>
-    <w:p>
-      <w:pPr>
-        <w:pStyle w:val="ListBullet2"/>
-      </w:pPr>
-      <w:r>
-        <w:t>Administrator: Sốtiền chi trảcho quản trịvà điều hành.</w:t>
-      </w:r>
-    </w:p>
-    <w:p>
-      <w:pPr>
-        <w:pStyle w:val="ListBullet2"/>
-      </w:pPr>
-      <w:r>
-        <w:t>Marketing Spend: Sốtiền chi trảcho quảng cáo.</w:t>
-      </w:r>
-    </w:p>
-    <w:p>
-      <w:pPr>
-        <w:pStyle w:val="ListBullet2"/>
-      </w:pPr>
-      <w:r>
-        <w:t>State: Là một chuỗi ký tự, đại diện cho bang mà công ty khởi nghiệp.</w:t>
-      </w:r>
-    </w:p>
-    <w:p>
-      <w:pPr>
-        <w:pStyle w:val="ListBullet2"/>
-      </w:pPr>
-      <w:r>
-        <w:t>Profit: Là một sốthực dương, đại diện cho lợi nhuận thu được của startup.</w:t>
-      </w:r>
-    </w:p>
-    <w:p>
-      <w:pPr>
-        <w:pStyle w:val="ListBullet"/>
-      </w:pPr>
-      <w:r>
-        <w:t>Bài toán đặt ra là cho những dữkiện về:</w:t>
-      </w:r>
-    </w:p>
-    <w:p>
-      <w:pPr>
-        <w:pStyle w:val="ListBullet2"/>
-      </w:pPr>
-      <w:r>
-        <w:t>Sốtiền chi trảcho nghiên cứu và phát triển.</w:t>
-      </w:r>
-    </w:p>
-    <w:p>
-      <w:pPr>
-        <w:pStyle w:val="ListBullet2"/>
-      </w:pPr>
-      <w:r>
-        <w:t>Sốtiền chi trảcho quản trịvà điều hành.</w:t>
-      </w:r>
-    </w:p>
-    <w:p>
-      <w:pPr>
-        <w:pStyle w:val="ListBullet2"/>
-      </w:pPr>
-      <w:r>
-        <w:t>Sốtiền dành cho quảng cáo.</w:t>
-      </w:r>
-    </w:p>
-    <w:p>
-      <w:pPr>
-        <w:pStyle w:val="ListBullet2"/>
-      </w:pPr>
-      <w:r>
-        <w:t>Vịtrí (bang - state) của startup.</w:t>
-      </w:r>
-    </w:p>
-    <w:p>
-      <w:r>
-        <w:t>➢Ta cần dựđoán lợi nhuận (profit) mà startup đó thu được.</w:t>
-      </w:r>
-    </w:p>
-    <w:p>
-      <w:r>
-        <w:t>STT</w:t>
-      </w:r>
-    </w:p>
-    <w:p>
-      <w:r>
-        <w:t>R&amp;D</w:t>
-      </w:r>
-    </w:p>
-    <w:p>
-      <w:r>
-        <w:t>Spend</w:t>
-      </w:r>
-    </w:p>
-    <w:p>
-      <w:r>
-        <w:t>Administator</w:t>
-      </w:r>
-    </w:p>
-    <w:p>
-      <w:r>
-        <w:t>Marketing</w:t>
-      </w:r>
-    </w:p>
-    <w:p>
-      <w:r>
-        <w:t>Spend</w:t>
-      </w:r>
-    </w:p>
-    <w:p>
-      <w:r>
-        <w:t>State</w:t>
-      </w:r>
-    </w:p>
-    <w:p>
-      <w:r>
-        <w:t>Profit</w:t>
-      </w:r>
-    </w:p>
-    <w:p>
-      <w:r>
-        <w:t>165,349.2</w:t>
-      </w:r>
-    </w:p>
-    <w:p>
-      <w:r>
-        <w:t>136,897.8</w:t>
-      </w:r>
-    </w:p>
-    <w:p>
-      <w:r>
-        <w:t>471,784.1</w:t>
-      </w:r>
-    </w:p>
-    <w:p>
-      <w:r>
-        <w:t>New York 192,261.83</w:t>
-      </w:r>
-    </w:p>
-    <w:p>
-      <w:r>
-        <w:t>162,597.7</w:t>
-      </w:r>
-    </w:p>
-    <w:p>
-      <w:r>
-        <w:t>151,377.59</w:t>
-      </w:r>
-    </w:p>
-    <w:p>
-      <w:r>
-        <w:t>443,898.53</w:t>
-      </w:r>
-    </w:p>
-    <w:p>
-      <w:r>
-        <w:t>California 191,792.06</w:t>
-      </w:r>
-    </w:p>
-    <w:p>
-      <w:r>
-        <w:t>153,441.51</w:t>
-      </w:r>
-    </w:p>
-    <w:p>
-      <w:r>
-        <w:t>101,145.55</w:t>
-      </w:r>
-    </w:p>
-    <w:p>
-      <w:r>
-        <w:t>407,934.54</w:t>
-      </w:r>
-    </w:p>
-    <w:p>
-      <w:r>
-        <w:t>Florida</w:t>
-      </w:r>
-    </w:p>
-    <w:p>
-      <w:r>
-        <w:t>191,050.39</w:t>
-      </w:r>
-    </w:p>
-    <w:p>
-      <w:r>
-        <w:t>144,372.41</w:t>
-      </w:r>
-    </w:p>
-    <w:p>
-      <w:r>
-        <w:t>118,671.85</w:t>
-      </w:r>
-    </w:p>
-    <w:p>
-      <w:r>
-        <w:t>383,199.62</w:t>
-      </w:r>
-    </w:p>
-    <w:p>
-      <w:r>
-        <w:t>New York 182,901.99</w:t>
-      </w:r>
-    </w:p>
-    <w:p>
-      <w:r>
-        <w:t>142,107.34</w:t>
-      </w:r>
-    </w:p>
-    <w:p>
-      <w:r>
-        <w:t>91,391.77</w:t>
-      </w:r>
-    </w:p>
-    <w:p>
-      <w:r>
-        <w:t>366,168.42</w:t>
-      </w:r>
-    </w:p>
-    <w:p>
-      <w:r>
-        <w:t>Florida</w:t>
-      </w:r>
-    </w:p>
-    <w:p>
-      <w:r>
-        <w:t>166,187.94</w:t>
-      </w:r>
-    </w:p>
-    <w:p>
-      <w:r>
-        <w:t>131,876.9</w:t>
-      </w:r>
-    </w:p>
-    <w:p>
-      <w:r>
-        <w:t>99,814.71</w:t>
-      </w:r>
-    </w:p>
-    <w:p>
-      <w:r>
-        <w:t>362,861.36</w:t>
-      </w:r>
-    </w:p>
-    <w:p>
-      <w:r>
-        <w:t>New York 156,991.12</w:t>
-      </w:r>
-    </w:p>
-    <w:p>
-      <w:pPr>
-        <w:pStyle w:val="Heading1"/>
-      </w:pPr>
-      <w:r>
-        <w:t>MULTIPLE LINEAR REGRESSION</w:t>
-      </w:r>
-    </w:p>
-    <w:p>
-      <w:pPr>
-        <w:pStyle w:val="Heading2"/>
-      </w:pPr>
-      <w:r>
-        <w:t>Multiple Linear Regression</w:t>
-      </w:r>
-    </w:p>
-    <w:p>
-      <w:pPr>
-        <w:pStyle w:val="ListBullet"/>
-      </w:pPr>
-      <w:r>
-        <w:t>Mô hình hồi quy tuyến tính đa biến – Multiple Linear Regression: 𝑦= 𝑤0 + 𝑤1 × 𝑥1 + 𝑤2 × 𝑥2 + ⋯+ 𝑤𝑛× 𝑥𝑛</w:t>
-      </w:r>
-    </w:p>
-    <w:p>
-      <w:pPr>
-        <w:pStyle w:val="ListBullet"/>
-      </w:pPr>
-      <w:r>
-        <w:t>Trong đó:</w:t>
-      </w:r>
-    </w:p>
-    <w:p>
-      <w:pPr>
-        <w:pStyle w:val="ListBullet2"/>
-      </w:pPr>
-      <w:r>
-        <w:t>Biến 𝑦là biến phụthuộc (dependent variable), trong bài toán của chúng ta, đó là giá trịlợi nhuận (profit).</w:t>
-      </w:r>
-    </w:p>
-    <w:p>
-      <w:pPr>
-        <w:pStyle w:val="ListBullet2"/>
-      </w:pPr>
-      <w:r>
-        <w:t>𝑥1, 𝑥2, … 𝑥𝑛là các biến độc lập (indenpendent variable), trong bài toán của chúng ta, đó là chi phí nghiên cứu phát triển, chi phí quản trị, chi phí quảng cáo và thông tin tiểu bang startup.</w:t>
-      </w:r>
-    </w:p>
-    <w:p>
-      <w:pPr>
-        <w:pStyle w:val="ListBullet2"/>
-      </w:pPr>
-      <w:r>
-        <w:t>𝑤0, 𝑤1, … , 𝑤𝑛là những tham sốmô hình.</w:t>
-      </w:r>
-    </w:p>
-    <w:p>
-      <w:pPr>
-        <w:pStyle w:val="ListBullet"/>
-      </w:pPr>
-      <w:r>
-        <w:t>Mô hình hồi quy tuyến tính đa biến – Multiple Linear Regression: 𝑦= 𝑤0 + 𝑤1 × 𝑥1 + 𝑤2 × 𝑥2 + 𝑤3 × 𝑥3 + 𝑤4 × 𝑥4</w:t>
-      </w:r>
-    </w:p>
-    <w:p>
-      <w:pPr>
-        <w:pStyle w:val="ListBullet"/>
-      </w:pPr>
-      <w:r>
-        <w:t>Trong đó:</w:t>
-      </w:r>
-    </w:p>
-    <w:p>
-      <w:pPr>
-        <w:pStyle w:val="ListBullet2"/>
-      </w:pPr>
-      <w:r>
-        <w:t>Biến 𝑦là giá trịlợi nhuận (profit).</w:t>
-      </w:r>
-    </w:p>
-    <w:p>
-      <w:pPr>
-        <w:pStyle w:val="ListBullet2"/>
-      </w:pPr>
-      <w:r>
-        <w:t>𝑥1, 𝑥2, 𝑥3, 𝑥4 là các biến độc lập, trong bài toán của chúng ta, 𝑥1 chi phí nghiên cứu phát triển, 𝑥2 chi phí quản trị, 𝑥3 chi phí quảng cáo và 𝑥4 thông tin tiểu bang startup.</w:t>
-      </w:r>
-    </w:p>
-    <w:p>
-      <w:pPr>
-        <w:pStyle w:val="ListBullet2"/>
-      </w:pPr>
-      <w:r>
-        <w:t>𝑤0, 𝑤1, 𝑤2, 𝑤3, 𝑤4 là những tham sốmô hình.</w:t>
-      </w:r>
-    </w:p>
-    <w:p>
-      <w:pPr>
-        <w:pStyle w:val="Heading1"/>
-      </w:pPr>
-      <w:r>
-        <w:t>TIỀN XỬLÝ DỮLIỆU</w:t>
-      </w:r>
-    </w:p>
-    <w:p>
-      <w:pPr>
-        <w:pStyle w:val="Heading2"/>
-      </w:pPr>
-      <w:r>
-        <w:t>Tiền xửlý dữliệu</w:t>
-      </w:r>
-    </w:p>
-    <w:p>
-      <w:pPr>
-        <w:pStyle w:val="ListBullet"/>
-      </w:pPr>
-      <w:r>
-        <w:t>Ban đầu, đọc toàn bộdữliệu và phân chia các giá trị:</w:t>
-      </w:r>
-    </w:p>
-    <w:p>
-      <w:pPr>
-        <w:pStyle w:val="ListBullet2"/>
-      </w:pPr>
-      <w:r>
-        <w:t>đầu vào – ký hiệu là X, và</w:t>
-      </w:r>
-    </w:p>
-    <w:p>
-      <w:pPr>
-        <w:pStyle w:val="ListBullet2"/>
-      </w:pPr>
-      <w:r>
-        <w:t>đầu ra – ký hiệu là Y.</w:t>
-      </w:r>
-    </w:p>
-    <w:p>
-      <w:r>
-        <w:t>1. import pandas as pd</w:t>
-      </w:r>
-    </w:p>
-    <w:p>
-      <w:r>
-        <w:t>2. dataset = pd.read_csv("50_Startups.csv")</w:t>
-      </w:r>
-    </w:p>
-    <w:p>
-      <w:r>
-        <w:t>3. X = dataset.iloc[:, 0:4].values</w:t>
-      </w:r>
-    </w:p>
-    <w:p>
-      <w:r>
-        <w:t>4. Y = dataset.iloc[:, -1].values</w:t>
-      </w:r>
-    </w:p>
-    <w:p>
-      <w:pPr>
-        <w:pStyle w:val="ListBullet"/>
-      </w:pPr>
-      <w:r>
-        <w:t>Ban đầu, đọc toàn bộdữliệu và phân chia các giá trị:</w:t>
-      </w:r>
-    </w:p>
-    <w:p>
-      <w:pPr>
-        <w:pStyle w:val="ListBullet2"/>
-      </w:pPr>
-      <w:r>
-        <w:t>đầu vào – ký hiệu là X, và</w:t>
-      </w:r>
-    </w:p>
-    <w:p>
-      <w:pPr>
-        <w:pStyle w:val="ListBullet2"/>
-      </w:pPr>
-      <w:r>
-        <w:t>đầu ra – ký hiệu là Y.</w:t>
-      </w:r>
-    </w:p>
-    <w:p>
-      <w:r>
-        <w:t>5. feature_names = ['R&amp;D Spend', 'Administration',</w:t>
-      </w:r>
-    </w:p>
-    <w:p>
-      <w:r>
-        <w:t>'Marketing Spend']</w:t>
-      </w:r>
-    </w:p>
-    <w:p>
-      <w:r>
-        <w:t>6. X = dataset[feature_names].values</w:t>
-      </w:r>
-    </w:p>
-    <w:p>
-      <w:r>
-        <w:t>7. y = dataset['Profit'].values</w:t>
-      </w:r>
-    </w:p>
-    <w:p>
-      <w:pPr>
-        <w:pStyle w:val="Heading2"/>
+        <w:pStyle w:val="Heading3"/>
       </w:pPr>
       <w:r>
         <w:t>Tiền xử lý dữ liệu</w:t>
       </w:r>
     </w:p>
     <w:p>
-      <w:pPr>
-        <w:pStyle w:val="ListBullet"/>
-      </w:pPr>
+      <w:pPr/>
       <w:r>
-        <w:t>Phân chia tập dữliệu hiện tại thành hai tập con, một tập là dữliệu training, tập còn lại là dữliệu test. Tỉlệphân chia là 80% dữliệu cho tập training.</w:t>
+        <w:rPr>
+          <w:b w:val="0"/>
+          <w:i w:val="0"/>
+        </w:rPr>
+        <w:t>Đọc file 50_Startups.csv bằng pandas, tách cột đầu vào và cột đầu ra:</w:t>
+      </w:r>
+    </w:p>
+    <w:p>
+      <w:r>
+        <w:rPr>
+          <w:rFonts w:ascii="Consolas" w:hAnsi="Consolas"/>
+          <w:sz w:val="17"/>
+        </w:rPr>
+        <w:t>dataset = pd.read_csv("50_Startups.csv")</w:t>
+        <w:br/>
+        <w:t>X = dataset.iloc[:, 0:4].values</w:t>
+        <w:br/>
+        <w:t>Y = dataset.iloc[:, -1].values</w:t>
+      </w:r>
+    </w:p>
+    <w:p>
+      <w:pPr/>
+      <w:r>
+        <w:rPr>
+          <w:b w:val="0"/>
+          <w:i w:val="0"/>
+        </w:rPr>
+        <w:t>Trong slide có hai cách viết tương đương: dùng iloc để tách theo vị trí cột, hoặc đặt tên cột tường minh feature_names = ['R&amp;D Spend', 'Administration', 'Marketing Spend'] rồi lấy dataset[feature_names].values.</w:t>
+      </w:r>
+    </w:p>
+    <w:p>
+      <w:pPr/>
+      <w:r>
+        <w:rPr>
+          <w:b w:val="0"/>
+          <w:i w:val="0"/>
+        </w:rPr>
+        <w:t>Chia tập dữ liệu theo tỉ lệ 80/20 bằng train_test_split (test_size = 0.2, random_state = 0): 40 điểm cho huấn luyện và 10 điểm cho kiểm thử.</w:t>
+      </w:r>
+    </w:p>
+    <w:p>
+      <w:r>
+        <w:rPr>
+          <w:rFonts w:ascii="Consolas" w:hAnsi="Consolas"/>
+          <w:sz w:val="17"/>
+        </w:rPr>
+        <w:t>from sklearn.model_selection import train_test_split</w:t>
+        <w:br/>
+        <w:t>X_train, X_test, y_train, y_test = train_test_split(X, y, test_size=0.2, random_state=0)</w:t>
+      </w:r>
+    </w:p>
+    <w:p>
+      <w:pPr/>
+      <w:r>
+        <w:rPr>
+          <w:b w:val="0"/>
+          <w:i w:val="0"/>
+        </w:rPr>
+        <w:t>Biến State là chuỗi ký tự nên cần mã hóa trước khi đưa vào mô hình (slide dùng One-Hot Encoding cho State và xử lý các biến số như bình thường). Sau mã hóa, mỗi dòng X có dạng véc tơ số thuần túy mà LinearRegression có thể xử lý.</w:t>
       </w:r>
     </w:p>
     <w:p>
       <w:pPr>
-        <w:pStyle w:val="ListBullet"/>
+        <w:pStyle w:val="Heading3"/>
       </w:pPr>
       <w:r>
-        <w:t>Hàm train_test_split được xây dựng sẵn trong module sklearn.model_selection đểphân chia tập dữliệu.</w:t>
+        <w:t>Huấn luyện mô hình</w:t>
       </w:r>
     </w:p>
     <w:p>
       <w:r>
-        <w:t>8. from sklearn.model_selection import train_test_split</w:t>
+        <w:rPr>
+          <w:rFonts w:ascii="Consolas" w:hAnsi="Consolas"/>
+          <w:sz w:val="17"/>
+        </w:rPr>
+        <w:t>from sklearn.linear_model import LinearRegression</w:t>
+        <w:br/>
+        <w:t>lin_reg = LinearRegression()</w:t>
+        <w:br/>
+        <w:t>lin_reg.fit(X_train, y_train)</w:t>
+      </w:r>
+    </w:p>
+    <w:p>
+      <w:pPr/>
+      <w:r>
+        <w:rPr>
+          <w:b w:val="0"/>
+          <w:i w:val="0"/>
+        </w:rPr>
+        <w:t>Sau khi fit, đối tượng lin_reg đã chứa toàn bộ trọng số w0 … wn của siêu phẳng hồi quy.</w:t>
+      </w:r>
+    </w:p>
+    <w:p>
+      <w:pPr>
+        <w:pStyle w:val="Heading3"/>
+      </w:pPr>
+      <w:r>
+        <w:t>Đánh giá mô hình — hệ số R²</w:t>
+      </w:r>
+    </w:p>
+    <w:p>
+      <w:pPr/>
+      <w:r>
+        <w:rPr>
+          <w:b w:val="0"/>
+          <w:i w:val="0"/>
+        </w:rPr>
+        <w:t>Vì dữ liệu có nhiều chiều nên khó vẽ trực quan như bài đơn biến, slide chuyển sang đánh giá bằng hệ số xác định R²:</w:t>
       </w:r>
     </w:p>
     <w:p>
       <w:r>
-        <w:t>9. X_train, X_test, y_train, y_test = train_test_split(X, y, test_size=0.2, random_state=0)</w:t>
+        <w:rPr>
+          <w:i/>
+        </w:rPr>
+        <w:t>R² = 1 − Σ(yi − y_hat_i)² / Σ(yi − y_mean)²</w:t>
       </w:r>
     </w:p>
     <w:p>
-      <w:pPr>
-        <w:pStyle w:val="Heading1"/>
-      </w:pPr>
+      <w:pPr/>
       <w:r>
-        <w:t>HUẤN LUYỆN DỮLIỆU</w:t>
+        <w:rPr>
+          <w:b w:val="0"/>
+          <w:i w:val="0"/>
+        </w:rPr>
+        <w:t>Với y_mean là trung bình của y trên tập đang xét. Giá trị R² nằm trong khoảng (−∞, 1]: R² = 1 là khớp tuyệt đối, R² = 0 nghĩa là mô hình chỉ ngang mức dự đoán bằng y_mean, còn R² &lt; 0 nghĩa là mô hình tệ hơn cả dự đoán trung bình. Quy ước trong slide là R² &gt; 0,8 được xem là tốt.</w:t>
       </w:r>
     </w:p>
     <w:p>
-      <w:pPr>
-        <w:pStyle w:val="Heading2"/>
-      </w:pPr>
+      <w:pPr/>
       <w:r>
-        <w:t>Huấn luyện dữliệu</w:t>
-      </w:r>
-    </w:p>
-    <w:p>
-      <w:pPr>
-        <w:pStyle w:val="ListBullet"/>
-      </w:pPr>
-      <w:r>
-        <w:t>Để huấn luyện mô hình, ta sử dụng lớp đối tượng</w:t>
+        <w:rPr>
+          <w:b w:val="0"/>
+          <w:i w:val="0"/>
+        </w:rPr>
+        <w:t>Code đánh giá trong slide dùng hàm r2_score của scikit-learn:</w:t>
       </w:r>
     </w:p>
     <w:p>
       <w:r>
-        <w:t>LinearRegression trong module sklearn.linear_model.</w:t>
+        <w:rPr>
+          <w:rFonts w:ascii="Consolas" w:hAnsi="Consolas"/>
+          <w:sz w:val="17"/>
+        </w:rPr>
+        <w:t>from sklearn.metrics import r2_score</w:t>
+        <w:br/>
+        <w:t>y_train_pred = lin_reg.predict(X_train)</w:t>
+        <w:br/>
+        <w:t>print(f"R² train: {r2_score(y_train, y_train_pred):.4f}")</w:t>
+        <w:br/>
+        <w:t>y_test_pred = lin_reg.predict(X_test)</w:t>
+        <w:br/>
+        <w:t>print(f"R² test:  {r2_score(y_test, y_test_pred):.4f}")</w:t>
       </w:r>
     </w:p>
     <w:p>
+      <w:pPr/>
       <w:r>
-        <w:t>10.from sklearn.linear_model import LinearRegression</w:t>
+        <w:rPr>
+          <w:b w:val="0"/>
+          <w:i w:val="0"/>
+        </w:rPr>
+        <w:t>Slide còn xây hàm compare(i) để với mỗi điểm trong tập test, in ra các giá trị đầu vào (sau khi giải mã State), lợi nhuận thực và lợi nhuận dự đoán. Bảng kết quả 10 điểm test cho thấy dự đoán bám khá sát thực tế, ví dụ công ty New York chi R&amp;D 28.754 có lợi nhuận thực 78.239 được dự đoán 79.786, hay công ty California chi R&amp;D 27.892 lợi nhuận thực 77.798 được dự đoán 78.474.</w:t>
       </w:r>
     </w:p>
+    <w:tbl>
+      <w:tblPr>
+        <w:tblStyle w:val="LightGrid-Accent1"/>
+        <w:tblW w:type="auto" w:w="0"/>
+        <w:jc w:val="center"/>
+        <w:tblLook w:firstColumn="1" w:firstRow="1" w:lastColumn="0" w:lastRow="0" w:noHBand="0" w:noVBand="1" w:val="04A0"/>
+      </w:tblPr>
+      <w:tblGrid>
+        <w:gridCol w:w="2556"/>
+        <w:gridCol w:w="2556"/>
+        <w:gridCol w:w="2556"/>
+        <w:gridCol w:w="2556"/>
+      </w:tblGrid>
+      <w:tr>
+        <w:tc>
+          <w:tcPr>
+            <w:tcW w:type="dxa" w:w="2556"/>
+          </w:tcPr>
+          <w:p>
+            <w:pPr>
+              <w:jc w:val="center"/>
+            </w:pPr>
+            <w:r>
+              <w:rPr>
+                <w:b/>
+                <w:sz w:val="17"/>
+              </w:rPr>
+              <w:t>R&amp;D</w:t>
+            </w:r>
+          </w:p>
+        </w:tc>
+        <w:tc>
+          <w:tcPr>
+            <w:tcW w:type="dxa" w:w="2556"/>
+          </w:tcPr>
+          <w:p>
+            <w:pPr>
+              <w:jc w:val="center"/>
+            </w:pPr>
+            <w:r>
+              <w:rPr>
+                <w:b/>
+                <w:sz w:val="17"/>
+              </w:rPr>
+              <w:t>State</w:t>
+            </w:r>
+          </w:p>
+        </w:tc>
+        <w:tc>
+          <w:tcPr>
+            <w:tcW w:type="dxa" w:w="2556"/>
+          </w:tcPr>
+          <w:p>
+            <w:pPr>
+              <w:jc w:val="center"/>
+            </w:pPr>
+            <w:r>
+              <w:rPr>
+                <w:b/>
+                <w:sz w:val="17"/>
+              </w:rPr>
+              <w:t>Profit thực</w:t>
+            </w:r>
+          </w:p>
+        </w:tc>
+        <w:tc>
+          <w:tcPr>
+            <w:tcW w:type="dxa" w:w="2556"/>
+          </w:tcPr>
+          <w:p>
+            <w:pPr>
+              <w:jc w:val="center"/>
+            </w:pPr>
+            <w:r>
+              <w:rPr>
+                <w:b/>
+                <w:sz w:val="17"/>
+              </w:rPr>
+              <w:t>Profit dự đoán</w:t>
+            </w:r>
+          </w:p>
+        </w:tc>
+      </w:tr>
+      <w:tr>
+        <w:tc>
+          <w:tcPr>
+            <w:tcW w:type="dxa" w:w="2556"/>
+          </w:tcPr>
+          <w:p>
+            <w:pPr>
+              <w:jc w:val="center"/>
+            </w:pPr>
+            <w:r>
+              <w:rPr>
+                <w:sz w:val="17"/>
+              </w:rPr>
+              <w:t>28,754</w:t>
+            </w:r>
+          </w:p>
+        </w:tc>
+        <w:tc>
+          <w:tcPr>
+            <w:tcW w:type="dxa" w:w="2556"/>
+          </w:tcPr>
+          <w:p>
+            <w:pPr>
+              <w:jc w:val="center"/>
+            </w:pPr>
+            <w:r>
+              <w:rPr>
+                <w:sz w:val="17"/>
+              </w:rPr>
+              <w:t>New York</w:t>
+            </w:r>
+          </w:p>
+        </w:tc>
+        <w:tc>
+          <w:tcPr>
+            <w:tcW w:type="dxa" w:w="2556"/>
+          </w:tcPr>
+          <w:p>
+            <w:pPr>
+              <w:jc w:val="center"/>
+            </w:pPr>
+            <w:r>
+              <w:rPr>
+                <w:sz w:val="17"/>
+              </w:rPr>
+              <w:t>78,239</w:t>
+            </w:r>
+          </w:p>
+        </w:tc>
+        <w:tc>
+          <w:tcPr>
+            <w:tcW w:type="dxa" w:w="2556"/>
+          </w:tcPr>
+          <w:p>
+            <w:pPr>
+              <w:jc w:val="center"/>
+            </w:pPr>
+            <w:r>
+              <w:rPr>
+                <w:sz w:val="17"/>
+              </w:rPr>
+              <w:t>79,786</w:t>
+            </w:r>
+          </w:p>
+        </w:tc>
+      </w:tr>
+      <w:tr>
+        <w:tc>
+          <w:tcPr>
+            <w:tcW w:type="dxa" w:w="2556"/>
+          </w:tcPr>
+          <w:p>
+            <w:pPr>
+              <w:jc w:val="center"/>
+            </w:pPr>
+            <w:r>
+              <w:rPr>
+                <w:sz w:val="17"/>
+              </w:rPr>
+              <w:t>27,892</w:t>
+            </w:r>
+          </w:p>
+        </w:tc>
+        <w:tc>
+          <w:tcPr>
+            <w:tcW w:type="dxa" w:w="2556"/>
+          </w:tcPr>
+          <w:p>
+            <w:pPr>
+              <w:jc w:val="center"/>
+            </w:pPr>
+            <w:r>
+              <w:rPr>
+                <w:sz w:val="17"/>
+              </w:rPr>
+              <w:t>California</w:t>
+            </w:r>
+          </w:p>
+        </w:tc>
+        <w:tc>
+          <w:tcPr>
+            <w:tcW w:type="dxa" w:w="2556"/>
+          </w:tcPr>
+          <w:p>
+            <w:pPr>
+              <w:jc w:val="center"/>
+            </w:pPr>
+            <w:r>
+              <w:rPr>
+                <w:sz w:val="17"/>
+              </w:rPr>
+              <w:t>77,798</w:t>
+            </w:r>
+          </w:p>
+        </w:tc>
+        <w:tc>
+          <w:tcPr>
+            <w:tcW w:type="dxa" w:w="2556"/>
+          </w:tcPr>
+          <w:p>
+            <w:pPr>
+              <w:jc w:val="center"/>
+            </w:pPr>
+            <w:r>
+              <w:rPr>
+                <w:sz w:val="17"/>
+              </w:rPr>
+              <w:t>78,474</w:t>
+            </w:r>
+          </w:p>
+        </w:tc>
+      </w:tr>
+      <w:tr>
+        <w:tc>
+          <w:tcPr>
+            <w:tcW w:type="dxa" w:w="2556"/>
+          </w:tcPr>
+          <w:p>
+            <w:pPr>
+              <w:jc w:val="center"/>
+            </w:pPr>
+            <w:r>
+              <w:rPr>
+                <w:sz w:val="17"/>
+              </w:rPr>
+              <w:t>1,000</w:t>
+            </w:r>
+          </w:p>
+        </w:tc>
+        <w:tc>
+          <w:tcPr>
+            <w:tcW w:type="dxa" w:w="2556"/>
+          </w:tcPr>
+          <w:p>
+            <w:pPr>
+              <w:jc w:val="center"/>
+            </w:pPr>
+            <w:r>
+              <w:rPr>
+                <w:sz w:val="17"/>
+              </w:rPr>
+              <w:t>New York</w:t>
+            </w:r>
+          </w:p>
+        </w:tc>
+        <w:tc>
+          <w:tcPr>
+            <w:tcW w:type="dxa" w:w="2556"/>
+          </w:tcPr>
+          <w:p>
+            <w:pPr>
+              <w:jc w:val="center"/>
+            </w:pPr>
+            <w:r>
+              <w:rPr>
+                <w:sz w:val="17"/>
+              </w:rPr>
+              <w:t>64,926</w:t>
+            </w:r>
+          </w:p>
+        </w:tc>
+        <w:tc>
+          <w:tcPr>
+            <w:tcW w:type="dxa" w:w="2556"/>
+          </w:tcPr>
+          <w:p>
+            <w:pPr>
+              <w:jc w:val="center"/>
+            </w:pPr>
+            <w:r>
+              <w:rPr>
+                <w:sz w:val="17"/>
+              </w:rPr>
+              <w:t>49,996</w:t>
+            </w:r>
+          </w:p>
+        </w:tc>
+      </w:tr>
+      <w:tr>
+        <w:tc>
+          <w:tcPr>
+            <w:tcW w:type="dxa" w:w="2556"/>
+          </w:tcPr>
+          <w:p>
+            <w:pPr>
+              <w:jc w:val="center"/>
+            </w:pPr>
+            <w:r>
+              <w:rPr>
+                <w:sz w:val="17"/>
+              </w:rPr>
+              <w:t>0</w:t>
+            </w:r>
+          </w:p>
+        </w:tc>
+        <w:tc>
+          <w:tcPr>
+            <w:tcW w:type="dxa" w:w="2556"/>
+          </w:tcPr>
+          <w:p>
+            <w:pPr>
+              <w:jc w:val="center"/>
+            </w:pPr>
+            <w:r>
+              <w:rPr>
+                <w:sz w:val="17"/>
+              </w:rPr>
+              <w:t>Florida</w:t>
+            </w:r>
+          </w:p>
+        </w:tc>
+        <w:tc>
+          <w:tcPr>
+            <w:tcW w:type="dxa" w:w="2556"/>
+          </w:tcPr>
+          <w:p>
+            <w:pPr>
+              <w:jc w:val="center"/>
+            </w:pPr>
+            <w:r>
+              <w:rPr>
+                <w:sz w:val="17"/>
+              </w:rPr>
+              <w:t>42,559</w:t>
+            </w:r>
+          </w:p>
+        </w:tc>
+        <w:tc>
+          <w:tcPr>
+            <w:tcW w:type="dxa" w:w="2556"/>
+          </w:tcPr>
+          <w:p>
+            <w:pPr>
+              <w:jc w:val="center"/>
+            </w:pPr>
+            <w:r>
+              <w:rPr>
+                <w:sz w:val="17"/>
+              </w:rPr>
+              <w:t>52,036</w:t>
+            </w:r>
+          </w:p>
+        </w:tc>
+      </w:tr>
+    </w:tbl>
+    <w:p/>
     <w:p>
       <w:r>
-        <w:t>11.lin_reg = LinearRegression()</w:t>
-      </w:r>
-    </w:p>
-    <w:p>
-      <w:r>
-        <w:t>12.lin_reg.fit(X_train, y_train)</w:t>
-      </w:r>
-    </w:p>
-    <w:p>
-      <w:pPr>
-        <w:pStyle w:val="Heading1"/>
-      </w:pPr>
-      <w:r>
-        <w:t>KIỂM TRA KẾT QUẢMÔ HÌNH</w:t>
-      </w:r>
-    </w:p>
-    <w:p>
-      <w:pPr>
-        <w:pStyle w:val="Heading2"/>
-      </w:pPr>
-      <w:r>
-        <w:t>Kiểm tra kết quảmô hình</w:t>
-      </w:r>
-    </w:p>
-    <w:p>
-      <w:pPr>
-        <w:pStyle w:val="ListBullet"/>
-      </w:pPr>
-      <w:r>
-        <w:t>Ởtập dữliệu này, ta rất khó đểtrực quan hóa kết quảcủa mô hình.</w:t>
-      </w:r>
-    </w:p>
-    <w:p>
-      <w:pPr>
-        <w:pStyle w:val="ListBullet2"/>
-      </w:pPr>
-      <w:r>
-        <w:t>Tập dữ liệu có 5 chiều.</w:t>
-      </w:r>
-    </w:p>
-    <w:p>
-      <w:pPr>
-        <w:pStyle w:val="ListBullet2"/>
-      </w:pPr>
-      <w:r>
-        <w:t>Có bốn chiều là dữ liệu dạng số.</w:t>
-      </w:r>
-    </w:p>
-    <w:p>
-      <w:pPr>
-        <w:pStyle w:val="ListBullet2"/>
-      </w:pPr>
-      <w:r>
-        <w:t>Một chiều là dữ liệu dạng liệt kê.</w:t>
-      </w:r>
-    </w:p>
-    <w:p>
-      <w:pPr>
-        <w:pStyle w:val="ListBullet"/>
-      </w:pPr>
-      <w:r>
-        <w:t>Nên ta cần một cách đánh giá mới.</w:t>
-      </w:r>
-    </w:p>
-    <w:p>
-      <w:pPr>
-        <w:pStyle w:val="ListBullet"/>
-      </w:pPr>
-      <w:r>
-        <w:t>Khái niệm hệsốđánh giá 𝑅2:</w:t>
-      </w:r>
-    </w:p>
-    <w:p>
-      <w:pPr>
-        <w:pStyle w:val="ListBullet2"/>
-      </w:pPr>
-      <w:r>
-        <w:t>𝑅2 là hệsốđểđánh giá chất lượng của một mô hình hồi quy.</w:t>
-      </w:r>
-    </w:p>
-    <w:p>
-      <w:r>
-        <w:t>𝑅2 = 1 − σ𝑖𝑦𝑖−ො𝑦𝑖2 σ𝑖𝑦𝑖−𝑦𝑚𝑒𝑎𝑛2</w:t>
-      </w:r>
-    </w:p>
-    <w:p>
-      <w:pPr>
-        <w:pStyle w:val="ListBullet2"/>
-      </w:pPr>
-      <w:r>
-        <w:t>Trong đó:</w:t>
-      </w:r>
-    </w:p>
-    <w:p>
-      <w:r>
-        <w:t>• 𝑦𝑖 là giá trị outcome thực sự của một điểm dữ liệu.</w:t>
-      </w:r>
-    </w:p>
-    <w:p>
-      <w:r>
-        <w:t>• ෝ𝑦𝑖 là giá trị outcome mô hình dự đoán của một điểm dữ liệu.</w:t>
-      </w:r>
-    </w:p>
-    <w:p>
-      <w:r>
-        <w:t>• 𝑦𝑚𝑒𝑎𝑛là giá trịoutcome trung bình trên tập dữliệu huấn luyện.</w:t>
-      </w:r>
-    </w:p>
-    <w:p>
-      <w:pPr>
-        <w:pStyle w:val="ListBullet"/>
-      </w:pPr>
-      <w:r>
-        <w:t>Giá trịcủa hệsố𝑅2 luôn nằm trong đoạn (−∞, 1]:</w:t>
-      </w:r>
-    </w:p>
-    <w:p>
-      <w:pPr>
-        <w:pStyle w:val="ListBullet2"/>
-      </w:pPr>
-      <w:r>
-        <w:t>Nếu 𝑅2 &lt; 0: Mô hình tệhơn mô hình cơ sở.</w:t>
-      </w:r>
-    </w:p>
-    <w:p>
-      <w:pPr>
-        <w:pStyle w:val="ListBullet2"/>
-      </w:pPr>
-      <w:r>
-        <w:t>Nếu 𝑅2 = 0: Mô hình giống như mô hình cơ sở(vẫn rất tệ).</w:t>
-      </w:r>
-    </w:p>
-    <w:p>
-      <w:pPr>
-        <w:pStyle w:val="ListBullet2"/>
-      </w:pPr>
-      <w:r>
-        <w:t>Nếu 𝑅2 = 1: Mô hình chính xác tuyệt đối.</w:t>
-      </w:r>
-    </w:p>
-    <w:p>
-      <w:pPr>
-        <w:pStyle w:val="ListBullet"/>
-      </w:pPr>
-      <w:r>
-        <w:t>𝑅2 càng lớn thì độchính xác của mô hình càng cao.</w:t>
-      </w:r>
-    </w:p>
-    <w:p>
-      <w:pPr>
-        <w:pStyle w:val="ListBullet"/>
-      </w:pPr>
-      <w:r>
-        <w:t>Một mô hình được xem là tốt nếu 𝑅2 &gt; 0.8.</w:t>
-      </w:r>
-    </w:p>
-    <w:p>
-      <w:pPr>
-        <w:pStyle w:val="ListBullet"/>
-      </w:pPr>
-      <w:r>
-        <w:t>Ta sẽsửdụng phương thức score trong lớp đối tượng</w:t>
-      </w:r>
-    </w:p>
-    <w:p>
-      <w:r>
-        <w:t>LinearRegression đểđánh giá mô hình hiện tại bằng hệsố đánh giá 𝑅2.</w:t>
-      </w:r>
-    </w:p>
-    <w:p>
-      <w:r>
-        <w:t>13.from sklearn.metrics import r2_score, root_mean_squared_error</w:t>
-      </w:r>
-    </w:p>
-    <w:p>
-      <w:r>
-        <w:t>12.y_train_pred = lin_reg.predict(X_train)</w:t>
-      </w:r>
-    </w:p>
-    <w:p>
-      <w:r>
-        <w:t>13.print(f'R² Score trên Train Set: {r2_score(y_train, y_train_pred):.4f}')</w:t>
-      </w:r>
-    </w:p>
-    <w:p>
-      <w:pPr>
-        <w:pStyle w:val="ListBullet"/>
-      </w:pPr>
-      <w:r>
-        <w:t>Ta sẽsửdụng phương thức score trong lớp đối tượng</w:t>
-      </w:r>
-    </w:p>
-    <w:p>
-      <w:r>
-        <w:t>LinearRegression đểđánh giá mô hình hiện tại bằng hệsố đánh giá 𝑅2.</w:t>
-      </w:r>
-    </w:p>
-    <w:p>
-      <w:r>
-        <w:t>13.from sklearn.metrics import r2_score, root_mean_squared_error</w:t>
-      </w:r>
-    </w:p>
-    <w:p>
-      <w:r>
-        <w:t>12.y_test_pred = lin_reg.predict(X_test)</w:t>
-      </w:r>
-    </w:p>
-    <w:p>
-      <w:r>
-        <w:t>13.print(f'R² Score trên Test Set: {r2_score(y_test, y_test_pred):.4f}')</w:t>
-      </w:r>
-    </w:p>
-    <w:p>
-      <w:pPr>
-        <w:pStyle w:val="ListBullet"/>
-      </w:pPr>
-      <w:r>
-        <w:t>Xây dựng hàm:</w:t>
-      </w:r>
-    </w:p>
-    <w:p>
-      <w:pPr>
-        <w:pStyle w:val="ListBullet2"/>
-      </w:pPr>
-      <w:r>
-        <w:t>Dựđoán kết quảcủa một điểm dữliệu.</w:t>
-      </w:r>
-    </w:p>
-    <w:p>
-      <w:pPr>
-        <w:pStyle w:val="ListBullet2"/>
-      </w:pPr>
-      <w:r>
-        <w:t>In ra màn hình và so sánh với đầu ra thực.</w:t>
-      </w:r>
-    </w:p>
-    <w:p>
-      <w:r>
-        <w:t>19.def compare(i_example):</w:t>
-      </w:r>
-    </w:p>
-    <w:p>
-      <w:r>
-        <w:t>20.    x = X_test[i_example : i_example + 1]</w:t>
-      </w:r>
-    </w:p>
-    <w:p>
-      <w:r>
-        <w:t>21. y = y_test[i_example]</w:t>
-      </w:r>
-    </w:p>
-    <w:p>
-      <w:r>
-        <w:t>22. y_pred = lin_reg.predict(x)[0]</w:t>
-      </w:r>
-    </w:p>
-    <w:p>
-      <w:r>
-        <w:t>23. label = ohe.inverse_transform(x[:, 0:3]).astype(int)</w:t>
-      </w:r>
-    </w:p>
-    <w:p>
-      <w:r>
-        <w:t>24. state = le.inverse_transform(label)</w:t>
-      </w:r>
-    </w:p>
-    <w:p>
-      <w:r>
-        <w:t>25. print(x[:, 3:6], state, y, y_pred)</w:t>
-      </w:r>
-    </w:p>
-    <w:p>
-      <w:pPr>
-        <w:pStyle w:val="ListBullet"/>
-      </w:pPr>
-      <w:r>
-        <w:t>Gọi thực hiện hàm compare cho tất cảcác điểm dữliệu trong tập test.</w:t>
-      </w:r>
-    </w:p>
-    <w:p>
-      <w:r>
-        <w:t>26.for i in range(len(X_test)):</w:t>
-      </w:r>
-    </w:p>
-    <w:p>
-      <w:r>
-        <w:t>27. compare(i)</w:t>
-      </w:r>
-    </w:p>
-    <w:p>
-      <w:r>
-        <w:t>STT</w:t>
-      </w:r>
-    </w:p>
-    <w:p>
-      <w:r>
-        <w:t>R&amp;D</w:t>
-      </w:r>
-    </w:p>
-    <w:p>
-      <w:r>
-        <w:t>Spending</w:t>
-      </w:r>
-    </w:p>
-    <w:p>
-      <w:r>
-        <w:t>Admini strator</w:t>
-      </w:r>
-    </w:p>
-    <w:p>
-      <w:r>
-        <w:t>Marketing</w:t>
-      </w:r>
-    </w:p>
-    <w:p>
-      <w:r>
-        <w:t>Spending</w:t>
-      </w:r>
-    </w:p>
-    <w:p>
-      <w:r>
-        <w:t>State</w:t>
-      </w:r>
-    </w:p>
-    <w:p>
-      <w:r>
-        <w:t>Profit</w:t>
-      </w:r>
-    </w:p>
-    <w:p>
-      <w:r>
-        <w:t>Predicted</w:t>
-      </w:r>
-    </w:p>
-    <w:p>
-      <w:r>
-        <w:t>Profit</w:t>
-      </w:r>
-    </w:p>
-    <w:p>
-      <w:r>
-        <w:t>28,754</w:t>
-      </w:r>
-    </w:p>
-    <w:p>
-      <w:r>
-        <w:t>118,546</w:t>
-      </w:r>
-    </w:p>
-    <w:p>
-      <w:r>
-        <w:t>172,795</w:t>
-      </w:r>
-    </w:p>
-    <w:p>
-      <w:r>
-        <w:t>New York</w:t>
-      </w:r>
-    </w:p>
-    <w:p>
-      <w:r>
-        <w:t>78,239</w:t>
-      </w:r>
-    </w:p>
-    <w:p>
-      <w:r>
-        <w:t>79,786</w:t>
-      </w:r>
-    </w:p>
-    <w:p>
-      <w:r>
-        <w:t>27,892</w:t>
-      </w:r>
-    </w:p>
-    <w:p>
-      <w:r>
-        <w:t>84,710</w:t>
-      </w:r>
-    </w:p>
-    <w:p>
-      <w:r>
-        <w:t>164,470</w:t>
-      </w:r>
-    </w:p>
-    <w:p>
-      <w:r>
-        <w:t>California</w:t>
-      </w:r>
-    </w:p>
-    <w:p>
-      <w:r>
-        <w:t>77,798</w:t>
-      </w:r>
-    </w:p>
-    <w:p>
-      <w:r>
-        <w:t>78,474</w:t>
-      </w:r>
-    </w:p>
-    <w:p>
-      <w:r>
-        <w:t>23,640</w:t>
-      </w:r>
-    </w:p>
-    <w:p>
-      <w:r>
-        <w:t>96,189</w:t>
-      </w:r>
-    </w:p>
-    <w:p>
-      <w:r>
-        <w:t>148,001</w:t>
-      </w:r>
-    </w:p>
-    <w:p>
-      <w:r>
-        <w:t>Florida</w:t>
-      </w:r>
-    </w:p>
-    <w:p>
-      <w:r>
-        <w:t>71,498</w:t>
-      </w:r>
-    </w:p>
-    <w:p>
-      <w:r>
-        <w:t>76,185</w:t>
-      </w:r>
-    </w:p>
-    <w:p>
-      <w:r>
-        <w:t>15,505</w:t>
-      </w:r>
-    </w:p>
-    <w:p>
-      <w:r>
-        <w:t>127,382</w:t>
-      </w:r>
-    </w:p>
-    <w:p>
-      <w:r>
-        <w:t>35,534</w:t>
-      </w:r>
-    </w:p>
-    <w:p>
-      <w:r>
-        <w:t>New York</w:t>
-      </w:r>
-    </w:p>
-    <w:p>
-      <w:r>
-        <w:t>69,758</w:t>
-      </w:r>
-    </w:p>
-    <w:p>
-      <w:r>
-        <w:t>61,898</w:t>
-      </w:r>
-    </w:p>
-    <w:p>
-      <w:r>
-        <w:t>22,177</w:t>
-      </w:r>
-    </w:p>
-    <w:p>
-      <w:r>
-        <w:t>154,806</w:t>
-      </w:r>
-    </w:p>
-    <w:p>
-      <w:r>
-        <w:t>28,334</w:t>
-      </w:r>
-    </w:p>
-    <w:p>
-      <w:r>
-        <w:t>Florida</w:t>
-      </w:r>
-    </w:p>
-    <w:p>
-      <w:r>
-        <w:t>65,200</w:t>
-      </w:r>
-    </w:p>
-    <w:p>
-      <w:r>
-        <w:t>68,900</w:t>
-      </w:r>
-    </w:p>
-    <w:p>
-      <w:r>
-        <w:t>STT</w:t>
-      </w:r>
-    </w:p>
-    <w:p>
-      <w:r>
-        <w:t>R&amp;D</w:t>
-      </w:r>
-    </w:p>
-    <w:p>
-      <w:r>
-        <w:t>Spending</w:t>
-      </w:r>
-    </w:p>
-    <w:p>
-      <w:r>
-        <w:t>Admini strator</w:t>
-      </w:r>
-    </w:p>
-    <w:p>
-      <w:r>
-        <w:t>Marketing</w:t>
-      </w:r>
-    </w:p>
-    <w:p>
-      <w:r>
-        <w:t>Spending</w:t>
-      </w:r>
-    </w:p>
-    <w:p>
-      <w:r>
-        <w:t>State</w:t>
-      </w:r>
-    </w:p>
-    <w:p>
-      <w:r>
-        <w:t>Profit</w:t>
-      </w:r>
-    </w:p>
-    <w:p>
-      <w:r>
-        <w:t>Predicted</w:t>
-      </w:r>
-    </w:p>
-    <w:p>
-      <w:r>
-        <w:t>Profit</w:t>
-      </w:r>
-    </w:p>
-    <w:p>
-      <w:r>
-        <w:t>1,000</w:t>
-      </w:r>
-    </w:p>
-    <w:p>
-      <w:r>
-        <w:t>124,153</w:t>
-      </w:r>
-    </w:p>
-    <w:p>
-      <w:r>
-        <w:t>1,903</w:t>
-      </w:r>
-    </w:p>
-    <w:p>
-      <w:r>
-        <w:t>New York</w:t>
-      </w:r>
-    </w:p>
-    <w:p>
-      <w:r>
-        <w:t>64,926</w:t>
-      </w:r>
-    </w:p>
-    <w:p>
-      <w:r>
-        <w:t>49,996</w:t>
-      </w:r>
-    </w:p>
-    <w:p>
-      <w:r>
-        <w:t>1,315</w:t>
-      </w:r>
-    </w:p>
-    <w:p>
-      <w:r>
-        <w:t>115,816</w:t>
-      </w:r>
-    </w:p>
-    <w:p>
-      <w:r>
-        <w:t>297,114</w:t>
-      </w:r>
-    </w:p>
-    <w:p>
-      <w:r>
-        <w:t>California</w:t>
-      </w:r>
-    </w:p>
-    <w:p>
-      <w:r>
-        <w:t>49,490</w:t>
-      </w:r>
-    </w:p>
-    <w:p>
-      <w:r>
-        <w:t>60,628</w:t>
-      </w:r>
-    </w:p>
-    <w:p>
-      <w:r>
-        <w:t>135,426</w:t>
-      </w:r>
-    </w:p>
-    <w:p>
-      <w:r>
-        <w:t>Florida</w:t>
-      </w:r>
-    </w:p>
-    <w:p>
-      <w:r>
-        <w:t>42,559</w:t>
-      </w:r>
-    </w:p>
-    <w:p>
-      <w:r>
-        <w:t>52,036</w:t>
-      </w:r>
-    </w:p>
-    <w:p>
-      <w:r>
-        <w:t>51,743</w:t>
-      </w:r>
-    </w:p>
-    <w:p>
-      <w:r>
-        <w:t>New York</w:t>
-      </w:r>
-    </w:p>
-    <w:p>
-      <w:r>
-        <w:t>35,673</w:t>
-      </w:r>
-    </w:p>
-    <w:p>
-      <w:r>
-        <w:t>52,906</w:t>
-      </w:r>
-    </w:p>
-    <w:p>
-      <w:r>
-        <w:t>116,983</w:t>
-      </w:r>
-    </w:p>
-    <w:p>
-      <w:r>
-        <w:t>45,173</w:t>
-      </w:r>
-    </w:p>
-    <w:p>
-      <w:r>
-        <w:t>California</w:t>
-      </w:r>
-    </w:p>
-    <w:p>
-      <w:r>
-        <w:t>14,681</w:t>
-      </w:r>
-    </w:p>
-    <w:p>
-      <w:r>
-        <w:t>54,195</w:t>
-      </w:r>
-    </w:p>
-    <w:p>
-      <w:pPr>
-        <w:pStyle w:val="Heading1"/>
-      </w:pPr>
-      <w:r>
-        <w:t>MULTIPLE LINEAR REGRESSION</w:t>
-      </w:r>
-    </w:p>
-    <w:p>
-      <w:pPr>
-        <w:pStyle w:val="Heading2"/>
-      </w:pPr>
-      <w:r>
-        <w:t>Multiple Linear Regression</w:t>
-      </w:r>
-    </w:p>
-    <w:p>
-      <w:pPr>
-        <w:pStyle w:val="ListBullet"/>
-      </w:pPr>
-      <w:r>
-        <w:t>Mô hình hồi quy tuyến tính đa biến – Multiple Linear Regression: 𝑦= 𝑤0 + 𝑤1 × 𝑥1 + 𝑤2 × 𝑥2 + ⋯+ 𝑤𝑛× 𝑥𝑛</w:t>
-      </w:r>
-    </w:p>
-    <w:p>
-      <w:pPr>
-        <w:pStyle w:val="ListBullet"/>
-      </w:pPr>
-      <w:r>
-        <w:t>Trong đó:</w:t>
-      </w:r>
-    </w:p>
-    <w:p>
-      <w:pPr>
-        <w:pStyle w:val="ListBullet2"/>
-      </w:pPr>
-      <w:r>
-        <w:t>𝑦là biến phụthuộc (dependent variable).</w:t>
-      </w:r>
-    </w:p>
-    <w:p>
-      <w:pPr>
-        <w:pStyle w:val="ListBullet2"/>
-      </w:pPr>
-      <w:r>
-        <w:t>𝑥1, 𝑥2, … 𝑥𝑛là các biến độc lập (indenpendent variable).</w:t>
-      </w:r>
-    </w:p>
-    <w:p>
-      <w:pPr>
-        <w:pStyle w:val="ListBullet2"/>
-      </w:pPr>
-      <w:r>
-        <w:t>𝑤0, 𝑤1, … , 𝑤𝑛là những tham sốmô hình.</w:t>
+        <w:rPr>
+          <w:i/>
+          <w:color w:val="777777"/>
+          <w:sz w:val="16"/>
+        </w:rPr>
+        <w:t>Ghi chú: nội dung bám sát slide "03 - Hồi Quy Tuyến Tính Đa Biến 2026-09-20" và tập 50_Startups.csv (50 mẫu). Phần tính tay ma trận 6 sinh viên giữ nguyên toàn bộ số liệu và kết quả A⁻¹, w trong slide; đồ thị không có trong slide này nên được thay bằng bảng R² và bảng so sánh dự đoán.</w:t>
       </w:r>
     </w:p>
     <w:sectPr>
       <w:pgSz w:w="12240" w:h="15840"/>
-      <w:pgMar w:top="1440" w:right="1800" w:bottom="1440" w:left="1800" w:header="720" w:footer="720" w:gutter="0"/>
+      <w:pgMar w:top="864" w:right="1008" w:bottom="864" w:left="1008" w:header="720" w:footer="720" w:gutter="0"/>
       <w:cols w:space="720"/>
       <w:docGrid w:linePitch="360"/>
     </w:sectPr>
@@ -4517,9 +2917,12 @@
     <w:name w:val="Normal"/>
     <w:qFormat/>
     <w:rsid w:val="00FC693F"/>
+    <w:pPr>
+      <w:spacing w:after="80" w:line="252" w:lineRule="auto"/>
+    </w:pPr>
     <w:rPr>
-      <w:rFonts w:ascii="Times New Roman" w:hAnsi="Times New Roman"/>
-      <w:sz w:val="24"/>
+      <w:rFonts w:ascii="Calibri" w:hAnsi="Calibri"/>
+      <w:sz w:val="21"/>
     </w:rPr>
   </w:style>
   <w:style w:type="paragraph" w:styleId="Header">
@@ -4577,15 +2980,15 @@
     <w:pPr>
       <w:keepNext/>
       <w:keepLines/>
-      <w:spacing w:before="480" w:after="0"/>
+      <w:spacing w:before="240" w:after="100"/>
       <w:outlineLvl w:val="0"/>
     </w:pPr>
     <w:rPr>
       <w:rFonts w:asciiTheme="majorHAnsi" w:eastAsiaTheme="majorEastAsia" w:hAnsiTheme="majorHAnsi" w:cstheme="majorBidi"/>
       <w:b/>
       <w:bCs/>
-      <w:color w:val="365F91" w:themeColor="accent1" w:themeShade="BF"/>
-      <w:sz w:val="28"/>
+      <w:color w:val="1B3A5C"/>
+      <w:sz w:val="32"/>
       <w:szCs w:val="28"/>
     </w:rPr>
   </w:style>
@@ -4601,15 +3004,15 @@
     <w:pPr>
       <w:keepNext/>
       <w:keepLines/>
-      <w:spacing w:before="200" w:after="0"/>
+      <w:spacing w:before="180" w:after="100"/>
       <w:outlineLvl w:val="1"/>
     </w:pPr>
     <w:rPr>
       <w:rFonts w:asciiTheme="majorHAnsi" w:eastAsiaTheme="majorEastAsia" w:hAnsiTheme="majorHAnsi" w:cstheme="majorBidi"/>
       <w:b/>
       <w:bCs/>
-      <w:color w:val="4F81BD" w:themeColor="accent1"/>
-      <w:sz w:val="26"/>
+      <w:color w:val="2E74B5"/>
+      <w:sz w:val="25"/>
       <w:szCs w:val="26"/>
     </w:rPr>
   </w:style>
@@ -4625,14 +3028,15 @@
     <w:pPr>
       <w:keepNext/>
       <w:keepLines/>
-      <w:spacing w:before="200" w:after="0"/>
+      <w:spacing w:before="180" w:after="100"/>
       <w:outlineLvl w:val="2"/>
     </w:pPr>
     <w:rPr>
       <w:rFonts w:asciiTheme="majorHAnsi" w:eastAsiaTheme="majorEastAsia" w:hAnsiTheme="majorHAnsi" w:cstheme="majorBidi"/>
       <w:b/>
       <w:bCs/>
-      <w:color w:val="4F81BD" w:themeColor="accent1"/>
+      <w:color w:val="444444"/>
+      <w:sz w:val="22"/>
     </w:rPr>
   </w:style>
   <w:style w:type="paragraph" w:styleId="Heading4">
